--- a/What did I do 2025.docx
+++ b/What did I do 2025.docx
@@ -7,13 +7,13 @@
         <w:pStyle w:val="Heading1"/>
         <w:rPr>
           <w:u w:val="single"/>
-          <w:lang w:val="en-US"/>
+          <w:lang w:val="en-NZ"/>
         </w:rPr>
       </w:pPr>
       <w:r>
         <w:rPr>
           <w:u w:val="single"/>
-          <w:lang w:val="en-US"/>
+          <w:lang w:val="en-NZ"/>
         </w:rPr>
         <w:t>What did I do?</w:t>
       </w:r>
@@ -22,19 +22,18 @@
       <w:pPr>
         <w:pStyle w:val="Heading2"/>
         <w:rPr>
-          <w:lang w:val="en-US"/>
-        </w:rPr>
-      </w:pPr>
-      <w:r>
-        <w:rPr>
-          <w:rFonts w:hint="eastAsia"/>
-          <w:lang w:val="en-US" w:eastAsia="zh-CN"/>
+          <w:lang w:val="en-NZ"/>
+        </w:rPr>
+      </w:pPr>
+      <w:r>
+        <w:rPr>
+          <w:lang w:val="en-NZ" w:eastAsia="zh-CN"/>
         </w:rPr>
         <w:t>March</w:t>
       </w:r>
       <w:r>
         <w:rPr>
-          <w:lang w:val="en-US"/>
+          <w:lang w:val="en-NZ"/>
         </w:rPr>
         <w:t xml:space="preserve"> 2022</w:t>
       </w:r>
@@ -46,12 +45,12 @@
           <w:numId w:val="2"/>
         </w:numPr>
         <w:rPr>
-          <w:lang w:val="en-US"/>
-        </w:rPr>
-      </w:pPr>
-      <w:r>
-        <w:rPr>
-          <w:lang w:val="en-US"/>
+          <w:lang w:val="en-NZ"/>
+        </w:rPr>
+      </w:pPr>
+      <w:r>
+        <w:rPr>
+          <w:lang w:val="en-NZ"/>
         </w:rPr>
         <w:t>Started at DairyNZ.</w:t>
       </w:r>
@@ -63,12 +62,12 @@
           <w:numId w:val="2"/>
         </w:numPr>
         <w:rPr>
-          <w:lang w:val="en-US"/>
-        </w:rPr>
-      </w:pPr>
-      <w:r>
-        <w:rPr>
-          <w:lang w:val="en-US"/>
+          <w:lang w:val="en-NZ"/>
+        </w:rPr>
+      </w:pPr>
+      <w:r>
+        <w:rPr>
+          <w:lang w:val="en-NZ"/>
         </w:rPr>
         <w:t>Attending Bayesian Modelling course.</w:t>
       </w:r>
@@ -80,30 +79,30 @@
           <w:numId w:val="2"/>
         </w:numPr>
         <w:rPr>
-          <w:lang w:val="en-US"/>
-        </w:rPr>
-      </w:pPr>
-      <w:r>
-        <w:rPr>
-          <w:lang w:val="en-US"/>
+          <w:lang w:val="en-NZ"/>
+        </w:rPr>
+      </w:pPr>
+      <w:r>
+        <w:rPr>
+          <w:lang w:val="en-NZ"/>
         </w:rPr>
         <w:t>Started work on</w:t>
       </w:r>
       <w:r>
         <w:rPr>
-          <w:lang w:val="en-US"/>
+          <w:lang w:val="en-NZ"/>
         </w:rPr>
         <w:t xml:space="preserve"> Graeme Doole FVI GAMS mode</w:t>
       </w:r>
       <w:r>
         <w:rPr>
-          <w:lang w:val="en-US"/>
+          <w:lang w:val="en-NZ"/>
         </w:rPr>
         <w:t>l</w:t>
       </w:r>
       <w:r>
         <w:rPr>
-          <w:lang w:val="en-US"/>
+          <w:lang w:val="en-NZ"/>
         </w:rPr>
         <w:t>.</w:t>
       </w:r>
@@ -115,26 +114,26 @@
           <w:numId w:val="2"/>
         </w:numPr>
         <w:rPr>
-          <w:lang w:val="en-US"/>
-        </w:rPr>
-      </w:pPr>
-      <w:r>
-        <w:rPr>
-          <w:lang w:val="en-US"/>
+          <w:lang w:val="en-NZ"/>
+        </w:rPr>
+      </w:pPr>
+      <w:r>
+        <w:rPr>
+          <w:lang w:val="en-NZ"/>
         </w:rPr>
         <w:t xml:space="preserve">Ran BACH hydrograph separation for </w:t>
       </w:r>
       <w:proofErr w:type="spellStart"/>
       <w:r>
         <w:rPr>
-          <w:lang w:val="en-US"/>
+          <w:lang w:val="en-NZ"/>
         </w:rPr>
         <w:t>Toenepi</w:t>
       </w:r>
       <w:proofErr w:type="spellEnd"/>
       <w:r>
         <w:rPr>
-          <w:lang w:val="en-US"/>
+          <w:lang w:val="en-NZ"/>
         </w:rPr>
         <w:t>.</w:t>
       </w:r>
@@ -143,18 +142,18 @@
       <w:pPr>
         <w:pStyle w:val="Heading2"/>
         <w:rPr>
-          <w:lang w:val="en-US"/>
-        </w:rPr>
-      </w:pPr>
-      <w:r>
-        <w:rPr>
-          <w:lang w:val="en-US" w:eastAsia="zh-CN"/>
+          <w:lang w:val="en-NZ"/>
+        </w:rPr>
+      </w:pPr>
+      <w:r>
+        <w:rPr>
+          <w:lang w:val="en-NZ" w:eastAsia="zh-CN"/>
         </w:rPr>
         <w:t xml:space="preserve">April </w:t>
       </w:r>
       <w:r>
         <w:rPr>
-          <w:lang w:val="en-US"/>
+          <w:lang w:val="en-NZ"/>
         </w:rPr>
         <w:t>2022</w:t>
       </w:r>
@@ -166,12 +165,12 @@
           <w:numId w:val="2"/>
         </w:numPr>
         <w:rPr>
-          <w:lang w:val="en-US"/>
-        </w:rPr>
-      </w:pPr>
-      <w:r>
-        <w:rPr>
-          <w:lang w:val="en-US"/>
+          <w:lang w:val="en-NZ"/>
+        </w:rPr>
+      </w:pPr>
+      <w:r>
+        <w:rPr>
+          <w:lang w:val="en-NZ"/>
         </w:rPr>
         <w:t>Delivered Dairy Systems Report for GHG Inventory project.</w:t>
       </w:r>
@@ -183,12 +182,12 @@
           <w:numId w:val="2"/>
         </w:numPr>
         <w:rPr>
-          <w:lang w:val="en-US"/>
-        </w:rPr>
-      </w:pPr>
-      <w:r>
-        <w:rPr>
-          <w:lang w:val="en-US"/>
+          <w:lang w:val="en-NZ"/>
+        </w:rPr>
+      </w:pPr>
+      <w:r>
+        <w:rPr>
+          <w:lang w:val="en-NZ"/>
         </w:rPr>
         <w:t>Planned FVI model.</w:t>
       </w:r>
@@ -200,26 +199,26 @@
           <w:numId w:val="2"/>
         </w:numPr>
         <w:rPr>
-          <w:lang w:val="en-US"/>
-        </w:rPr>
-      </w:pPr>
-      <w:r>
-        <w:rPr>
-          <w:lang w:val="en-US"/>
+          <w:lang w:val="en-NZ"/>
+        </w:rPr>
+      </w:pPr>
+      <w:r>
+        <w:rPr>
+          <w:lang w:val="en-NZ"/>
         </w:rPr>
         <w:t xml:space="preserve">Continued running BACH hydrograph separation for </w:t>
       </w:r>
       <w:proofErr w:type="spellStart"/>
       <w:r>
         <w:rPr>
-          <w:lang w:val="en-US"/>
+          <w:lang w:val="en-NZ"/>
         </w:rPr>
         <w:t>Toenepi</w:t>
       </w:r>
       <w:proofErr w:type="spellEnd"/>
       <w:r>
         <w:rPr>
-          <w:lang w:val="en-US"/>
+          <w:lang w:val="en-NZ"/>
         </w:rPr>
         <w:t>.</w:t>
       </w:r>
@@ -228,18 +227,18 @@
       <w:pPr>
         <w:pStyle w:val="Heading2"/>
         <w:rPr>
-          <w:lang w:val="en-US"/>
-        </w:rPr>
-      </w:pPr>
-      <w:r>
-        <w:rPr>
-          <w:lang w:val="en-US" w:eastAsia="zh-CN"/>
+          <w:lang w:val="en-NZ"/>
+        </w:rPr>
+      </w:pPr>
+      <w:r>
+        <w:rPr>
+          <w:lang w:val="en-NZ" w:eastAsia="zh-CN"/>
         </w:rPr>
         <w:t xml:space="preserve">May </w:t>
       </w:r>
       <w:r>
         <w:rPr>
-          <w:lang w:val="en-US"/>
+          <w:lang w:val="en-NZ"/>
         </w:rPr>
         <w:t>2022</w:t>
       </w:r>
@@ -251,26 +250,26 @@
           <w:numId w:val="2"/>
         </w:numPr>
         <w:rPr>
-          <w:lang w:val="en-US"/>
-        </w:rPr>
-      </w:pPr>
-      <w:r>
-        <w:rPr>
-          <w:lang w:val="en-US"/>
+          <w:lang w:val="en-NZ"/>
+        </w:rPr>
+      </w:pPr>
+      <w:r>
+        <w:rPr>
+          <w:lang w:val="en-NZ"/>
         </w:rPr>
         <w:t xml:space="preserve">Initial implementation of FVI model in </w:t>
       </w:r>
       <w:proofErr w:type="spellStart"/>
       <w:r>
         <w:rPr>
-          <w:lang w:val="en-US"/>
+          <w:lang w:val="en-NZ"/>
         </w:rPr>
         <w:t>Rcpp</w:t>
       </w:r>
       <w:proofErr w:type="spellEnd"/>
       <w:r>
         <w:rPr>
-          <w:lang w:val="en-US"/>
+          <w:lang w:val="en-NZ"/>
         </w:rPr>
         <w:t xml:space="preserve"> and initial calibration to FVI data. Added economics.</w:t>
       </w:r>
@@ -282,12 +281,12 @@
           <w:numId w:val="2"/>
         </w:numPr>
         <w:rPr>
-          <w:lang w:val="en-US"/>
-        </w:rPr>
-      </w:pPr>
-      <w:r>
-        <w:rPr>
-          <w:lang w:val="en-US"/>
+          <w:lang w:val="en-NZ"/>
+        </w:rPr>
+      </w:pPr>
+      <w:r>
+        <w:rPr>
+          <w:lang w:val="en-NZ"/>
         </w:rPr>
         <w:t>Reviewed papers for submission to JNZG.</w:t>
       </w:r>
@@ -299,12 +298,12 @@
           <w:numId w:val="2"/>
         </w:numPr>
         <w:rPr>
-          <w:lang w:val="en-US"/>
-        </w:rPr>
-      </w:pPr>
-      <w:r>
-        <w:rPr>
-          <w:lang w:val="en-US"/>
+          <w:lang w:val="en-NZ"/>
+        </w:rPr>
+      </w:pPr>
+      <w:r>
+        <w:rPr>
+          <w:lang w:val="en-NZ"/>
         </w:rPr>
         <w:t>Presented NIWA mgcv::gam work to R community.</w:t>
       </w:r>
@@ -316,12 +315,12 @@
           <w:numId w:val="2"/>
         </w:numPr>
         <w:rPr>
-          <w:lang w:val="en-US"/>
-        </w:rPr>
-      </w:pPr>
-      <w:r>
-        <w:rPr>
-          <w:lang w:val="en-US"/>
+          <w:lang w:val="en-NZ"/>
+        </w:rPr>
+      </w:pPr>
+      <w:r>
+        <w:rPr>
+          <w:lang w:val="en-NZ"/>
         </w:rPr>
         <w:t>Worked on data for GHG Inventory project.</w:t>
       </w:r>
@@ -330,24 +329,24 @@
       <w:pPr>
         <w:pStyle w:val="Heading1"/>
         <w:rPr>
-          <w:lang w:val="en-US"/>
-        </w:rPr>
-      </w:pPr>
-      <w:r>
-        <w:rPr>
-          <w:lang w:val="en-US" w:eastAsia="zh-CN"/>
+          <w:lang w:val="en-NZ"/>
+        </w:rPr>
+      </w:pPr>
+      <w:r>
+        <w:rPr>
+          <w:lang w:val="en-NZ" w:eastAsia="zh-CN"/>
         </w:rPr>
         <w:t xml:space="preserve">Summary </w:t>
       </w:r>
       <w:r>
         <w:rPr>
-          <w:lang w:val="en-US" w:eastAsia="zh-CN"/>
+          <w:lang w:val="en-NZ" w:eastAsia="zh-CN"/>
         </w:rPr>
         <w:t>2021-</w:t>
       </w:r>
       <w:r>
         <w:rPr>
-          <w:lang w:val="en-US"/>
+          <w:lang w:val="en-NZ"/>
         </w:rPr>
         <w:t>2022</w:t>
       </w:r>
@@ -378,12 +377,12 @@
           <w:p>
             <w:pPr>
               <w:rPr>
-                <w:lang w:val="en-US"/>
-              </w:rPr>
-            </w:pPr>
-            <w:r>
-              <w:rPr>
-                <w:lang w:val="en-US"/>
+                <w:lang w:val="en-NZ"/>
+              </w:rPr>
+            </w:pPr>
+            <w:r>
+              <w:rPr>
+                <w:lang w:val="en-NZ"/>
               </w:rPr>
               <w:t>Main projects 2021-2022</w:t>
             </w:r>
@@ -396,12 +395,12 @@
           <w:p>
             <w:pPr>
               <w:rPr>
-                <w:lang w:val="en-US"/>
-              </w:rPr>
-            </w:pPr>
-            <w:r>
-              <w:rPr>
-                <w:lang w:val="en-US"/>
+                <w:lang w:val="en-NZ"/>
+              </w:rPr>
+            </w:pPr>
+            <w:r>
+              <w:rPr>
+                <w:lang w:val="en-NZ"/>
               </w:rPr>
               <w:t>Hours</w:t>
             </w:r>
@@ -414,12 +413,12 @@
           <w:p>
             <w:pPr>
               <w:rPr>
-                <w:lang w:val="en-US"/>
-              </w:rPr>
-            </w:pPr>
-            <w:r>
-              <w:rPr>
-                <w:lang w:val="en-US"/>
+                <w:lang w:val="en-NZ"/>
+              </w:rPr>
+            </w:pPr>
+            <w:r>
+              <w:rPr>
+                <w:lang w:val="en-NZ"/>
               </w:rPr>
               <w:t>Deliverables</w:t>
             </w:r>
@@ -434,12 +433,12 @@
           <w:p>
             <w:pPr>
               <w:rPr>
-                <w:lang w:val="en-US"/>
-              </w:rPr>
-            </w:pPr>
-            <w:r>
-              <w:rPr>
-                <w:lang w:val="en-US"/>
+                <w:lang w:val="en-NZ"/>
+              </w:rPr>
+            </w:pPr>
+            <w:r>
+              <w:rPr>
+                <w:lang w:val="en-NZ"/>
               </w:rPr>
               <w:t>FVI</w:t>
             </w:r>
@@ -452,12 +451,12 @@
           <w:p>
             <w:pPr>
               <w:rPr>
-                <w:lang w:val="en-US"/>
-              </w:rPr>
-            </w:pPr>
-            <w:r>
-              <w:rPr>
-                <w:lang w:val="en-US"/>
+                <w:lang w:val="en-NZ"/>
+              </w:rPr>
+            </w:pPr>
+            <w:r>
+              <w:rPr>
+                <w:lang w:val="en-NZ"/>
               </w:rPr>
               <w:t>159</w:t>
             </w:r>
@@ -470,12 +469,12 @@
           <w:p>
             <w:pPr>
               <w:rPr>
-                <w:lang w:val="en-US"/>
-              </w:rPr>
-            </w:pPr>
-            <w:r>
-              <w:rPr>
-                <w:lang w:val="en-US"/>
+                <w:lang w:val="en-NZ"/>
+              </w:rPr>
+            </w:pPr>
+            <w:r>
+              <w:rPr>
+                <w:lang w:val="en-NZ"/>
               </w:rPr>
               <w:t>Developing FVI model and draft paper</w:t>
             </w:r>
@@ -490,12 +489,12 @@
           <w:p>
             <w:pPr>
               <w:rPr>
-                <w:lang w:val="en-US"/>
-              </w:rPr>
-            </w:pPr>
-            <w:r>
-              <w:rPr>
-                <w:lang w:val="en-US"/>
+                <w:lang w:val="en-NZ"/>
+              </w:rPr>
+            </w:pPr>
+            <w:r>
+              <w:rPr>
+                <w:lang w:val="en-NZ"/>
               </w:rPr>
               <w:t>GHG</w:t>
             </w:r>
@@ -508,12 +507,12 @@
           <w:p>
             <w:pPr>
               <w:rPr>
-                <w:lang w:val="en-US"/>
-              </w:rPr>
-            </w:pPr>
-            <w:r>
-              <w:rPr>
-                <w:lang w:val="en-US"/>
+                <w:lang w:val="en-NZ"/>
+              </w:rPr>
+            </w:pPr>
+            <w:r>
+              <w:rPr>
+                <w:lang w:val="en-NZ"/>
               </w:rPr>
               <w:t>79</w:t>
             </w:r>
@@ -526,12 +525,12 @@
           <w:p>
             <w:pPr>
               <w:rPr>
-                <w:lang w:val="en-US"/>
-              </w:rPr>
-            </w:pPr>
-            <w:r>
-              <w:rPr>
-                <w:lang w:val="en-US"/>
+                <w:lang w:val="en-NZ"/>
+              </w:rPr>
+            </w:pPr>
+            <w:r>
+              <w:rPr>
+                <w:lang w:val="en-NZ"/>
               </w:rPr>
               <w:t>Collecting data for MPI feed report</w:t>
             </w:r>
@@ -546,12 +545,12 @@
           <w:p>
             <w:pPr>
               <w:rPr>
-                <w:lang w:val="en-US"/>
-              </w:rPr>
-            </w:pPr>
-            <w:r>
-              <w:rPr>
-                <w:lang w:val="en-US"/>
+                <w:lang w:val="en-NZ"/>
+              </w:rPr>
+            </w:pPr>
+            <w:r>
+              <w:rPr>
+                <w:lang w:val="en-NZ"/>
               </w:rPr>
               <w:t>Other</w:t>
             </w:r>
@@ -564,12 +563,12 @@
           <w:p>
             <w:pPr>
               <w:rPr>
-                <w:lang w:val="en-US"/>
-              </w:rPr>
-            </w:pPr>
-            <w:r>
-              <w:rPr>
-                <w:lang w:val="en-US"/>
+                <w:lang w:val="en-NZ"/>
+              </w:rPr>
+            </w:pPr>
+            <w:r>
+              <w:rPr>
+                <w:lang w:val="en-NZ"/>
               </w:rPr>
               <w:t>219</w:t>
             </w:r>
@@ -582,12 +581,12 @@
           <w:p>
             <w:pPr>
               <w:rPr>
-                <w:lang w:val="en-US"/>
-              </w:rPr>
-            </w:pPr>
-            <w:r>
-              <w:rPr>
-                <w:lang w:val="en-US"/>
+                <w:lang w:val="en-NZ"/>
+              </w:rPr>
+            </w:pPr>
+            <w:r>
+              <w:rPr>
+                <w:lang w:val="en-NZ"/>
               </w:rPr>
               <w:t>Bayesian Modelling Course</w:t>
             </w:r>
@@ -595,26 +594,26 @@
           <w:p>
             <w:pPr>
               <w:rPr>
-                <w:lang w:val="en-US"/>
-              </w:rPr>
-            </w:pPr>
-            <w:r>
-              <w:rPr>
-                <w:lang w:val="en-US"/>
+                <w:lang w:val="en-NZ"/>
+              </w:rPr>
+            </w:pPr>
+            <w:r>
+              <w:rPr>
+                <w:lang w:val="en-NZ"/>
               </w:rPr>
               <w:t xml:space="preserve">BACH </w:t>
             </w:r>
             <w:proofErr w:type="spellStart"/>
             <w:r>
               <w:rPr>
-                <w:lang w:val="en-US"/>
+                <w:lang w:val="en-NZ"/>
               </w:rPr>
               <w:t>Toenepi</w:t>
             </w:r>
             <w:proofErr w:type="spellEnd"/>
             <w:r>
               <w:rPr>
-                <w:lang w:val="en-US"/>
+                <w:lang w:val="en-NZ"/>
               </w:rPr>
               <w:t xml:space="preserve"> for NIWA</w:t>
             </w:r>
@@ -622,18 +621,18 @@
           <w:p>
             <w:pPr>
               <w:rPr>
-                <w:lang w:val="en-US"/>
-              </w:rPr>
-            </w:pPr>
-            <w:r>
-              <w:rPr>
-                <w:lang w:val="en-US"/>
+                <w:lang w:val="en-NZ"/>
+              </w:rPr>
+            </w:pPr>
+            <w:r>
+              <w:rPr>
+                <w:lang w:val="en-NZ"/>
               </w:rPr>
               <w:t>Dairy Systems Report</w:t>
             </w:r>
             <w:r>
               <w:rPr>
-                <w:lang w:val="en-US"/>
+                <w:lang w:val="en-NZ"/>
               </w:rPr>
               <w:t xml:space="preserve"> for MPI</w:t>
             </w:r>
@@ -641,12 +640,12 @@
           <w:p>
             <w:pPr>
               <w:rPr>
-                <w:lang w:val="en-US"/>
-              </w:rPr>
-            </w:pPr>
-            <w:r>
-              <w:rPr>
-                <w:lang w:val="en-US"/>
+                <w:lang w:val="en-NZ"/>
+              </w:rPr>
+            </w:pPr>
+            <w:r>
+              <w:rPr>
+                <w:lang w:val="en-NZ"/>
               </w:rPr>
               <w:t>R Community Presentation</w:t>
             </w:r>
@@ -657,7 +656,7 @@
     <w:p>
       <w:pPr>
         <w:rPr>
-          <w:lang w:val="en-US"/>
+          <w:lang w:val="en-NZ"/>
         </w:rPr>
       </w:pPr>
     </w:p>
@@ -665,18 +664,18 @@
       <w:pPr>
         <w:pStyle w:val="Heading2"/>
         <w:rPr>
-          <w:lang w:val="en-US"/>
-        </w:rPr>
-      </w:pPr>
-      <w:r>
-        <w:rPr>
-          <w:lang w:val="en-US" w:eastAsia="zh-CN"/>
+          <w:lang w:val="en-NZ"/>
+        </w:rPr>
+      </w:pPr>
+      <w:r>
+        <w:rPr>
+          <w:lang w:val="en-NZ" w:eastAsia="zh-CN"/>
         </w:rPr>
         <w:t xml:space="preserve">June </w:t>
       </w:r>
       <w:r>
         <w:rPr>
-          <w:lang w:val="en-US"/>
+          <w:lang w:val="en-NZ"/>
         </w:rPr>
         <w:t>2022</w:t>
       </w:r>
@@ -688,26 +687,26 @@
           <w:numId w:val="2"/>
         </w:numPr>
         <w:rPr>
-          <w:lang w:val="en-US"/>
-        </w:rPr>
-      </w:pPr>
-      <w:r>
-        <w:rPr>
-          <w:lang w:val="en-US"/>
+          <w:lang w:val="en-NZ"/>
+        </w:rPr>
+      </w:pPr>
+      <w:r>
+        <w:rPr>
+          <w:lang w:val="en-NZ"/>
         </w:rPr>
         <w:t xml:space="preserve">Reviewed management rules for FVI model in </w:t>
       </w:r>
       <w:proofErr w:type="spellStart"/>
       <w:r>
         <w:rPr>
-          <w:lang w:val="en-US"/>
+          <w:lang w:val="en-NZ"/>
         </w:rPr>
         <w:t>Rcpp</w:t>
       </w:r>
       <w:proofErr w:type="spellEnd"/>
       <w:r>
         <w:rPr>
-          <w:lang w:val="en-US"/>
+          <w:lang w:val="en-NZ"/>
         </w:rPr>
         <w:t>. Tidied up FVIV silage data. Implemented calibration and reporting.</w:t>
       </w:r>
@@ -719,12 +718,12 @@
           <w:numId w:val="2"/>
         </w:numPr>
         <w:rPr>
-          <w:lang w:val="en-US"/>
-        </w:rPr>
-      </w:pPr>
-      <w:r>
-        <w:rPr>
-          <w:lang w:val="en-US"/>
+          <w:lang w:val="en-NZ"/>
+        </w:rPr>
+      </w:pPr>
+      <w:r>
+        <w:rPr>
+          <w:lang w:val="en-NZ"/>
         </w:rPr>
         <w:t xml:space="preserve">Plotted Farmax data for GHG Inventory project. </w:t>
       </w:r>
@@ -733,18 +732,18 @@
       <w:pPr>
         <w:pStyle w:val="Heading2"/>
         <w:rPr>
-          <w:lang w:val="en-US"/>
-        </w:rPr>
-      </w:pPr>
-      <w:r>
-        <w:rPr>
-          <w:lang w:val="en-US" w:eastAsia="zh-CN"/>
+          <w:lang w:val="en-NZ"/>
+        </w:rPr>
+      </w:pPr>
+      <w:r>
+        <w:rPr>
+          <w:lang w:val="en-NZ" w:eastAsia="zh-CN"/>
         </w:rPr>
         <w:t xml:space="preserve">July </w:t>
       </w:r>
       <w:r>
         <w:rPr>
-          <w:lang w:val="en-US"/>
+          <w:lang w:val="en-NZ"/>
         </w:rPr>
         <w:t>2022</w:t>
       </w:r>
@@ -756,30 +755,30 @@
           <w:numId w:val="2"/>
         </w:numPr>
         <w:rPr>
-          <w:lang w:val="en-US"/>
-        </w:rPr>
-      </w:pPr>
-      <w:r>
-        <w:rPr>
-          <w:lang w:val="en-US"/>
+          <w:lang w:val="en-NZ"/>
+        </w:rPr>
+      </w:pPr>
+      <w:r>
+        <w:rPr>
+          <w:lang w:val="en-NZ"/>
         </w:rPr>
         <w:t>Calibrated FVI model to FVIV data. Held workshops on FVI model David McCall, Alvaro, Mario, David Chapman, Wendy, Elena.</w:t>
       </w:r>
       <w:r>
         <w:rPr>
-          <w:lang w:val="en-US"/>
+          <w:lang w:val="en-NZ"/>
         </w:rPr>
         <w:t xml:space="preserve"> </w:t>
       </w:r>
       <w:r>
         <w:rPr>
-          <w:lang w:val="en-US"/>
+          <w:lang w:val="en-NZ"/>
         </w:rPr>
         <w:t>Drafted FVI model milestones.</w:t>
       </w:r>
       <w:r>
         <w:rPr>
-          <w:lang w:val="en-US"/>
+          <w:lang w:val="en-NZ"/>
         </w:rPr>
         <w:t xml:space="preserve"> Added calving spread.</w:t>
       </w:r>
@@ -791,12 +790,12 @@
           <w:numId w:val="2"/>
         </w:numPr>
         <w:rPr>
-          <w:lang w:val="en-US"/>
-        </w:rPr>
-      </w:pPr>
-      <w:r>
-        <w:rPr>
-          <w:lang w:val="en-US"/>
+          <w:lang w:val="en-NZ"/>
+        </w:rPr>
+      </w:pPr>
+      <w:r>
+        <w:rPr>
+          <w:lang w:val="en-NZ"/>
         </w:rPr>
         <w:lastRenderedPageBreak/>
         <w:t>Updated Pasture Potential Tool data to latest DairyBase extract.</w:t>
@@ -809,12 +808,12 @@
           <w:numId w:val="2"/>
         </w:numPr>
         <w:rPr>
-          <w:lang w:val="en-US"/>
-        </w:rPr>
-      </w:pPr>
-      <w:r>
-        <w:rPr>
-          <w:lang w:val="en-US"/>
+          <w:lang w:val="en-NZ"/>
+        </w:rPr>
+      </w:pPr>
+      <w:r>
+        <w:rPr>
+          <w:lang w:val="en-NZ"/>
         </w:rPr>
         <w:t>Trained NIWA and GNS scientists to use BACH.</w:t>
       </w:r>
@@ -826,24 +825,24 @@
           <w:numId w:val="2"/>
         </w:numPr>
         <w:rPr>
-          <w:lang w:val="en-US"/>
-        </w:rPr>
-      </w:pPr>
-      <w:r>
-        <w:rPr>
-          <w:lang w:val="en-US"/>
+          <w:lang w:val="en-NZ"/>
+        </w:rPr>
+      </w:pPr>
+      <w:r>
+        <w:rPr>
+          <w:lang w:val="en-NZ"/>
         </w:rPr>
         <w:t xml:space="preserve">Joined DairyBase, Milksolids, </w:t>
       </w:r>
       <w:r>
         <w:rPr>
-          <w:lang w:val="en-US"/>
+          <w:lang w:val="en-NZ"/>
         </w:rPr>
         <w:t xml:space="preserve">Dyna, Region </w:t>
       </w:r>
       <w:r>
         <w:rPr>
-          <w:lang w:val="en-US"/>
+          <w:lang w:val="en-NZ"/>
         </w:rPr>
         <w:t>data for Greenhouse Gas inventory.</w:t>
       </w:r>
@@ -855,32 +854,32 @@
           <w:numId w:val="2"/>
         </w:numPr>
         <w:rPr>
-          <w:lang w:val="en-US"/>
-        </w:rPr>
-      </w:pPr>
-      <w:r>
-        <w:rPr>
-          <w:lang w:val="en-US"/>
+          <w:lang w:val="en-NZ"/>
+        </w:rPr>
+      </w:pPr>
+      <w:r>
+        <w:rPr>
+          <w:lang w:val="en-NZ"/>
         </w:rPr>
         <w:t xml:space="preserve">Revised NIWA </w:t>
       </w:r>
       <w:proofErr w:type="spellStart"/>
       <w:r>
         <w:rPr>
-          <w:lang w:val="en-US"/>
+          <w:lang w:val="en-NZ"/>
         </w:rPr>
         <w:t>TopNet</w:t>
       </w:r>
       <w:proofErr w:type="spellEnd"/>
       <w:r>
         <w:rPr>
-          <w:lang w:val="en-US"/>
+          <w:lang w:val="en-NZ"/>
         </w:rPr>
         <w:t xml:space="preserve"> </w:t>
       </w:r>
       <w:r>
         <w:rPr>
-          <w:lang w:val="en-US"/>
+          <w:lang w:val="en-NZ"/>
         </w:rPr>
         <w:t>S-Map paper for Channa.</w:t>
       </w:r>
@@ -889,18 +888,18 @@
       <w:pPr>
         <w:pStyle w:val="Heading2"/>
         <w:rPr>
-          <w:lang w:val="en-US"/>
-        </w:rPr>
-      </w:pPr>
-      <w:r>
-        <w:rPr>
-          <w:lang w:val="en-US" w:eastAsia="zh-CN"/>
+          <w:lang w:val="en-NZ"/>
+        </w:rPr>
+      </w:pPr>
+      <w:r>
+        <w:rPr>
+          <w:lang w:val="en-NZ" w:eastAsia="zh-CN"/>
         </w:rPr>
         <w:t xml:space="preserve">August </w:t>
       </w:r>
       <w:r>
         <w:rPr>
-          <w:lang w:val="en-US"/>
+          <w:lang w:val="en-NZ"/>
         </w:rPr>
         <w:t>2022</w:t>
       </w:r>
@@ -912,67 +911,233 @@
           <w:numId w:val="2"/>
         </w:numPr>
         <w:rPr>
-          <w:lang w:val="en-US"/>
-        </w:rPr>
-      </w:pPr>
-      <w:r>
-        <w:rPr>
-          <w:lang w:val="en-US"/>
-        </w:rPr>
-        <w:t>Added calving spread to FVI model.</w:t>
-      </w:r>
-      <w:r>
-        <w:rPr>
-          <w:lang w:val="en-US"/>
+          <w:lang w:val="en-NZ"/>
+        </w:rPr>
+      </w:pPr>
+      <w:r>
+        <w:rPr>
+          <w:lang w:val="en-NZ"/>
+        </w:rPr>
+        <w:t xml:space="preserve">Added calving spread to FVI model. Added 2021 FVIV data to FVI model. Interpolated liveweight data. Rewrote milestones for FVI model. </w:t>
+      </w:r>
+    </w:p>
+    <w:p>
+      <w:pPr>
+        <w:numPr>
+          <w:ilvl w:val="0"/>
+          <w:numId w:val="2"/>
+        </w:numPr>
+        <w:rPr>
+          <w:lang w:val="en-NZ"/>
+        </w:rPr>
+      </w:pPr>
+      <w:r>
+        <w:rPr>
+          <w:lang w:val="en-NZ"/>
+        </w:rPr>
+        <w:t>Prepared second report for GHG inventory. Imputation of seasonal feed use across all NZ farms.</w:t>
+      </w:r>
+    </w:p>
+    <w:p>
+      <w:pPr>
+        <w:pStyle w:val="Heading2"/>
+        <w:rPr>
+          <w:lang w:val="en-NZ"/>
+        </w:rPr>
+      </w:pPr>
+      <w:r>
+        <w:rPr>
+          <w:lang w:val="en-NZ" w:eastAsia="zh-CN"/>
+        </w:rPr>
+        <w:t xml:space="preserve">September </w:t>
+      </w:r>
+      <w:r>
+        <w:rPr>
+          <w:lang w:val="en-NZ"/>
+        </w:rPr>
+        <w:t>2022</w:t>
+      </w:r>
+    </w:p>
+    <w:p>
+      <w:pPr>
+        <w:numPr>
+          <w:ilvl w:val="0"/>
+          <w:numId w:val="2"/>
+        </w:numPr>
+        <w:rPr>
+          <w:lang w:val="en-NZ"/>
+        </w:rPr>
+      </w:pPr>
+      <w:r>
+        <w:rPr>
+          <w:lang w:val="en-NZ"/>
+        </w:rPr>
+        <w:t>Imputed and validated seasonal feed use across all NZ farms. Prepared and delivered second milestone report for GHG inventory.</w:t>
+      </w:r>
+    </w:p>
+    <w:p>
+      <w:pPr>
+        <w:numPr>
+          <w:ilvl w:val="0"/>
+          <w:numId w:val="2"/>
+        </w:numPr>
+        <w:rPr>
+          <w:lang w:val="en-NZ"/>
+        </w:rPr>
+      </w:pPr>
+      <w:r>
+        <w:rPr>
+          <w:lang w:val="en-NZ"/>
+        </w:rPr>
+        <w:t>Assembled and interpolated FVIV liveweight and body condition data for the FVI modelling. Documented the FVI model design. Designed static cow model.</w:t>
+      </w:r>
+    </w:p>
+    <w:p>
+      <w:pPr>
+        <w:numPr>
+          <w:ilvl w:val="0"/>
+          <w:numId w:val="2"/>
+        </w:numPr>
+        <w:rPr>
+          <w:lang w:val="en-NZ"/>
+        </w:rPr>
+      </w:pPr>
+      <w:r>
+        <w:rPr>
+          <w:lang w:val="en-NZ"/>
+        </w:rPr>
+        <w:t>Sick with Covid.</w:t>
+      </w:r>
+    </w:p>
+    <w:p>
+      <w:pPr>
+        <w:pStyle w:val="Heading2"/>
+        <w:rPr>
+          <w:lang w:val="en-NZ"/>
+        </w:rPr>
+      </w:pPr>
+      <w:r>
+        <w:rPr>
+          <w:lang w:val="en-NZ" w:eastAsia="zh-CN"/>
+        </w:rPr>
+        <w:t xml:space="preserve">October </w:t>
+      </w:r>
+      <w:r>
+        <w:rPr>
+          <w:lang w:val="en-NZ"/>
+        </w:rPr>
+        <w:t>2022</w:t>
+      </w:r>
+    </w:p>
+    <w:p>
+      <w:pPr>
+        <w:numPr>
+          <w:ilvl w:val="0"/>
+          <w:numId w:val="2"/>
+        </w:numPr>
+        <w:rPr>
+          <w:lang w:val="en-NZ"/>
+        </w:rPr>
+      </w:pPr>
+      <w:r>
+        <w:rPr>
+          <w:lang w:val="en-NZ"/>
+        </w:rPr>
+        <w:t xml:space="preserve">Added static cow model to JFARM. </w:t>
+      </w:r>
+    </w:p>
+    <w:p>
+      <w:pPr>
+        <w:numPr>
+          <w:ilvl w:val="0"/>
+          <w:numId w:val="2"/>
+        </w:numPr>
+        <w:rPr>
+          <w:lang w:val="en-NZ"/>
+        </w:rPr>
+      </w:pPr>
+      <w:r>
+        <w:rPr>
+          <w:lang w:val="en-NZ"/>
+        </w:rPr>
+        <w:t xml:space="preserve">Calibrated </w:t>
+      </w:r>
+      <w:r>
+        <w:rPr>
+          <w:lang w:val="en-NZ"/>
+        </w:rPr>
+        <w:t>JFARM to Scott Farm FVIV data.</w:t>
+      </w:r>
+      <w:r>
+        <w:rPr>
+          <w:lang w:val="en-NZ"/>
         </w:rPr>
         <w:t xml:space="preserve"> </w:t>
       </w:r>
       <w:r>
         <w:rPr>
-          <w:lang w:val="en-US"/>
-        </w:rPr>
-        <w:t>Added</w:t>
-      </w:r>
-      <w:r>
-        <w:rPr>
-          <w:lang w:val="en-US"/>
-        </w:rPr>
-        <w:t xml:space="preserve"> 2021 FVIV data to FVI model. Interpolated liveweight data. Rewrote milestones for FVI model. </w:t>
-      </w:r>
-    </w:p>
-    <w:p>
-      <w:pPr>
-        <w:numPr>
-          <w:ilvl w:val="0"/>
-          <w:numId w:val="2"/>
-        </w:numPr>
-        <w:rPr>
-          <w:lang w:val="en-US"/>
-        </w:rPr>
-      </w:pPr>
-      <w:r>
-        <w:rPr>
-          <w:lang w:val="en-US"/>
-        </w:rPr>
-        <w:t>Prepared second report for GHG inventory. Imputation of seasonal feed use across all NZ farms.</w:t>
+          <w:lang w:val="en-NZ"/>
+        </w:rPr>
+        <w:t>Drafted Calibration report. Still have energy balance issues.</w:t>
+      </w:r>
+    </w:p>
+    <w:p>
+      <w:pPr>
+        <w:numPr>
+          <w:ilvl w:val="0"/>
+          <w:numId w:val="2"/>
+        </w:numPr>
+        <w:rPr>
+          <w:lang w:val="en-NZ"/>
+        </w:rPr>
+      </w:pPr>
+      <w:r>
+        <w:rPr>
+          <w:lang w:val="en-NZ"/>
+        </w:rPr>
+        <w:t>Added multi</w:t>
+      </w:r>
+      <w:r>
+        <w:rPr>
+          <w:lang w:val="en-NZ"/>
+        </w:rPr>
+        <w:t>-</w:t>
+      </w:r>
+      <w:r>
+        <w:rPr>
+          <w:lang w:val="en-NZ"/>
+        </w:rPr>
+        <w:t>parameter</w:t>
+      </w:r>
+      <w:r>
+        <w:rPr>
+          <w:lang w:val="en-NZ"/>
+        </w:rPr>
+        <w:t>-</w:t>
+      </w:r>
+      <w:r>
+        <w:rPr>
+          <w:lang w:val="en-NZ"/>
+        </w:rPr>
+        <w:t>set runs to JFARM, in preparation for optimization.</w:t>
       </w:r>
     </w:p>
     <w:p>
       <w:pPr>
         <w:pStyle w:val="Heading2"/>
         <w:rPr>
-          <w:lang w:val="en-US"/>
-        </w:rPr>
-      </w:pPr>
-      <w:r>
-        <w:rPr>
-          <w:lang w:val="en-US" w:eastAsia="zh-CN"/>
-        </w:rPr>
-        <w:t xml:space="preserve">September </w:t>
-      </w:r>
-      <w:r>
-        <w:rPr>
-          <w:lang w:val="en-US"/>
+          <w:lang w:val="en-NZ"/>
+        </w:rPr>
+      </w:pPr>
+      <w:r>
+        <w:rPr>
+          <w:lang w:val="en-NZ" w:eastAsia="zh-CN"/>
+        </w:rPr>
+        <w:t xml:space="preserve">November </w:t>
+      </w:r>
+      <w:r>
+        <w:rPr>
+          <w:lang w:val="en-NZ"/>
         </w:rPr>
         <w:t>2022</w:t>
       </w:r>
@@ -984,66 +1149,67 @@
           <w:numId w:val="2"/>
         </w:numPr>
         <w:rPr>
-          <w:lang w:val="en-US"/>
-        </w:rPr>
-      </w:pPr>
-      <w:r>
-        <w:rPr>
-          <w:lang w:val="en-US"/>
-        </w:rPr>
-        <w:t>Imputed and validated seasonal feed use across all NZ farms. Prepared and delivered second milestone report for GHG inventory.</w:t>
-      </w:r>
-    </w:p>
-    <w:p>
-      <w:pPr>
-        <w:numPr>
-          <w:ilvl w:val="0"/>
-          <w:numId w:val="2"/>
-        </w:numPr>
-        <w:rPr>
-          <w:lang w:val="en-US"/>
-        </w:rPr>
-      </w:pPr>
-      <w:r>
-        <w:rPr>
-          <w:lang w:val="en-US"/>
-        </w:rPr>
-        <w:t>Assembled and interpolated FVIV liveweight and body condition data for the FVI modelling. Documented the FVI model design. Designed static cow model.</w:t>
-      </w:r>
-    </w:p>
-    <w:p>
-      <w:pPr>
-        <w:numPr>
-          <w:ilvl w:val="0"/>
-          <w:numId w:val="2"/>
-        </w:numPr>
-        <w:rPr>
-          <w:lang w:val="en-US"/>
-        </w:rPr>
-      </w:pPr>
-      <w:r>
-        <w:rPr>
-          <w:lang w:val="en-US"/>
-        </w:rPr>
-        <w:t>Sick with Covid.</w:t>
+          <w:lang w:val="en-NZ"/>
+        </w:rPr>
+      </w:pPr>
+      <w:r>
+        <w:rPr>
+          <w:lang w:val="en-NZ"/>
+        </w:rPr>
+        <w:t>Drafted simple management rules for JFARM and recalibrated to the Scott Farm FVIV Trial data.</w:t>
+      </w:r>
+      <w:r>
+        <w:rPr>
+          <w:lang w:val="en-NZ"/>
+        </w:rPr>
+        <w:t xml:space="preserve"> Added a simple output report.</w:t>
+      </w:r>
+      <w:r>
+        <w:rPr>
+          <w:lang w:val="en-NZ"/>
+        </w:rPr>
+        <w:t xml:space="preserve"> Calculated forage performance values.</w:t>
+      </w:r>
+      <w:r>
+        <w:rPr>
+          <w:lang w:val="en-NZ"/>
+        </w:rPr>
+        <w:t xml:space="preserve"> </w:t>
+      </w:r>
+    </w:p>
+    <w:p>
+      <w:pPr>
+        <w:numPr>
+          <w:ilvl w:val="0"/>
+          <w:numId w:val="2"/>
+        </w:numPr>
+        <w:rPr>
+          <w:lang w:val="en-NZ"/>
+        </w:rPr>
+      </w:pPr>
+      <w:r>
+        <w:rPr>
+          <w:lang w:val="en-NZ"/>
+        </w:rPr>
+        <w:t>Included the Dairy Stats data into the GHG Inventory project and looked for ways to link it to the Farmax data.</w:t>
       </w:r>
     </w:p>
     <w:p>
       <w:pPr>
         <w:pStyle w:val="Heading2"/>
         <w:rPr>
-          <w:lang w:val="en-US"/>
-        </w:rPr>
-      </w:pPr>
-      <w:r>
-        <w:rPr>
-          <w:lang w:val="en-US" w:eastAsia="zh-CN"/>
-        </w:rPr>
-        <w:t xml:space="preserve">October </w:t>
-      </w:r>
-      <w:r>
-        <w:rPr>
-          <w:lang w:val="en-US"/>
+          <w:lang w:val="en-NZ"/>
+        </w:rPr>
+      </w:pPr>
+      <w:r>
+        <w:rPr>
+          <w:lang w:val="en-NZ" w:eastAsia="zh-CN"/>
+        </w:rPr>
+        <w:t xml:space="preserve">December </w:t>
+      </w:r>
+      <w:r>
+        <w:rPr>
+          <w:lang w:val="en-NZ"/>
         </w:rPr>
         <w:t>2022</w:t>
       </w:r>
@@ -1055,143 +1221,176 @@
           <w:numId w:val="2"/>
         </w:numPr>
         <w:rPr>
-          <w:lang w:val="en-US"/>
-        </w:rPr>
-      </w:pPr>
-      <w:r>
-        <w:rPr>
-          <w:lang w:val="en-US"/>
-        </w:rPr>
-        <w:t xml:space="preserve">Added static cow model to JFARM. </w:t>
-      </w:r>
-    </w:p>
-    <w:p>
-      <w:pPr>
-        <w:numPr>
-          <w:ilvl w:val="0"/>
-          <w:numId w:val="2"/>
-        </w:numPr>
-        <w:rPr>
-          <w:lang w:val="en-US"/>
-        </w:rPr>
-      </w:pPr>
-      <w:r>
-        <w:rPr>
-          <w:lang w:val="en-US"/>
-        </w:rPr>
-        <w:t xml:space="preserve">Calibrated </w:t>
-      </w:r>
-      <w:r>
-        <w:rPr>
-          <w:lang w:val="en-US"/>
-        </w:rPr>
-        <w:t>JFARM to Scott Farm FVIV data.</w:t>
-      </w:r>
-      <w:r>
-        <w:rPr>
-          <w:lang w:val="en-US"/>
+          <w:lang w:val="en-NZ"/>
+        </w:rPr>
+      </w:pPr>
+      <w:r>
+        <w:rPr>
+          <w:lang w:val="en-NZ"/>
+        </w:rPr>
+        <w:t xml:space="preserve">Implemented </w:t>
+      </w:r>
+      <w:r>
+        <w:rPr>
+          <w:lang w:val="en-NZ"/>
+        </w:rPr>
+        <w:t xml:space="preserve">management </w:t>
+      </w:r>
+      <w:r>
+        <w:rPr>
+          <w:lang w:val="en-NZ"/>
+        </w:rPr>
+        <w:t>optimization in JFARM</w:t>
+      </w:r>
+      <w:r>
+        <w:rPr>
+          <w:lang w:val="en-NZ"/>
+        </w:rPr>
+        <w:t>.</w:t>
+      </w:r>
+      <w:r>
+        <w:rPr>
+          <w:lang w:val="en-NZ"/>
+        </w:rPr>
+        <w:t xml:space="preserve"> Refined Intake model. </w:t>
+      </w:r>
+    </w:p>
+    <w:p>
+      <w:pPr>
+        <w:numPr>
+          <w:ilvl w:val="0"/>
+          <w:numId w:val="2"/>
+        </w:numPr>
+        <w:rPr>
+          <w:lang w:val="en-NZ"/>
+        </w:rPr>
+      </w:pPr>
+      <w:r>
+        <w:rPr>
+          <w:lang w:val="en-NZ"/>
+        </w:rPr>
+        <w:t>Reviewed Farmax data for GHG project. Requested updated data.</w:t>
+      </w:r>
+    </w:p>
+    <w:p>
+      <w:pPr>
+        <w:numPr>
+          <w:ilvl w:val="0"/>
+          <w:numId w:val="2"/>
+        </w:numPr>
+        <w:rPr>
+          <w:lang w:val="en-NZ"/>
+        </w:rPr>
+      </w:pPr>
+      <w:r>
+        <w:rPr>
+          <w:lang w:val="en-NZ"/>
+        </w:rPr>
+        <w:t>Christmas holiday.</w:t>
+      </w:r>
+    </w:p>
+    <w:p>
+      <w:pPr>
+        <w:pStyle w:val="Heading2"/>
+        <w:rPr>
+          <w:lang w:val="en-NZ"/>
+        </w:rPr>
+      </w:pPr>
+      <w:r>
+        <w:rPr>
+          <w:lang w:val="en-NZ" w:eastAsia="zh-CN"/>
+        </w:rPr>
+        <w:t xml:space="preserve">January </w:t>
+      </w:r>
+      <w:r>
+        <w:rPr>
+          <w:lang w:val="en-NZ"/>
+        </w:rPr>
+        <w:t>2023</w:t>
+      </w:r>
+    </w:p>
+    <w:p>
+      <w:pPr>
+        <w:numPr>
+          <w:ilvl w:val="0"/>
+          <w:numId w:val="2"/>
+        </w:numPr>
+        <w:rPr>
+          <w:lang w:val="en-NZ"/>
+        </w:rPr>
+      </w:pPr>
+      <w:r>
+        <w:rPr>
+          <w:lang w:val="en-NZ"/>
+        </w:rPr>
+        <w:t>Tidied up and plotted feed data from Farmax, DairyBase, MPI Report, Dairy Stats for the GHG Inventory project.</w:t>
+      </w:r>
+      <w:r>
+        <w:rPr>
+          <w:lang w:val="en-NZ"/>
         </w:rPr>
         <w:t xml:space="preserve"> </w:t>
       </w:r>
       <w:r>
         <w:rPr>
-          <w:lang w:val="en-US"/>
-        </w:rPr>
-        <w:t>Drafted Calibration report. Still have energy balance issues.</w:t>
-      </w:r>
-    </w:p>
-    <w:p>
-      <w:pPr>
-        <w:numPr>
-          <w:ilvl w:val="0"/>
-          <w:numId w:val="2"/>
-        </w:numPr>
-        <w:rPr>
-          <w:lang w:val="en-US"/>
-        </w:rPr>
-      </w:pPr>
-      <w:r>
-        <w:rPr>
-          <w:lang w:val="en-US"/>
-        </w:rPr>
-        <w:t>Added multi</w:t>
-      </w:r>
-      <w:r>
-        <w:rPr>
-          <w:lang w:val="en-US"/>
-        </w:rPr>
-        <w:t>-</w:t>
-      </w:r>
-      <w:r>
-        <w:rPr>
-          <w:lang w:val="en-US"/>
-        </w:rPr>
-        <w:t>parameter</w:t>
-      </w:r>
-      <w:r>
-        <w:rPr>
-          <w:lang w:val="en-US"/>
-        </w:rPr>
-        <w:t>-</w:t>
-      </w:r>
-      <w:r>
-        <w:rPr>
-          <w:lang w:val="en-US"/>
-        </w:rPr>
-        <w:t>set runs to JFARM, in preparation for optimization.</w:t>
+          <w:lang w:val="en-NZ"/>
+        </w:rPr>
+        <w:t xml:space="preserve">Requested updated Farmax data. Tried to download </w:t>
+      </w:r>
+      <w:proofErr w:type="spellStart"/>
+      <w:r>
+        <w:rPr>
+          <w:lang w:val="en-NZ"/>
+        </w:rPr>
+        <w:t>Digad</w:t>
+      </w:r>
+      <w:proofErr w:type="spellEnd"/>
+      <w:r>
+        <w:rPr>
+          <w:lang w:val="en-NZ"/>
+        </w:rPr>
+        <w:t xml:space="preserve"> data.</w:t>
       </w:r>
     </w:p>
     <w:p>
       <w:pPr>
         <w:pStyle w:val="Heading2"/>
         <w:rPr>
-          <w:lang w:val="en-US"/>
-        </w:rPr>
-      </w:pPr>
-      <w:r>
-        <w:rPr>
-          <w:lang w:val="en-US" w:eastAsia="zh-CN"/>
-        </w:rPr>
-        <w:t xml:space="preserve">November </w:t>
-      </w:r>
-      <w:r>
-        <w:rPr>
-          <w:lang w:val="en-US"/>
-        </w:rPr>
-        <w:t>2022</w:t>
-      </w:r>
-    </w:p>
-    <w:p>
-      <w:pPr>
-        <w:numPr>
-          <w:ilvl w:val="0"/>
-          <w:numId w:val="2"/>
-        </w:numPr>
-        <w:rPr>
-          <w:lang w:val="en-US"/>
-        </w:rPr>
-      </w:pPr>
-      <w:r>
-        <w:rPr>
-          <w:lang w:val="en-US"/>
-        </w:rPr>
-        <w:t>Drafted simple management rules for JFARM and recalibrated to the Scott Farm FVIV Trial data.</w:t>
-      </w:r>
-      <w:r>
-        <w:rPr>
-          <w:lang w:val="en-US"/>
-        </w:rPr>
-        <w:t xml:space="preserve"> Added a simple output report.</w:t>
-      </w:r>
-      <w:r>
-        <w:rPr>
-          <w:lang w:val="en-US"/>
-        </w:rPr>
-        <w:t xml:space="preserve"> Calculated forage performance values.</w:t>
-      </w:r>
-      <w:r>
-        <w:rPr>
-          <w:lang w:val="en-US"/>
+          <w:lang w:val="en-NZ"/>
+        </w:rPr>
+      </w:pPr>
+      <w:r>
+        <w:rPr>
+          <w:lang w:val="en-NZ" w:eastAsia="zh-CN"/>
+        </w:rPr>
+        <w:t xml:space="preserve">February </w:t>
+      </w:r>
+      <w:r>
+        <w:rPr>
+          <w:lang w:val="en-NZ"/>
+        </w:rPr>
+        <w:t>2023</w:t>
+      </w:r>
+    </w:p>
+    <w:p>
+      <w:pPr>
+        <w:numPr>
+          <w:ilvl w:val="0"/>
+          <w:numId w:val="2"/>
+        </w:numPr>
+        <w:rPr>
+          <w:lang w:val="en-NZ"/>
+        </w:rPr>
+      </w:pPr>
+      <w:r>
+        <w:rPr>
+          <w:lang w:val="en-NZ"/>
+        </w:rPr>
+        <w:t xml:space="preserve">Worked on GHG Inventory report for MPI. </w:t>
+      </w:r>
+      <w:r>
+        <w:rPr>
+          <w:lang w:val="en-NZ"/>
         </w:rPr>
         <w:t xml:space="preserve"> </w:t>
       </w:r>
@@ -1203,230 +1402,12 @@
           <w:numId w:val="2"/>
         </w:numPr>
         <w:rPr>
-          <w:lang w:val="en-US"/>
-        </w:rPr>
-      </w:pPr>
-      <w:r>
-        <w:rPr>
-          <w:lang w:val="en-US"/>
-        </w:rPr>
-        <w:t>Included the Dairy Stats data into the GHG Inventory project and looked for ways to link it to the Farmax data.</w:t>
-      </w:r>
-    </w:p>
-    <w:p>
-      <w:pPr>
-        <w:pStyle w:val="Heading2"/>
-        <w:rPr>
-          <w:lang w:val="en-US"/>
-        </w:rPr>
-      </w:pPr>
-      <w:r>
-        <w:rPr>
-          <w:lang w:val="en-US" w:eastAsia="zh-CN"/>
-        </w:rPr>
-        <w:t xml:space="preserve">December </w:t>
-      </w:r>
-      <w:r>
-        <w:rPr>
-          <w:lang w:val="en-US"/>
-        </w:rPr>
-        <w:t>2022</w:t>
-      </w:r>
-    </w:p>
-    <w:p>
-      <w:pPr>
-        <w:numPr>
-          <w:ilvl w:val="0"/>
-          <w:numId w:val="2"/>
-        </w:numPr>
-        <w:rPr>
-          <w:lang w:val="en-US"/>
-        </w:rPr>
-      </w:pPr>
-      <w:r>
-        <w:rPr>
-          <w:lang w:val="en-US"/>
-        </w:rPr>
-        <w:t xml:space="preserve">Implemented </w:t>
-      </w:r>
-      <w:r>
-        <w:rPr>
-          <w:lang w:val="en-US"/>
-        </w:rPr>
-        <w:t xml:space="preserve">management </w:t>
-      </w:r>
-      <w:r>
-        <w:rPr>
-          <w:lang w:val="en-US"/>
-        </w:rPr>
-        <w:t>optimization in JFARM</w:t>
-      </w:r>
-      <w:r>
-        <w:rPr>
-          <w:lang w:val="en-US"/>
-        </w:rPr>
-        <w:t>.</w:t>
-      </w:r>
-      <w:r>
-        <w:rPr>
-          <w:lang w:val="en-US"/>
-        </w:rPr>
-        <w:t xml:space="preserve"> Refined Intake model. </w:t>
-      </w:r>
-    </w:p>
-    <w:p>
-      <w:pPr>
-        <w:numPr>
-          <w:ilvl w:val="0"/>
-          <w:numId w:val="2"/>
-        </w:numPr>
-        <w:rPr>
-          <w:lang w:val="en-US"/>
-        </w:rPr>
-      </w:pPr>
-      <w:r>
-        <w:rPr>
-          <w:lang w:val="en-US"/>
-        </w:rPr>
-        <w:t>Reviewed Farmax data for GHG project. Requested updated data.</w:t>
-      </w:r>
-    </w:p>
-    <w:p>
-      <w:pPr>
-        <w:numPr>
-          <w:ilvl w:val="0"/>
-          <w:numId w:val="2"/>
-        </w:numPr>
-        <w:rPr>
-          <w:lang w:val="en-US"/>
-        </w:rPr>
-      </w:pPr>
-      <w:r>
-        <w:rPr>
-          <w:lang w:val="en-US"/>
-        </w:rPr>
-        <w:t>Christmas holiday.</w:t>
-      </w:r>
-    </w:p>
-    <w:p>
-      <w:pPr>
-        <w:pStyle w:val="Heading2"/>
-        <w:rPr>
-          <w:lang w:val="en-US"/>
-        </w:rPr>
-      </w:pPr>
-      <w:r>
-        <w:rPr>
-          <w:lang w:val="en-US" w:eastAsia="zh-CN"/>
-        </w:rPr>
-        <w:t xml:space="preserve">January </w:t>
-      </w:r>
-      <w:r>
-        <w:rPr>
-          <w:lang w:val="en-US"/>
-        </w:rPr>
-        <w:t>2023</w:t>
-      </w:r>
-    </w:p>
-    <w:p>
-      <w:pPr>
-        <w:numPr>
-          <w:ilvl w:val="0"/>
-          <w:numId w:val="2"/>
-        </w:numPr>
-        <w:rPr>
-          <w:lang w:val="en-US"/>
-        </w:rPr>
-      </w:pPr>
-      <w:r>
-        <w:rPr>
-          <w:lang w:val="en-US"/>
-        </w:rPr>
-        <w:t>Tidied up and plotted feed data from Farmax, DairyBase, MPI Report, Dairy Stats for the GHG Inventory project.</w:t>
-      </w:r>
-      <w:r>
-        <w:rPr>
-          <w:lang w:val="en-US"/>
-        </w:rPr>
-        <w:t xml:space="preserve"> </w:t>
-      </w:r>
-      <w:r>
-        <w:rPr>
-          <w:lang w:val="en-US"/>
-        </w:rPr>
-        <w:t xml:space="preserve">Requested updated Farmax data. Tried to download </w:t>
-      </w:r>
-      <w:proofErr w:type="spellStart"/>
-      <w:r>
-        <w:rPr>
-          <w:lang w:val="en-US"/>
-        </w:rPr>
-        <w:t>Digad</w:t>
-      </w:r>
-      <w:proofErr w:type="spellEnd"/>
-      <w:r>
-        <w:rPr>
-          <w:lang w:val="en-US"/>
-        </w:rPr>
-        <w:t xml:space="preserve"> data.</w:t>
-      </w:r>
-    </w:p>
-    <w:p>
-      <w:pPr>
-        <w:pStyle w:val="Heading2"/>
-        <w:rPr>
-          <w:lang w:val="en-US"/>
-        </w:rPr>
-      </w:pPr>
-      <w:r>
-        <w:rPr>
-          <w:lang w:val="en-US" w:eastAsia="zh-CN"/>
-        </w:rPr>
-        <w:t xml:space="preserve">February </w:t>
-      </w:r>
-      <w:r>
-        <w:rPr>
-          <w:lang w:val="en-US"/>
-        </w:rPr>
-        <w:t>2023</w:t>
-      </w:r>
-    </w:p>
-    <w:p>
-      <w:pPr>
-        <w:numPr>
-          <w:ilvl w:val="0"/>
-          <w:numId w:val="2"/>
-        </w:numPr>
-        <w:rPr>
-          <w:lang w:val="en-US"/>
-        </w:rPr>
-      </w:pPr>
-      <w:r>
-        <w:rPr>
-          <w:lang w:val="en-US"/>
-        </w:rPr>
-        <w:t xml:space="preserve">Worked on GHG Inventory report for MPI. </w:t>
-      </w:r>
-      <w:r>
-        <w:rPr>
-          <w:lang w:val="en-US"/>
-        </w:rPr>
-        <w:t xml:space="preserve"> </w:t>
-      </w:r>
-    </w:p>
-    <w:p>
-      <w:pPr>
-        <w:numPr>
-          <w:ilvl w:val="0"/>
-          <w:numId w:val="2"/>
-        </w:numPr>
-        <w:rPr>
-          <w:lang w:val="en-US"/>
-        </w:rPr>
-      </w:pPr>
-      <w:r>
-        <w:rPr>
-          <w:lang w:val="en-US"/>
+          <w:lang w:val="en-NZ"/>
+        </w:rPr>
+      </w:pPr>
+      <w:r>
+        <w:rPr>
+          <w:lang w:val="en-NZ"/>
         </w:rPr>
         <w:lastRenderedPageBreak/>
         <w:t>Prepared GHG Inventory presentation for NZAGRC Workshop in Wellington (presented by Jane Kay).</w:t>
@@ -1439,12 +1420,12 @@
           <w:numId w:val="2"/>
         </w:numPr>
         <w:rPr>
-          <w:lang w:val="en-US"/>
-        </w:rPr>
-      </w:pPr>
-      <w:r>
-        <w:rPr>
-          <w:lang w:val="en-US"/>
+          <w:lang w:val="en-NZ"/>
+        </w:rPr>
+      </w:pPr>
+      <w:r>
+        <w:rPr>
+          <w:lang w:val="en-NZ"/>
         </w:rPr>
         <w:t>Leave without pay (Dunedin).</w:t>
       </w:r>
@@ -1453,18 +1434,18 @@
       <w:pPr>
         <w:pStyle w:val="Heading2"/>
         <w:rPr>
-          <w:lang w:val="en-US"/>
-        </w:rPr>
-      </w:pPr>
-      <w:r>
-        <w:rPr>
-          <w:lang w:val="en-US" w:eastAsia="zh-CN"/>
+          <w:lang w:val="en-NZ"/>
+        </w:rPr>
+      </w:pPr>
+      <w:r>
+        <w:rPr>
+          <w:lang w:val="en-NZ" w:eastAsia="zh-CN"/>
         </w:rPr>
         <w:t xml:space="preserve">March </w:t>
       </w:r>
       <w:r>
         <w:rPr>
-          <w:lang w:val="en-US"/>
+          <w:lang w:val="en-NZ"/>
         </w:rPr>
         <w:t>2023</w:t>
       </w:r>
@@ -1476,37 +1457,37 @@
           <w:numId w:val="2"/>
         </w:numPr>
         <w:rPr>
-          <w:lang w:val="en-US"/>
-        </w:rPr>
-      </w:pPr>
-      <w:r>
-        <w:rPr>
-          <w:lang w:val="en-US"/>
+          <w:lang w:val="en-NZ"/>
+        </w:rPr>
+      </w:pPr>
+      <w:r>
+        <w:rPr>
+          <w:lang w:val="en-NZ"/>
         </w:rPr>
         <w:t>Delivered 3</w:t>
       </w:r>
       <w:r>
         <w:rPr>
           <w:vertAlign w:val="superscript"/>
-          <w:lang w:val="en-US"/>
+          <w:lang w:val="en-NZ"/>
         </w:rPr>
         <w:t>rd</w:t>
       </w:r>
       <w:r>
         <w:rPr>
-          <w:lang w:val="en-US"/>
+          <w:lang w:val="en-NZ"/>
         </w:rPr>
         <w:t xml:space="preserve"> milestone report </w:t>
       </w:r>
       <w:r>
         <w:rPr>
-          <w:lang w:val="en-US"/>
+          <w:lang w:val="en-NZ"/>
         </w:rPr>
         <w:t xml:space="preserve">draft </w:t>
       </w:r>
       <w:r>
         <w:rPr>
-          <w:lang w:val="en-US"/>
+          <w:lang w:val="en-NZ"/>
         </w:rPr>
         <w:t>for GHG Inventory to MPI.</w:t>
       </w:r>
@@ -1518,18 +1499,18 @@
           <w:numId w:val="2"/>
         </w:numPr>
         <w:rPr>
-          <w:lang w:val="en-US"/>
-        </w:rPr>
-      </w:pPr>
-      <w:r>
-        <w:rPr>
-          <w:lang w:val="en-US"/>
+          <w:lang w:val="en-NZ"/>
+        </w:rPr>
+      </w:pPr>
+      <w:r>
+        <w:rPr>
+          <w:lang w:val="en-NZ"/>
         </w:rPr>
         <w:t xml:space="preserve">Worked on </w:t>
       </w:r>
       <w:r>
         <w:rPr>
-          <w:lang w:val="en-US"/>
+          <w:lang w:val="en-NZ"/>
         </w:rPr>
         <w:t>DIGAD data for GHG Inventory report.</w:t>
       </w:r>
@@ -1541,12 +1522,12 @@
           <w:numId w:val="2"/>
         </w:numPr>
         <w:rPr>
-          <w:lang w:val="en-US"/>
-        </w:rPr>
-      </w:pPr>
-      <w:r>
-        <w:rPr>
-          <w:lang w:val="en-US"/>
+          <w:lang w:val="en-NZ"/>
+        </w:rPr>
+      </w:pPr>
+      <w:r>
+        <w:rPr>
+          <w:lang w:val="en-NZ"/>
         </w:rPr>
         <w:t>Fodder beet and Kale analysis for Barbara.</w:t>
       </w:r>
@@ -1555,18 +1536,18 @@
       <w:pPr>
         <w:pStyle w:val="Heading2"/>
         <w:rPr>
-          <w:lang w:val="en-US"/>
-        </w:rPr>
-      </w:pPr>
-      <w:r>
-        <w:rPr>
-          <w:lang w:val="en-US" w:eastAsia="zh-CN"/>
+          <w:lang w:val="en-NZ"/>
+        </w:rPr>
+      </w:pPr>
+      <w:r>
+        <w:rPr>
+          <w:lang w:val="en-NZ" w:eastAsia="zh-CN"/>
         </w:rPr>
         <w:t xml:space="preserve">April </w:t>
       </w:r>
       <w:r>
         <w:rPr>
-          <w:lang w:val="en-US"/>
+          <w:lang w:val="en-NZ"/>
         </w:rPr>
         <w:t>2023</w:t>
       </w:r>
@@ -1578,12 +1559,12 @@
           <w:numId w:val="2"/>
         </w:numPr>
         <w:rPr>
-          <w:lang w:val="en-US"/>
-        </w:rPr>
-      </w:pPr>
-      <w:r>
-        <w:rPr>
-          <w:lang w:val="en-US"/>
+          <w:lang w:val="en-NZ"/>
+        </w:rPr>
+      </w:pPr>
+      <w:r>
+        <w:rPr>
+          <w:lang w:val="en-NZ"/>
         </w:rPr>
         <w:t>Worked on DIGAD data for GHG Inventory report.</w:t>
       </w:r>
@@ -1595,12 +1576,12 @@
           <w:numId w:val="2"/>
         </w:numPr>
         <w:rPr>
-          <w:lang w:val="en-US"/>
-        </w:rPr>
-      </w:pPr>
-      <w:r>
-        <w:rPr>
-          <w:lang w:val="en-US"/>
+          <w:lang w:val="en-NZ"/>
+        </w:rPr>
+      </w:pPr>
+      <w:r>
+        <w:rPr>
+          <w:lang w:val="en-NZ"/>
         </w:rPr>
         <w:t>Downloaded SMAXTEC data for Heat Stress Analysis in NZBIDA.</w:t>
       </w:r>
@@ -1612,108 +1593,86 @@
           <w:numId w:val="2"/>
         </w:numPr>
         <w:rPr>
-          <w:lang w:val="en-US"/>
-        </w:rPr>
-      </w:pPr>
+          <w:lang w:val="en-NZ"/>
+        </w:rPr>
+      </w:pPr>
+      <w:r>
+        <w:rPr>
+          <w:lang w:val="en-NZ"/>
+        </w:rPr>
+        <w:t>Organised and attended Economics Team Day,</w:t>
+      </w:r>
+    </w:p>
+    <w:p>
+      <w:pPr>
+        <w:pStyle w:val="Heading2"/>
+        <w:rPr>
+          <w:lang w:val="en-NZ"/>
+        </w:rPr>
+      </w:pPr>
+      <w:r>
+        <w:rPr>
+          <w:lang w:val="en-NZ" w:eastAsia="zh-CN"/>
+        </w:rPr>
+        <w:t xml:space="preserve">May </w:t>
+      </w:r>
+      <w:r>
+        <w:rPr>
+          <w:lang w:val="en-NZ"/>
+        </w:rPr>
+        <w:t>2023</w:t>
+      </w:r>
+    </w:p>
+    <w:p>
+      <w:pPr>
+        <w:numPr>
+          <w:ilvl w:val="0"/>
+          <w:numId w:val="2"/>
+        </w:numPr>
+        <w:rPr>
+          <w:lang w:val="en-NZ"/>
+        </w:rPr>
+      </w:pPr>
+      <w:r>
+        <w:rPr>
+          <w:lang w:val="en-NZ"/>
+        </w:rPr>
+        <w:t>Completed and delivered GHG Inventory Report final draft.</w:t>
+      </w:r>
+    </w:p>
+    <w:p>
+      <w:pPr>
+        <w:numPr>
+          <w:ilvl w:val="0"/>
+          <w:numId w:val="2"/>
+        </w:numPr>
+        <w:rPr>
+          <w:lang w:val="en-NZ"/>
+        </w:rPr>
+      </w:pPr>
+      <w:r>
+        <w:rPr>
+          <w:lang w:val="en-NZ"/>
+        </w:rPr>
+        <w:t xml:space="preserve">Obtained and analysed </w:t>
+      </w:r>
+      <w:r>
+        <w:rPr>
+          <w:lang w:val="en-NZ"/>
+        </w:rPr>
+        <w:t xml:space="preserve">NZBIDA </w:t>
+      </w:r>
       <w:proofErr w:type="spellStart"/>
       <w:r>
         <w:rPr>
-          <w:lang w:val="en-US"/>
-        </w:rPr>
-        <w:t>Organised</w:t>
+          <w:lang w:val="en-NZ"/>
+        </w:rPr>
+        <w:t>Smaxtec</w:t>
       </w:r>
       <w:proofErr w:type="spellEnd"/>
       <w:r>
         <w:rPr>
-          <w:lang w:val="en-US"/>
-        </w:rPr>
-        <w:t xml:space="preserve"> and attended Economics Team Day,</w:t>
-      </w:r>
-    </w:p>
-    <w:p>
-      <w:pPr>
-        <w:pStyle w:val="Heading2"/>
-        <w:rPr>
-          <w:lang w:val="en-US"/>
-        </w:rPr>
-      </w:pPr>
-      <w:r>
-        <w:rPr>
-          <w:lang w:val="en-US" w:eastAsia="zh-CN"/>
-        </w:rPr>
-        <w:t xml:space="preserve">May </w:t>
-      </w:r>
-      <w:r>
-        <w:rPr>
-          <w:lang w:val="en-US"/>
-        </w:rPr>
-        <w:t>2023</w:t>
-      </w:r>
-    </w:p>
-    <w:p>
-      <w:pPr>
-        <w:numPr>
-          <w:ilvl w:val="0"/>
-          <w:numId w:val="2"/>
-        </w:numPr>
-        <w:rPr>
-          <w:lang w:val="en-US"/>
-        </w:rPr>
-      </w:pPr>
-      <w:r>
-        <w:rPr>
-          <w:lang w:val="en-US"/>
-        </w:rPr>
-        <w:t>Completed and delivered GHG Inventory Report final draft.</w:t>
-      </w:r>
-    </w:p>
-    <w:p>
-      <w:pPr>
-        <w:numPr>
-          <w:ilvl w:val="0"/>
-          <w:numId w:val="2"/>
-        </w:numPr>
-        <w:rPr>
-          <w:lang w:val="en-US"/>
-        </w:rPr>
-      </w:pPr>
-      <w:r>
-        <w:rPr>
-          <w:lang w:val="en-US"/>
-        </w:rPr>
-        <w:t xml:space="preserve">Obtained and </w:t>
-      </w:r>
-      <w:proofErr w:type="spellStart"/>
-      <w:r>
-        <w:rPr>
-          <w:lang w:val="en-US"/>
-        </w:rPr>
-        <w:t>analysed</w:t>
-      </w:r>
-      <w:proofErr w:type="spellEnd"/>
-      <w:r>
-        <w:rPr>
-          <w:lang w:val="en-US"/>
-        </w:rPr>
-        <w:t xml:space="preserve"> </w:t>
-      </w:r>
-      <w:r>
-        <w:rPr>
-          <w:lang w:val="en-US"/>
-        </w:rPr>
-        <w:t xml:space="preserve">NZBIDA </w:t>
-      </w:r>
-      <w:proofErr w:type="spellStart"/>
-      <w:r>
-        <w:rPr>
-          <w:lang w:val="en-US"/>
-        </w:rPr>
-        <w:t>Smaxtec</w:t>
-      </w:r>
-      <w:proofErr w:type="spellEnd"/>
-      <w:r>
-        <w:rPr>
-          <w:lang w:val="en-US"/>
+          <w:lang w:val="en-NZ"/>
         </w:rPr>
         <w:t xml:space="preserve"> sensor data for Heat Stress detection.</w:t>
       </w:r>
@@ -1722,24 +1681,24 @@
       <w:pPr>
         <w:pStyle w:val="Heading1"/>
         <w:rPr>
-          <w:lang w:val="en-US"/>
-        </w:rPr>
-      </w:pPr>
-      <w:r>
-        <w:rPr>
-          <w:lang w:val="en-US" w:eastAsia="zh-CN"/>
+          <w:lang w:val="en-NZ"/>
+        </w:rPr>
+      </w:pPr>
+      <w:r>
+        <w:rPr>
+          <w:lang w:val="en-NZ" w:eastAsia="zh-CN"/>
         </w:rPr>
         <w:t xml:space="preserve">Summary </w:t>
       </w:r>
       <w:r>
         <w:rPr>
-          <w:lang w:val="en-US" w:eastAsia="zh-CN"/>
+          <w:lang w:val="en-NZ" w:eastAsia="zh-CN"/>
         </w:rPr>
         <w:t>2022-</w:t>
       </w:r>
       <w:r>
         <w:rPr>
-          <w:lang w:val="en-US"/>
+          <w:lang w:val="en-NZ"/>
         </w:rPr>
         <w:t>2023</w:t>
       </w:r>
@@ -1770,12 +1729,12 @@
           <w:p>
             <w:pPr>
               <w:rPr>
-                <w:lang w:val="en-US"/>
-              </w:rPr>
-            </w:pPr>
-            <w:r>
-              <w:rPr>
-                <w:lang w:val="en-US"/>
+                <w:lang w:val="en-NZ"/>
+              </w:rPr>
+            </w:pPr>
+            <w:r>
+              <w:rPr>
+                <w:lang w:val="en-NZ"/>
               </w:rPr>
               <w:t>Main projects 2022-2023</w:t>
             </w:r>
@@ -1788,12 +1747,12 @@
           <w:p>
             <w:pPr>
               <w:rPr>
-                <w:lang w:val="en-US"/>
-              </w:rPr>
-            </w:pPr>
-            <w:r>
-              <w:rPr>
-                <w:lang w:val="en-US"/>
+                <w:lang w:val="en-NZ"/>
+              </w:rPr>
+            </w:pPr>
+            <w:r>
+              <w:rPr>
+                <w:lang w:val="en-NZ"/>
               </w:rPr>
               <w:t>Hours</w:t>
             </w:r>
@@ -1806,12 +1765,12 @@
           <w:p>
             <w:pPr>
               <w:rPr>
-                <w:lang w:val="en-US"/>
-              </w:rPr>
-            </w:pPr>
-            <w:r>
-              <w:rPr>
-                <w:lang w:val="en-US"/>
+                <w:lang w:val="en-NZ"/>
+              </w:rPr>
+            </w:pPr>
+            <w:r>
+              <w:rPr>
+                <w:lang w:val="en-NZ"/>
               </w:rPr>
               <w:t>Deliverables</w:t>
             </w:r>
@@ -1826,12 +1785,12 @@
           <w:p>
             <w:pPr>
               <w:rPr>
-                <w:lang w:val="en-US"/>
-              </w:rPr>
-            </w:pPr>
-            <w:r>
-              <w:rPr>
-                <w:lang w:val="en-US"/>
+                <w:lang w:val="en-NZ"/>
+              </w:rPr>
+            </w:pPr>
+            <w:r>
+              <w:rPr>
+                <w:lang w:val="en-NZ"/>
               </w:rPr>
               <w:t>FVI</w:t>
             </w:r>
@@ -1844,32 +1803,32 @@
           <w:p>
             <w:pPr>
               <w:rPr>
-                <w:lang w:val="en-US"/>
-              </w:rPr>
-            </w:pPr>
-            <w:r>
-              <w:rPr>
-                <w:lang w:val="en-US"/>
+                <w:lang w:val="en-NZ"/>
+              </w:rPr>
+            </w:pPr>
+            <w:r>
+              <w:rPr>
+                <w:lang w:val="en-NZ"/>
               </w:rPr>
               <w:t>513</w:t>
             </w:r>
             <w:r>
               <w:rPr>
-                <w:lang w:val="en-US"/>
+                <w:lang w:val="en-NZ"/>
               </w:rPr>
               <w:t xml:space="preserve"> (+159 </w:t>
             </w:r>
             <w:proofErr w:type="spellStart"/>
             <w:r>
               <w:rPr>
-                <w:lang w:val="en-US"/>
+                <w:lang w:val="en-NZ"/>
               </w:rPr>
               <w:t>prev</w:t>
             </w:r>
             <w:proofErr w:type="spellEnd"/>
             <w:r>
               <w:rPr>
-                <w:lang w:val="en-US"/>
+                <w:lang w:val="en-NZ"/>
               </w:rPr>
               <w:t>)</w:t>
             </w:r>
@@ -1882,12 +1841,12 @@
           <w:p>
             <w:pPr>
               <w:rPr>
-                <w:lang w:val="en-US"/>
-              </w:rPr>
-            </w:pPr>
-            <w:r>
-              <w:rPr>
-                <w:lang w:val="en-US"/>
+                <w:lang w:val="en-NZ"/>
+              </w:rPr>
+            </w:pPr>
+            <w:r>
+              <w:rPr>
+                <w:lang w:val="en-NZ"/>
               </w:rPr>
               <w:t>Developing FVI model and draft paper</w:t>
             </w:r>
@@ -1902,12 +1861,12 @@
           <w:p>
             <w:pPr>
               <w:rPr>
-                <w:lang w:val="en-US"/>
-              </w:rPr>
-            </w:pPr>
-            <w:r>
-              <w:rPr>
-                <w:lang w:val="en-US"/>
+                <w:lang w:val="en-NZ"/>
+              </w:rPr>
+            </w:pPr>
+            <w:r>
+              <w:rPr>
+                <w:lang w:val="en-NZ"/>
               </w:rPr>
               <w:t>GHG</w:t>
             </w:r>
@@ -1920,32 +1879,32 @@
           <w:p>
             <w:pPr>
               <w:rPr>
-                <w:lang w:val="en-US"/>
-              </w:rPr>
-            </w:pPr>
-            <w:r>
-              <w:rPr>
-                <w:lang w:val="en-US"/>
+                <w:lang w:val="en-NZ"/>
+              </w:rPr>
+            </w:pPr>
+            <w:r>
+              <w:rPr>
+                <w:lang w:val="en-NZ"/>
               </w:rPr>
               <w:t>563</w:t>
             </w:r>
             <w:r>
               <w:rPr>
-                <w:lang w:val="en-US"/>
+                <w:lang w:val="en-NZ"/>
               </w:rPr>
               <w:t xml:space="preserve"> (+79 </w:t>
             </w:r>
             <w:proofErr w:type="spellStart"/>
             <w:r>
               <w:rPr>
-                <w:lang w:val="en-US"/>
+                <w:lang w:val="en-NZ"/>
               </w:rPr>
               <w:t>prev</w:t>
             </w:r>
             <w:proofErr w:type="spellEnd"/>
             <w:r>
               <w:rPr>
-                <w:lang w:val="en-US"/>
+                <w:lang w:val="en-NZ"/>
               </w:rPr>
               <w:t>)</w:t>
             </w:r>
@@ -1958,12 +1917,12 @@
           <w:p>
             <w:pPr>
               <w:rPr>
-                <w:lang w:val="en-US"/>
-              </w:rPr>
-            </w:pPr>
-            <w:r>
-              <w:rPr>
-                <w:lang w:val="en-US"/>
+                <w:lang w:val="en-NZ"/>
+              </w:rPr>
+            </w:pPr>
+            <w:r>
+              <w:rPr>
+                <w:lang w:val="en-NZ"/>
               </w:rPr>
               <w:t>MPI Feed Report</w:t>
             </w:r>
@@ -1978,12 +1937,12 @@
           <w:p>
             <w:pPr>
               <w:rPr>
-                <w:lang w:val="en-US"/>
-              </w:rPr>
-            </w:pPr>
-            <w:r>
-              <w:rPr>
-                <w:lang w:val="en-US"/>
+                <w:lang w:val="en-NZ"/>
+              </w:rPr>
+            </w:pPr>
+            <w:r>
+              <w:rPr>
+                <w:lang w:val="en-NZ"/>
               </w:rPr>
               <w:t>NZBIDA</w:t>
             </w:r>
@@ -1996,12 +1955,12 @@
           <w:p>
             <w:pPr>
               <w:rPr>
-                <w:lang w:val="en-US"/>
-              </w:rPr>
-            </w:pPr>
-            <w:r>
-              <w:rPr>
-                <w:lang w:val="en-US"/>
+                <w:lang w:val="en-NZ"/>
+              </w:rPr>
+            </w:pPr>
+            <w:r>
+              <w:rPr>
+                <w:lang w:val="en-NZ"/>
               </w:rPr>
               <w:t>106</w:t>
             </w:r>
@@ -2014,26 +1973,26 @@
           <w:p>
             <w:pPr>
               <w:rPr>
-                <w:lang w:val="en-US"/>
-              </w:rPr>
-            </w:pPr>
-            <w:r>
-              <w:rPr>
-                <w:lang w:val="en-US"/>
+                <w:lang w:val="en-NZ"/>
+              </w:rPr>
+            </w:pPr>
+            <w:r>
+              <w:rPr>
+                <w:lang w:val="en-NZ"/>
               </w:rPr>
               <w:t xml:space="preserve">Collecting data for Northland </w:t>
             </w:r>
             <w:proofErr w:type="spellStart"/>
             <w:r>
               <w:rPr>
-                <w:lang w:val="en-US"/>
+                <w:lang w:val="en-NZ"/>
               </w:rPr>
               <w:t>Smaxtec</w:t>
             </w:r>
             <w:proofErr w:type="spellEnd"/>
             <w:r>
               <w:rPr>
-                <w:lang w:val="en-US"/>
+                <w:lang w:val="en-NZ"/>
               </w:rPr>
               <w:t xml:space="preserve"> analysis</w:t>
             </w:r>
@@ -2048,12 +2007,12 @@
           <w:p>
             <w:pPr>
               <w:rPr>
-                <w:lang w:val="en-US"/>
-              </w:rPr>
-            </w:pPr>
-            <w:r>
-              <w:rPr>
-                <w:lang w:val="en-US"/>
+                <w:lang w:val="en-NZ"/>
+              </w:rPr>
+            </w:pPr>
+            <w:r>
+              <w:rPr>
+                <w:lang w:val="en-NZ"/>
               </w:rPr>
               <w:t>Other</w:t>
             </w:r>
@@ -2066,12 +2025,12 @@
           <w:p>
             <w:pPr>
               <w:rPr>
-                <w:lang w:val="en-US"/>
-              </w:rPr>
-            </w:pPr>
-            <w:r>
-              <w:rPr>
-                <w:lang w:val="en-US"/>
+                <w:lang w:val="en-NZ"/>
+              </w:rPr>
+            </w:pPr>
+            <w:r>
+              <w:rPr>
+                <w:lang w:val="en-NZ"/>
               </w:rPr>
               <w:t>686</w:t>
             </w:r>
@@ -2084,12 +2043,12 @@
           <w:p>
             <w:pPr>
               <w:rPr>
-                <w:lang w:val="en-US"/>
-              </w:rPr>
-            </w:pPr>
-            <w:r>
-              <w:rPr>
-                <w:lang w:val="en-US"/>
+                <w:lang w:val="en-NZ"/>
+              </w:rPr>
+            </w:pPr>
+            <w:r>
+              <w:rPr>
+                <w:lang w:val="en-NZ"/>
               </w:rPr>
               <w:t>Updated Pasture Potential Tool</w:t>
             </w:r>
@@ -2097,12 +2056,12 @@
           <w:p>
             <w:pPr>
               <w:rPr>
-                <w:lang w:val="en-US"/>
-              </w:rPr>
-            </w:pPr>
-            <w:r>
-              <w:rPr>
-                <w:lang w:val="en-US"/>
+                <w:lang w:val="en-NZ"/>
+              </w:rPr>
+            </w:pPr>
+            <w:r>
+              <w:rPr>
+                <w:lang w:val="en-NZ"/>
               </w:rPr>
               <w:t>NIWA collaboration</w:t>
             </w:r>
@@ -2110,12 +2069,12 @@
           <w:p>
             <w:pPr>
               <w:rPr>
-                <w:lang w:val="en-US"/>
-              </w:rPr>
-            </w:pPr>
-            <w:r>
-              <w:rPr>
-                <w:lang w:val="en-US"/>
+                <w:lang w:val="en-NZ"/>
+              </w:rPr>
+            </w:pPr>
+            <w:r>
+              <w:rPr>
+                <w:lang w:val="en-NZ"/>
               </w:rPr>
               <w:t>Fodder beet and kale analysis</w:t>
             </w:r>
@@ -2126,7 +2085,7 @@
     <w:p>
       <w:pPr>
         <w:rPr>
-          <w:lang w:val="en-US"/>
+          <w:lang w:val="en-NZ"/>
         </w:rPr>
       </w:pPr>
     </w:p>
@@ -2134,18 +2093,18 @@
       <w:pPr>
         <w:pStyle w:val="Heading2"/>
         <w:rPr>
-          <w:lang w:val="en-US"/>
-        </w:rPr>
-      </w:pPr>
-      <w:r>
-        <w:rPr>
-          <w:lang w:val="en-US" w:eastAsia="zh-CN"/>
+          <w:lang w:val="en-NZ"/>
+        </w:rPr>
+      </w:pPr>
+      <w:r>
+        <w:rPr>
+          <w:lang w:val="en-NZ" w:eastAsia="zh-CN"/>
         </w:rPr>
         <w:t xml:space="preserve">June </w:t>
       </w:r>
       <w:r>
         <w:rPr>
-          <w:lang w:val="en-US"/>
+          <w:lang w:val="en-NZ"/>
         </w:rPr>
         <w:t>2023</w:t>
       </w:r>
@@ -2157,46 +2116,46 @@
           <w:numId w:val="2"/>
         </w:numPr>
         <w:rPr>
-          <w:lang w:val="en-US"/>
-        </w:rPr>
-      </w:pPr>
-      <w:r>
-        <w:rPr>
-          <w:lang w:val="en-US"/>
+          <w:lang w:val="en-NZ"/>
+        </w:rPr>
+      </w:pPr>
+      <w:r>
+        <w:rPr>
+          <w:lang w:val="en-NZ"/>
         </w:rPr>
         <w:t xml:space="preserve">Used </w:t>
       </w:r>
       <w:proofErr w:type="spellStart"/>
       <w:r>
         <w:rPr>
-          <w:lang w:val="en-US"/>
+          <w:lang w:val="en-NZ"/>
         </w:rPr>
         <w:t>dbplyr</w:t>
       </w:r>
       <w:proofErr w:type="spellEnd"/>
       <w:r>
         <w:rPr>
-          <w:lang w:val="en-US"/>
+          <w:lang w:val="en-NZ"/>
         </w:rPr>
         <w:t xml:space="preserve"> to manage </w:t>
       </w:r>
       <w:r>
         <w:rPr>
-          <w:lang w:val="en-US"/>
+          <w:lang w:val="en-NZ"/>
         </w:rPr>
         <w:t xml:space="preserve">NZBIDA </w:t>
       </w:r>
       <w:proofErr w:type="spellStart"/>
       <w:r>
         <w:rPr>
-          <w:lang w:val="en-US"/>
+          <w:lang w:val="en-NZ"/>
         </w:rPr>
         <w:t>Smaxtec</w:t>
       </w:r>
       <w:proofErr w:type="spellEnd"/>
       <w:r>
         <w:rPr>
-          <w:lang w:val="en-US"/>
+          <w:lang w:val="en-NZ"/>
         </w:rPr>
         <w:t xml:space="preserve"> and weather data on Snowflake for Heat Stress detection.</w:t>
       </w:r>
@@ -2208,26 +2167,26 @@
           <w:numId w:val="2"/>
         </w:numPr>
         <w:rPr>
-          <w:lang w:val="en-US"/>
-        </w:rPr>
-      </w:pPr>
-      <w:r>
-        <w:rPr>
-          <w:lang w:val="en-US"/>
+          <w:lang w:val="en-NZ"/>
+        </w:rPr>
+      </w:pPr>
+      <w:r>
+        <w:rPr>
+          <w:lang w:val="en-NZ"/>
         </w:rPr>
         <w:t xml:space="preserve">Explored sampling and clustering methods to detect Heat Stress from </w:t>
       </w:r>
       <w:proofErr w:type="spellStart"/>
       <w:r>
         <w:rPr>
-          <w:lang w:val="en-US"/>
+          <w:lang w:val="en-NZ"/>
         </w:rPr>
         <w:t>Smaxtec</w:t>
       </w:r>
       <w:proofErr w:type="spellEnd"/>
       <w:r>
         <w:rPr>
-          <w:lang w:val="en-US"/>
+          <w:lang w:val="en-NZ"/>
         </w:rPr>
         <w:t xml:space="preserve"> data.</w:t>
       </w:r>
@@ -2239,12 +2198,12 @@
           <w:numId w:val="2"/>
         </w:numPr>
         <w:rPr>
-          <w:lang w:val="en-US"/>
-        </w:rPr>
-      </w:pPr>
-      <w:r>
-        <w:rPr>
-          <w:lang w:val="en-US"/>
+          <w:lang w:val="en-NZ"/>
+        </w:rPr>
+      </w:pPr>
+      <w:r>
+        <w:rPr>
+          <w:lang w:val="en-NZ"/>
         </w:rPr>
         <w:t>Revised GHG Inventory report to satisfy reviewers and delivered final report.</w:t>
       </w:r>
@@ -2253,18 +2212,18 @@
       <w:pPr>
         <w:pStyle w:val="Heading2"/>
         <w:rPr>
-          <w:lang w:val="en-US"/>
-        </w:rPr>
-      </w:pPr>
-      <w:r>
-        <w:rPr>
-          <w:lang w:val="en-US" w:eastAsia="zh-CN"/>
+          <w:lang w:val="en-NZ"/>
+        </w:rPr>
+      </w:pPr>
+      <w:r>
+        <w:rPr>
+          <w:lang w:val="en-NZ" w:eastAsia="zh-CN"/>
         </w:rPr>
         <w:t xml:space="preserve">July </w:t>
       </w:r>
       <w:r>
         <w:rPr>
-          <w:lang w:val="en-US"/>
+          <w:lang w:val="en-NZ"/>
         </w:rPr>
         <w:t>2023</w:t>
       </w:r>
@@ -2276,12 +2235,12 @@
           <w:numId w:val="2"/>
         </w:numPr>
         <w:rPr>
-          <w:lang w:val="en-US"/>
-        </w:rPr>
-      </w:pPr>
-      <w:r>
-        <w:rPr>
-          <w:lang w:val="en-US"/>
+          <w:lang w:val="en-NZ"/>
+        </w:rPr>
+      </w:pPr>
+      <w:r>
+        <w:rPr>
+          <w:lang w:val="en-NZ"/>
         </w:rPr>
         <w:t>Attended Economics Team Day.</w:t>
       </w:r>
@@ -2293,26 +2252,26 @@
           <w:numId w:val="2"/>
         </w:numPr>
         <w:rPr>
-          <w:lang w:val="en-US"/>
-        </w:rPr>
-      </w:pPr>
-      <w:r>
-        <w:rPr>
-          <w:lang w:val="en-US"/>
+          <w:lang w:val="en-NZ"/>
+        </w:rPr>
+      </w:pPr>
+      <w:r>
+        <w:rPr>
+          <w:lang w:val="en-NZ"/>
         </w:rPr>
         <w:t xml:space="preserve">Developed model using NZBIDA </w:t>
       </w:r>
       <w:proofErr w:type="spellStart"/>
       <w:r>
         <w:rPr>
-          <w:lang w:val="en-US"/>
+          <w:lang w:val="en-NZ"/>
         </w:rPr>
         <w:t>Smaxtec</w:t>
       </w:r>
       <w:proofErr w:type="spellEnd"/>
       <w:r>
         <w:rPr>
-          <w:lang w:val="en-US"/>
+          <w:lang w:val="en-NZ"/>
         </w:rPr>
         <w:t xml:space="preserve"> and weather data for Heat Stress detection.</w:t>
       </w:r>
@@ -2324,12 +2283,12 @@
           <w:numId w:val="2"/>
         </w:numPr>
         <w:rPr>
-          <w:lang w:val="en-US"/>
-        </w:rPr>
-      </w:pPr>
-      <w:r>
-        <w:rPr>
-          <w:lang w:val="en-US"/>
+          <w:lang w:val="en-NZ"/>
+        </w:rPr>
+      </w:pPr>
+      <w:r>
+        <w:rPr>
+          <w:lang w:val="en-NZ"/>
         </w:rPr>
         <w:lastRenderedPageBreak/>
         <w:t>Tidied up Abacus Bio data and scripts and repo for NZAEL ILMM Inline Milk Meter project.</w:t>
@@ -2342,12 +2301,12 @@
           <w:numId w:val="2"/>
         </w:numPr>
         <w:rPr>
-          <w:lang w:val="en-US"/>
-        </w:rPr>
-      </w:pPr>
-      <w:r>
-        <w:rPr>
-          <w:lang w:val="en-US"/>
+          <w:lang w:val="en-NZ"/>
+        </w:rPr>
+      </w:pPr>
+      <w:r>
+        <w:rPr>
+          <w:lang w:val="en-NZ"/>
         </w:rPr>
         <w:t>Reviewed FVI cultivar ranking script.</w:t>
       </w:r>
@@ -2356,18 +2315,18 @@
       <w:pPr>
         <w:pStyle w:val="Heading2"/>
         <w:rPr>
-          <w:lang w:val="en-US"/>
-        </w:rPr>
-      </w:pPr>
-      <w:r>
-        <w:rPr>
-          <w:lang w:val="en-US" w:eastAsia="zh-CN"/>
+          <w:lang w:val="en-NZ"/>
+        </w:rPr>
+      </w:pPr>
+      <w:r>
+        <w:rPr>
+          <w:lang w:val="en-NZ" w:eastAsia="zh-CN"/>
         </w:rPr>
         <w:t xml:space="preserve">August </w:t>
       </w:r>
       <w:r>
         <w:rPr>
-          <w:lang w:val="en-US"/>
+          <w:lang w:val="en-NZ"/>
         </w:rPr>
         <w:t>2023</w:t>
       </w:r>
@@ -2379,24 +2338,24 @@
           <w:numId w:val="2"/>
         </w:numPr>
         <w:rPr>
-          <w:lang w:val="en-US"/>
-        </w:rPr>
-      </w:pPr>
-      <w:r>
-        <w:rPr>
-          <w:lang w:val="en-US"/>
+          <w:lang w:val="en-NZ"/>
+        </w:rPr>
+      </w:pPr>
+      <w:r>
+        <w:rPr>
+          <w:lang w:val="en-NZ"/>
         </w:rPr>
         <w:t>Worked on NZBIDA heat stress</w:t>
       </w:r>
       <w:r>
         <w:rPr>
-          <w:lang w:val="en-US"/>
+          <w:lang w:val="en-NZ"/>
         </w:rPr>
         <w:t xml:space="preserve"> model and paper</w:t>
       </w:r>
       <w:r>
         <w:rPr>
-          <w:lang w:val="en-US"/>
+          <w:lang w:val="en-NZ"/>
         </w:rPr>
         <w:t>.</w:t>
       </w:r>
@@ -2405,18 +2364,18 @@
       <w:pPr>
         <w:pStyle w:val="Heading2"/>
         <w:rPr>
-          <w:lang w:val="en-US"/>
-        </w:rPr>
-      </w:pPr>
-      <w:r>
-        <w:rPr>
-          <w:lang w:val="en-US" w:eastAsia="zh-CN"/>
+          <w:lang w:val="en-NZ"/>
+        </w:rPr>
+      </w:pPr>
+      <w:r>
+        <w:rPr>
+          <w:lang w:val="en-NZ" w:eastAsia="zh-CN"/>
         </w:rPr>
         <w:t xml:space="preserve">September </w:t>
       </w:r>
       <w:r>
         <w:rPr>
-          <w:lang w:val="en-US"/>
+          <w:lang w:val="en-NZ"/>
         </w:rPr>
         <w:t>2023</w:t>
       </w:r>
@@ -2428,12 +2387,12 @@
           <w:numId w:val="2"/>
         </w:numPr>
         <w:rPr>
-          <w:lang w:val="en-US"/>
-        </w:rPr>
-      </w:pPr>
-      <w:r>
-        <w:rPr>
-          <w:lang w:val="en-US"/>
+          <w:lang w:val="en-NZ"/>
+        </w:rPr>
+      </w:pPr>
+      <w:r>
+        <w:rPr>
+          <w:lang w:val="en-NZ"/>
         </w:rPr>
         <w:t>Submitted NZBIDA heat stress model paper.</w:t>
       </w:r>
@@ -2445,12 +2404,12 @@
           <w:numId w:val="2"/>
         </w:numPr>
         <w:rPr>
-          <w:lang w:val="en-US"/>
-        </w:rPr>
-      </w:pPr>
-      <w:r>
-        <w:rPr>
-          <w:lang w:val="en-US"/>
+          <w:lang w:val="en-NZ"/>
+        </w:rPr>
+      </w:pPr>
+      <w:r>
+        <w:rPr>
+          <w:lang w:val="en-NZ"/>
         </w:rPr>
         <w:t>Annual Leave in China.</w:t>
       </w:r>
@@ -2462,12 +2421,12 @@
           <w:numId w:val="2"/>
         </w:numPr>
         <w:rPr>
-          <w:lang w:val="en-US"/>
-        </w:rPr>
-      </w:pPr>
-      <w:r>
-        <w:rPr>
-          <w:lang w:val="en-US"/>
+          <w:lang w:val="en-NZ"/>
+        </w:rPr>
+      </w:pPr>
+      <w:r>
+        <w:rPr>
+          <w:lang w:val="en-NZ"/>
         </w:rPr>
         <w:t>Recoded and tested FVI Calculation legacy code from Cameron Ludeman.</w:t>
       </w:r>
@@ -2479,12 +2438,12 @@
           <w:numId w:val="2"/>
         </w:numPr>
         <w:rPr>
-          <w:lang w:val="en-US"/>
-        </w:rPr>
-      </w:pPr>
-      <w:r>
-        <w:rPr>
-          <w:lang w:val="en-US"/>
+          <w:lang w:val="en-NZ"/>
+        </w:rPr>
+      </w:pPr>
+      <w:r>
+        <w:rPr>
+          <w:lang w:val="en-NZ"/>
         </w:rPr>
         <w:t>Tested Dairy Statistics legacy code from LIC.</w:t>
       </w:r>
@@ -2496,12 +2455,12 @@
           <w:numId w:val="2"/>
         </w:numPr>
         <w:rPr>
-          <w:lang w:val="en-US"/>
-        </w:rPr>
-      </w:pPr>
-      <w:r>
-        <w:rPr>
-          <w:lang w:val="en-US"/>
+          <w:lang w:val="en-NZ"/>
+        </w:rPr>
+      </w:pPr>
+      <w:r>
+        <w:rPr>
+          <w:lang w:val="en-NZ"/>
         </w:rPr>
         <w:t>Restarted FVI Model work and started writing FVI Model paper.</w:t>
       </w:r>
@@ -2510,18 +2469,18 @@
       <w:pPr>
         <w:pStyle w:val="Heading2"/>
         <w:rPr>
-          <w:lang w:val="en-US"/>
-        </w:rPr>
-      </w:pPr>
-      <w:r>
-        <w:rPr>
-          <w:lang w:val="en-US" w:eastAsia="zh-CN"/>
+          <w:lang w:val="en-NZ"/>
+        </w:rPr>
+      </w:pPr>
+      <w:r>
+        <w:rPr>
+          <w:lang w:val="en-NZ" w:eastAsia="zh-CN"/>
         </w:rPr>
         <w:t xml:space="preserve">October </w:t>
       </w:r>
       <w:r>
         <w:rPr>
-          <w:lang w:val="en-US"/>
+          <w:lang w:val="en-NZ"/>
         </w:rPr>
         <w:t>2023</w:t>
       </w:r>
@@ -2533,12 +2492,12 @@
           <w:numId w:val="2"/>
         </w:numPr>
         <w:rPr>
-          <w:lang w:val="en-US"/>
-        </w:rPr>
-      </w:pPr>
-      <w:r>
-        <w:rPr>
-          <w:lang w:val="en-US"/>
+          <w:lang w:val="en-NZ"/>
+        </w:rPr>
+      </w:pPr>
+      <w:r>
+        <w:rPr>
+          <w:lang w:val="en-NZ"/>
         </w:rPr>
         <w:t>Drafted FVI JFARM farm optimization paper.</w:t>
       </w:r>
@@ -2550,12 +2509,12 @@
           <w:numId w:val="2"/>
         </w:numPr>
         <w:rPr>
-          <w:lang w:val="en-US"/>
-        </w:rPr>
-      </w:pPr>
-      <w:r>
-        <w:rPr>
-          <w:lang w:val="en-US"/>
+          <w:lang w:val="en-NZ"/>
+        </w:rPr>
+      </w:pPr>
+      <w:r>
+        <w:rPr>
+          <w:lang w:val="en-NZ"/>
         </w:rPr>
         <w:t>Assisted with preparing data for Dairy Statistics report.</w:t>
       </w:r>
@@ -2567,18 +2526,18 @@
           <w:numId w:val="2"/>
         </w:numPr>
         <w:rPr>
-          <w:lang w:val="en-US"/>
-        </w:rPr>
-      </w:pPr>
-      <w:r>
-        <w:rPr>
-          <w:lang w:val="en-US"/>
+          <w:lang w:val="en-NZ"/>
+        </w:rPr>
+      </w:pPr>
+      <w:r>
+        <w:rPr>
+          <w:lang w:val="en-NZ"/>
         </w:rPr>
         <w:t>Revised NZBIDA heat stress model paper for JDSC.</w:t>
       </w:r>
       <w:r>
         <w:rPr>
-          <w:lang w:val="en-US"/>
+          <w:lang w:val="en-NZ"/>
         </w:rPr>
         <w:t xml:space="preserve"> </w:t>
       </w:r>
@@ -2590,12 +2549,12 @@
           <w:numId w:val="2"/>
         </w:numPr>
         <w:rPr>
-          <w:lang w:val="en-US"/>
-        </w:rPr>
-      </w:pPr>
-      <w:r>
-        <w:rPr>
-          <w:lang w:val="en-US"/>
+          <w:lang w:val="en-NZ"/>
+        </w:rPr>
+      </w:pPr>
+      <w:r>
+        <w:rPr>
+          <w:lang w:val="en-NZ"/>
         </w:rPr>
         <w:t>Started NZ Region Heat Stress paper for Deep South Climate Change.</w:t>
       </w:r>
@@ -2607,12 +2566,12 @@
           <w:numId w:val="2"/>
         </w:numPr>
         <w:rPr>
-          <w:lang w:val="en-US"/>
-        </w:rPr>
-      </w:pPr>
-      <w:r>
-        <w:rPr>
-          <w:lang w:val="en-US"/>
+          <w:lang w:val="en-NZ"/>
+        </w:rPr>
+      </w:pPr>
+      <w:r>
+        <w:rPr>
+          <w:lang w:val="en-NZ"/>
         </w:rPr>
         <w:t>Drafted package management guidelines for Modern Science Workflow project.</w:t>
       </w:r>
@@ -2621,18 +2580,18 @@
       <w:pPr>
         <w:pStyle w:val="Heading2"/>
         <w:rPr>
-          <w:lang w:val="en-US"/>
-        </w:rPr>
-      </w:pPr>
-      <w:r>
-        <w:rPr>
-          <w:lang w:val="en-US" w:eastAsia="zh-CN"/>
+          <w:lang w:val="en-NZ"/>
+        </w:rPr>
+      </w:pPr>
+      <w:r>
+        <w:rPr>
+          <w:lang w:val="en-NZ" w:eastAsia="zh-CN"/>
         </w:rPr>
         <w:t xml:space="preserve">November </w:t>
       </w:r>
       <w:r>
         <w:rPr>
-          <w:lang w:val="en-US"/>
+          <w:lang w:val="en-NZ"/>
         </w:rPr>
         <w:t>2023</w:t>
       </w:r>
@@ -2644,12 +2603,12 @@
           <w:numId w:val="2"/>
         </w:numPr>
         <w:rPr>
-          <w:lang w:val="en-US"/>
-        </w:rPr>
-      </w:pPr>
-      <w:r>
-        <w:rPr>
-          <w:lang w:val="en-US"/>
+          <w:lang w:val="en-NZ"/>
+        </w:rPr>
+      </w:pPr>
+      <w:r>
+        <w:rPr>
+          <w:lang w:val="en-NZ"/>
         </w:rPr>
         <w:t>Assisted with preparing data for Dairy Statistics report.</w:t>
       </w:r>
@@ -2661,12 +2620,12 @@
           <w:numId w:val="2"/>
         </w:numPr>
         <w:rPr>
-          <w:lang w:val="en-US"/>
-        </w:rPr>
-      </w:pPr>
-      <w:r>
-        <w:rPr>
-          <w:lang w:val="en-US"/>
+          <w:lang w:val="en-NZ"/>
+        </w:rPr>
+      </w:pPr>
+      <w:r>
+        <w:rPr>
+          <w:lang w:val="en-NZ"/>
         </w:rPr>
         <w:t>Drafted NZ Region Heat Stress paper for Deep South Climate Change.</w:t>
       </w:r>
@@ -2678,12 +2637,12 @@
           <w:numId w:val="2"/>
         </w:numPr>
         <w:rPr>
-          <w:lang w:val="en-US"/>
-        </w:rPr>
-      </w:pPr>
-      <w:r>
-        <w:rPr>
-          <w:lang w:val="en-US"/>
+          <w:lang w:val="en-NZ"/>
+        </w:rPr>
+      </w:pPr>
+      <w:r>
+        <w:rPr>
+          <w:lang w:val="en-NZ"/>
         </w:rPr>
         <w:t>Revised NZBIDA heat stress model paper for JDSC. Now accepted.</w:t>
       </w:r>
@@ -2692,18 +2651,18 @@
       <w:pPr>
         <w:pStyle w:val="Heading2"/>
         <w:rPr>
-          <w:lang w:val="en-US"/>
-        </w:rPr>
-      </w:pPr>
-      <w:r>
-        <w:rPr>
-          <w:lang w:val="en-US" w:eastAsia="zh-CN"/>
+          <w:lang w:val="en-NZ"/>
+        </w:rPr>
+      </w:pPr>
+      <w:r>
+        <w:rPr>
+          <w:lang w:val="en-NZ" w:eastAsia="zh-CN"/>
         </w:rPr>
         <w:t xml:space="preserve">December </w:t>
       </w:r>
       <w:r>
         <w:rPr>
-          <w:lang w:val="en-US"/>
+          <w:lang w:val="en-NZ"/>
         </w:rPr>
         <w:t>2023</w:t>
       </w:r>
@@ -2715,12 +2674,12 @@
           <w:numId w:val="2"/>
         </w:numPr>
         <w:rPr>
-          <w:lang w:val="en-US"/>
-        </w:rPr>
-      </w:pPr>
-      <w:r>
-        <w:rPr>
-          <w:lang w:val="en-US"/>
+          <w:lang w:val="en-NZ"/>
+        </w:rPr>
+      </w:pPr>
+      <w:r>
+        <w:rPr>
+          <w:lang w:val="en-NZ"/>
         </w:rPr>
         <w:t>Assisted with preparing Dairy Statistics report.</w:t>
       </w:r>
@@ -2732,12 +2691,12 @@
           <w:numId w:val="2"/>
         </w:numPr>
         <w:rPr>
-          <w:lang w:val="en-US"/>
-        </w:rPr>
-      </w:pPr>
-      <w:r>
-        <w:rPr>
-          <w:lang w:val="en-US"/>
+          <w:lang w:val="en-NZ"/>
+        </w:rPr>
+      </w:pPr>
+      <w:r>
+        <w:rPr>
+          <w:lang w:val="en-NZ"/>
         </w:rPr>
         <w:t>Drafted NZ Region Heat Stress paper for Deep South Climate Change.</w:t>
       </w:r>
@@ -2749,12 +2708,12 @@
           <w:numId w:val="2"/>
         </w:numPr>
         <w:rPr>
-          <w:lang w:val="en-US"/>
-        </w:rPr>
-      </w:pPr>
-      <w:r>
-        <w:rPr>
-          <w:lang w:val="en-US"/>
+          <w:lang w:val="en-NZ"/>
+        </w:rPr>
+      </w:pPr>
+      <w:r>
+        <w:rPr>
+          <w:lang w:val="en-NZ"/>
         </w:rPr>
         <w:t>Christmas and New Year break.</w:t>
       </w:r>
@@ -2763,12 +2722,12 @@
       <w:pPr>
         <w:pStyle w:val="Heading2"/>
         <w:rPr>
-          <w:lang w:val="en-US"/>
-        </w:rPr>
-      </w:pPr>
-      <w:r>
-        <w:rPr>
-          <w:lang w:val="en-US" w:eastAsia="zh-CN"/>
+          <w:lang w:val="en-NZ"/>
+        </w:rPr>
+      </w:pPr>
+      <w:r>
+        <w:rPr>
+          <w:lang w:val="en-NZ" w:eastAsia="zh-CN"/>
         </w:rPr>
         <w:t>January 2024</w:t>
       </w:r>
@@ -2780,12 +2739,12 @@
           <w:numId w:val="2"/>
         </w:numPr>
         <w:rPr>
-          <w:lang w:val="en-US"/>
-        </w:rPr>
-      </w:pPr>
-      <w:r>
-        <w:rPr>
-          <w:lang w:val="en-US"/>
+          <w:lang w:val="en-NZ"/>
+        </w:rPr>
+      </w:pPr>
+      <w:r>
+        <w:rPr>
+          <w:lang w:val="en-NZ"/>
         </w:rPr>
         <w:t>Completed draft NZ Region Heat Stress paper for Deep South Climate Change.</w:t>
       </w:r>
@@ -2797,12 +2756,12 @@
           <w:numId w:val="2"/>
         </w:numPr>
         <w:rPr>
-          <w:lang w:val="en-US"/>
-        </w:rPr>
-      </w:pPr>
-      <w:r>
-        <w:rPr>
-          <w:lang w:val="en-US"/>
+          <w:lang w:val="en-NZ"/>
+        </w:rPr>
+      </w:pPr>
+      <w:r>
+        <w:rPr>
+          <w:lang w:val="en-NZ"/>
         </w:rPr>
         <w:t>Preliminary DairyBase bias analysis and document.</w:t>
       </w:r>
@@ -2811,12 +2770,12 @@
       <w:pPr>
         <w:pStyle w:val="Heading2"/>
         <w:rPr>
-          <w:lang w:val="en-US"/>
-        </w:rPr>
-      </w:pPr>
-      <w:r>
-        <w:rPr>
-          <w:lang w:val="en-US" w:eastAsia="zh-CN"/>
+          <w:lang w:val="en-NZ"/>
+        </w:rPr>
+      </w:pPr>
+      <w:r>
+        <w:rPr>
+          <w:lang w:val="en-NZ" w:eastAsia="zh-CN"/>
         </w:rPr>
         <w:t>February 2024</w:t>
       </w:r>
@@ -2828,12 +2787,12 @@
           <w:numId w:val="2"/>
         </w:numPr>
         <w:rPr>
-          <w:lang w:val="en-US"/>
-        </w:rPr>
-      </w:pPr>
-      <w:r>
-        <w:rPr>
-          <w:lang w:val="en-US"/>
+          <w:lang w:val="en-NZ"/>
+        </w:rPr>
+      </w:pPr>
+      <w:r>
+        <w:rPr>
+          <w:lang w:val="en-NZ"/>
         </w:rPr>
         <w:t>Revised NZ Region Heat Stress paper for Deep South Climate Change to updated GHLI.</w:t>
       </w:r>
@@ -2845,12 +2804,12 @@
           <w:numId w:val="2"/>
         </w:numPr>
         <w:rPr>
-          <w:lang w:val="en-US"/>
-        </w:rPr>
-      </w:pPr>
-      <w:r>
-        <w:rPr>
-          <w:lang w:val="en-US"/>
+          <w:lang w:val="en-NZ"/>
+        </w:rPr>
+      </w:pPr>
+      <w:r>
+        <w:rPr>
+          <w:lang w:val="en-NZ"/>
         </w:rPr>
         <w:t>Continued DairyBase bias analysis.</w:t>
       </w:r>
@@ -2862,12 +2821,12 @@
           <w:numId w:val="2"/>
         </w:numPr>
         <w:rPr>
-          <w:lang w:val="en-US"/>
-        </w:rPr>
-      </w:pPr>
-      <w:r>
-        <w:rPr>
-          <w:lang w:val="en-US"/>
+          <w:lang w:val="en-NZ"/>
+        </w:rPr>
+      </w:pPr>
+      <w:r>
+        <w:rPr>
+          <w:lang w:val="en-NZ"/>
         </w:rPr>
         <w:t>Annual leave in Haikou.</w:t>
       </w:r>
@@ -2876,12 +2835,12 @@
       <w:pPr>
         <w:pStyle w:val="Heading2"/>
         <w:rPr>
-          <w:lang w:val="en-US"/>
-        </w:rPr>
-      </w:pPr>
-      <w:r>
-        <w:rPr>
-          <w:lang w:val="en-US" w:eastAsia="zh-CN"/>
+          <w:lang w:val="en-NZ"/>
+        </w:rPr>
+      </w:pPr>
+      <w:r>
+        <w:rPr>
+          <w:lang w:val="en-NZ" w:eastAsia="zh-CN"/>
         </w:rPr>
         <w:lastRenderedPageBreak/>
         <w:t>March 2024</w:t>
@@ -2894,18 +2853,18 @@
           <w:numId w:val="2"/>
         </w:numPr>
         <w:rPr>
-          <w:lang w:val="en-US"/>
-        </w:rPr>
-      </w:pPr>
-      <w:r>
-        <w:rPr>
-          <w:lang w:val="en-US"/>
+          <w:lang w:val="en-NZ"/>
+        </w:rPr>
+      </w:pPr>
+      <w:r>
+        <w:rPr>
+          <w:lang w:val="en-NZ"/>
         </w:rPr>
         <w:t xml:space="preserve">Revised </w:t>
       </w:r>
       <w:r>
         <w:rPr>
-          <w:lang w:val="en-US"/>
+          <w:lang w:val="en-NZ"/>
         </w:rPr>
         <w:t>Wayne’s GPS paper for JNZG.</w:t>
       </w:r>
@@ -2917,12 +2876,12 @@
           <w:numId w:val="2"/>
         </w:numPr>
         <w:rPr>
-          <w:lang w:val="en-US"/>
-        </w:rPr>
-      </w:pPr>
-      <w:r>
-        <w:rPr>
-          <w:lang w:val="en-US"/>
+          <w:lang w:val="en-NZ"/>
+        </w:rPr>
+      </w:pPr>
+      <w:r>
+        <w:rPr>
+          <w:lang w:val="en-NZ"/>
         </w:rPr>
         <w:t>Continued DairyBase bias analysis.</w:t>
       </w:r>
@@ -2934,12 +2893,12 @@
           <w:numId w:val="2"/>
         </w:numPr>
         <w:rPr>
-          <w:lang w:val="en-US"/>
-        </w:rPr>
-      </w:pPr>
-      <w:r>
-        <w:rPr>
-          <w:lang w:val="en-US"/>
+          <w:lang w:val="en-NZ"/>
+        </w:rPr>
+      </w:pPr>
+      <w:r>
+        <w:rPr>
+          <w:lang w:val="en-NZ"/>
         </w:rPr>
         <w:t>Revised NZ Region Heat Stress paper for Deep South Climate Change.</w:t>
       </w:r>
@@ -2951,12 +2910,12 @@
           <w:numId w:val="2"/>
         </w:numPr>
         <w:rPr>
-          <w:lang w:val="en-US"/>
-        </w:rPr>
-      </w:pPr>
-      <w:r>
-        <w:rPr>
-          <w:lang w:val="en-US"/>
+          <w:lang w:val="en-NZ"/>
+        </w:rPr>
+      </w:pPr>
+      <w:r>
+        <w:rPr>
+          <w:lang w:val="en-NZ"/>
         </w:rPr>
         <w:t>Revised JDSC proof.</w:t>
       </w:r>
@@ -2968,26 +2927,26 @@
           <w:numId w:val="2"/>
         </w:numPr>
         <w:rPr>
-          <w:lang w:val="en-US"/>
-        </w:rPr>
-      </w:pPr>
-      <w:r>
-        <w:rPr>
-          <w:lang w:val="en-US"/>
+          <w:lang w:val="en-NZ"/>
+        </w:rPr>
+      </w:pPr>
+      <w:r>
+        <w:rPr>
+          <w:lang w:val="en-NZ"/>
         </w:rPr>
         <w:t xml:space="preserve">Obtained and plotted smaXtec and </w:t>
       </w:r>
       <w:proofErr w:type="spellStart"/>
       <w:r>
         <w:rPr>
-          <w:lang w:val="en-US"/>
+          <w:lang w:val="en-NZ"/>
         </w:rPr>
         <w:t>WeatherLink</w:t>
       </w:r>
       <w:proofErr w:type="spellEnd"/>
       <w:r>
         <w:rPr>
-          <w:lang w:val="en-US"/>
+          <w:lang w:val="en-NZ"/>
         </w:rPr>
         <w:t xml:space="preserve"> data for Shade study.</w:t>
       </w:r>
@@ -2999,12 +2958,12 @@
           <w:numId w:val="2"/>
         </w:numPr>
         <w:rPr>
-          <w:lang w:val="en-US"/>
-        </w:rPr>
-      </w:pPr>
-      <w:r>
-        <w:rPr>
-          <w:lang w:val="en-US"/>
+          <w:lang w:val="en-NZ"/>
+        </w:rPr>
+      </w:pPr>
+      <w:r>
+        <w:rPr>
+          <w:lang w:val="en-NZ"/>
         </w:rPr>
         <w:t>Annual Leave in Melbourne, Easter.</w:t>
       </w:r>
@@ -3016,12 +2975,12 @@
           <w:numId w:val="2"/>
         </w:numPr>
         <w:rPr>
-          <w:lang w:val="en-US"/>
-        </w:rPr>
-      </w:pPr>
-      <w:r>
-        <w:rPr>
-          <w:lang w:val="en-US"/>
+          <w:lang w:val="en-NZ"/>
+        </w:rPr>
+      </w:pPr>
+      <w:r>
+        <w:rPr>
+          <w:lang w:val="en-NZ"/>
         </w:rPr>
         <w:t>Drafted heat stress mapping abstract for ADSS.</w:t>
       </w:r>
@@ -3030,12 +2989,12 @@
       <w:pPr>
         <w:pStyle w:val="Heading2"/>
         <w:rPr>
-          <w:lang w:val="en-US"/>
-        </w:rPr>
-      </w:pPr>
-      <w:r>
-        <w:rPr>
-          <w:lang w:val="en-US" w:eastAsia="zh-CN"/>
+          <w:lang w:val="en-NZ"/>
+        </w:rPr>
+      </w:pPr>
+      <w:r>
+        <w:rPr>
+          <w:lang w:val="en-NZ" w:eastAsia="zh-CN"/>
         </w:rPr>
         <w:t>April 2024</w:t>
       </w:r>
@@ -3047,12 +3006,12 @@
           <w:numId w:val="2"/>
         </w:numPr>
         <w:rPr>
-          <w:lang w:val="en-US"/>
-        </w:rPr>
-      </w:pPr>
-      <w:r>
-        <w:rPr>
-          <w:lang w:val="en-US"/>
+          <w:lang w:val="en-NZ"/>
+        </w:rPr>
+      </w:pPr>
+      <w:r>
+        <w:rPr>
+          <w:lang w:val="en-NZ"/>
         </w:rPr>
         <w:t>Revised NZ Region Heat Stress paper for Deep South Climate Change.</w:t>
       </w:r>
@@ -3064,12 +3023,12 @@
           <w:numId w:val="2"/>
         </w:numPr>
         <w:rPr>
-          <w:lang w:val="en-US"/>
-        </w:rPr>
-      </w:pPr>
-      <w:r>
-        <w:rPr>
-          <w:lang w:val="en-US"/>
+          <w:lang w:val="en-NZ"/>
+        </w:rPr>
+      </w:pPr>
+      <w:r>
+        <w:rPr>
+          <w:lang w:val="en-NZ"/>
         </w:rPr>
         <w:t>Reviewed DairyNZ internal science manuscript.</w:t>
       </w:r>
@@ -3081,12 +3040,12 @@
           <w:numId w:val="2"/>
         </w:numPr>
         <w:rPr>
-          <w:lang w:val="en-US"/>
-        </w:rPr>
-      </w:pPr>
-      <w:r>
-        <w:rPr>
-          <w:lang w:val="en-US"/>
+          <w:lang w:val="en-NZ"/>
+        </w:rPr>
+      </w:pPr>
+      <w:r>
+        <w:rPr>
+          <w:lang w:val="en-NZ"/>
         </w:rPr>
         <w:t>Prepared presentation for GHG workshop in Wellington.</w:t>
       </w:r>
@@ -3098,40 +3057,26 @@
           <w:numId w:val="2"/>
         </w:numPr>
         <w:rPr>
-          <w:lang w:val="en-US"/>
-        </w:rPr>
-      </w:pPr>
-      <w:r>
-        <w:rPr>
-          <w:lang w:val="en-US"/>
-        </w:rPr>
-        <w:t xml:space="preserve">Imported and </w:t>
-      </w:r>
-      <w:proofErr w:type="spellStart"/>
-      <w:r>
-        <w:rPr>
-          <w:lang w:val="en-US"/>
-        </w:rPr>
-        <w:t>analysed</w:t>
-      </w:r>
-      <w:proofErr w:type="spellEnd"/>
-      <w:r>
-        <w:rPr>
-          <w:lang w:val="en-US"/>
-        </w:rPr>
-        <w:t xml:space="preserve"> Halter shade data.</w:t>
+          <w:lang w:val="en-NZ"/>
+        </w:rPr>
+      </w:pPr>
+      <w:r>
+        <w:rPr>
+          <w:lang w:val="en-NZ"/>
+        </w:rPr>
+        <w:t>Imported and analysed Halter shade data.</w:t>
       </w:r>
     </w:p>
     <w:p>
       <w:pPr>
         <w:pStyle w:val="Heading2"/>
         <w:rPr>
-          <w:lang w:val="en-US"/>
-        </w:rPr>
-      </w:pPr>
-      <w:r>
-        <w:rPr>
-          <w:lang w:val="en-US" w:eastAsia="zh-CN"/>
+          <w:lang w:val="en-NZ"/>
+        </w:rPr>
+      </w:pPr>
+      <w:r>
+        <w:rPr>
+          <w:lang w:val="en-NZ" w:eastAsia="zh-CN"/>
         </w:rPr>
         <w:t>May 2024</w:t>
       </w:r>
@@ -3143,12 +3088,12 @@
           <w:numId w:val="2"/>
         </w:numPr>
         <w:rPr>
-          <w:lang w:val="en-US"/>
-        </w:rPr>
-      </w:pPr>
-      <w:r>
-        <w:rPr>
-          <w:lang w:val="en-US"/>
+          <w:lang w:val="en-NZ"/>
+        </w:rPr>
+      </w:pPr>
+      <w:r>
+        <w:rPr>
+          <w:lang w:val="en-NZ"/>
         </w:rPr>
         <w:t>Submitted Deep South Heat Stress Mapping paper to JDS.</w:t>
       </w:r>
@@ -3160,12 +3105,12 @@
           <w:numId w:val="2"/>
         </w:numPr>
         <w:rPr>
-          <w:lang w:val="en-US"/>
-        </w:rPr>
-      </w:pPr>
-      <w:r>
-        <w:rPr>
-          <w:lang w:val="en-US"/>
+          <w:lang w:val="en-NZ"/>
+        </w:rPr>
+      </w:pPr>
+      <w:r>
+        <w:rPr>
+          <w:lang w:val="en-NZ"/>
         </w:rPr>
         <w:t>Shade modelling for Frontier Farms project. Drafted science paper for JDS.</w:t>
       </w:r>
@@ -3177,12 +3122,12 @@
           <w:numId w:val="2"/>
         </w:numPr>
         <w:rPr>
-          <w:lang w:val="en-US"/>
-        </w:rPr>
-      </w:pPr>
-      <w:r>
-        <w:rPr>
-          <w:lang w:val="en-US"/>
+          <w:lang w:val="en-NZ"/>
+        </w:rPr>
+      </w:pPr>
+      <w:r>
+        <w:rPr>
+          <w:lang w:val="en-NZ"/>
         </w:rPr>
         <w:t>Explored using mean z-score (MRZ) in climate maps.</w:t>
       </w:r>
@@ -3194,12 +3139,12 @@
           <w:numId w:val="2"/>
         </w:numPr>
         <w:rPr>
-          <w:lang w:val="en-US"/>
-        </w:rPr>
-      </w:pPr>
-      <w:r>
-        <w:rPr>
-          <w:lang w:val="en-US"/>
+          <w:lang w:val="en-NZ"/>
+        </w:rPr>
+      </w:pPr>
+      <w:r>
+        <w:rPr>
+          <w:lang w:val="en-NZ"/>
         </w:rPr>
         <w:t>Revised and delivered Feed Consumed report for MPI.</w:t>
       </w:r>
@@ -3211,12 +3156,12 @@
           <w:numId w:val="2"/>
         </w:numPr>
         <w:rPr>
-          <w:lang w:val="en-US"/>
-        </w:rPr>
-      </w:pPr>
-      <w:r>
-        <w:rPr>
-          <w:lang w:val="en-US"/>
+          <w:lang w:val="en-NZ"/>
+        </w:rPr>
+      </w:pPr>
+      <w:r>
+        <w:rPr>
+          <w:lang w:val="en-NZ"/>
         </w:rPr>
         <w:t>Imported IceQube activity data for heat and pregnancy detection.</w:t>
       </w:r>
@@ -3228,12 +3173,12 @@
           <w:numId w:val="2"/>
         </w:numPr>
         <w:rPr>
-          <w:lang w:val="en-US"/>
-        </w:rPr>
-      </w:pPr>
-      <w:r>
-        <w:rPr>
-          <w:lang w:val="en-US"/>
+          <w:lang w:val="en-NZ"/>
+        </w:rPr>
+      </w:pPr>
+      <w:r>
+        <w:rPr>
+          <w:lang w:val="en-NZ"/>
         </w:rPr>
         <w:t>Imported Plantain trial data for heat stress modelling.</w:t>
       </w:r>
@@ -3242,24 +3187,24 @@
       <w:pPr>
         <w:pStyle w:val="Heading1"/>
         <w:rPr>
-          <w:lang w:val="en-US"/>
-        </w:rPr>
-      </w:pPr>
-      <w:r>
-        <w:rPr>
-          <w:lang w:val="en-US" w:eastAsia="zh-CN"/>
+          <w:lang w:val="en-NZ"/>
+        </w:rPr>
+      </w:pPr>
+      <w:r>
+        <w:rPr>
+          <w:lang w:val="en-NZ" w:eastAsia="zh-CN"/>
         </w:rPr>
         <w:t xml:space="preserve">Summary </w:t>
       </w:r>
       <w:r>
         <w:rPr>
-          <w:lang w:val="en-US" w:eastAsia="zh-CN"/>
+          <w:lang w:val="en-NZ" w:eastAsia="zh-CN"/>
         </w:rPr>
         <w:t>2023-</w:t>
       </w:r>
       <w:r>
         <w:rPr>
-          <w:lang w:val="en-US" w:eastAsia="zh-CN"/>
+          <w:lang w:val="en-NZ" w:eastAsia="zh-CN"/>
         </w:rPr>
         <w:t>2024</w:t>
       </w:r>
@@ -3290,12 +3235,12 @@
           <w:p>
             <w:pPr>
               <w:rPr>
-                <w:lang w:val="en-US"/>
-              </w:rPr>
-            </w:pPr>
-            <w:r>
-              <w:rPr>
-                <w:lang w:val="en-US"/>
+                <w:lang w:val="en-NZ"/>
+              </w:rPr>
+            </w:pPr>
+            <w:r>
+              <w:rPr>
+                <w:lang w:val="en-NZ"/>
               </w:rPr>
               <w:t>Main projects 2023-2024</w:t>
             </w:r>
@@ -3308,12 +3253,12 @@
           <w:p>
             <w:pPr>
               <w:rPr>
-                <w:lang w:val="en-US"/>
-              </w:rPr>
-            </w:pPr>
-            <w:r>
-              <w:rPr>
-                <w:lang w:val="en-US"/>
+                <w:lang w:val="en-NZ"/>
+              </w:rPr>
+            </w:pPr>
+            <w:r>
+              <w:rPr>
+                <w:lang w:val="en-NZ"/>
               </w:rPr>
               <w:t>Hours</w:t>
             </w:r>
@@ -3326,12 +3271,12 @@
           <w:p>
             <w:pPr>
               <w:rPr>
-                <w:lang w:val="en-US"/>
-              </w:rPr>
-            </w:pPr>
-            <w:r>
-              <w:rPr>
-                <w:lang w:val="en-US"/>
+                <w:lang w:val="en-NZ"/>
+              </w:rPr>
+            </w:pPr>
+            <w:r>
+              <w:rPr>
+                <w:lang w:val="en-NZ"/>
               </w:rPr>
               <w:t>Deliverables</w:t>
             </w:r>
@@ -3346,12 +3291,12 @@
           <w:p>
             <w:pPr>
               <w:rPr>
-                <w:lang w:val="en-US"/>
-              </w:rPr>
-            </w:pPr>
-            <w:r>
-              <w:rPr>
-                <w:lang w:val="en-US"/>
+                <w:lang w:val="en-NZ"/>
+              </w:rPr>
+            </w:pPr>
+            <w:r>
+              <w:rPr>
+                <w:lang w:val="en-NZ"/>
               </w:rPr>
               <w:t>NZBIDA</w:t>
             </w:r>
@@ -3364,32 +3309,32 @@
           <w:p>
             <w:pPr>
               <w:rPr>
-                <w:lang w:val="en-US"/>
-              </w:rPr>
-            </w:pPr>
-            <w:r>
-              <w:rPr>
-                <w:lang w:val="en-US"/>
+                <w:lang w:val="en-NZ"/>
+              </w:rPr>
+            </w:pPr>
+            <w:r>
+              <w:rPr>
+                <w:lang w:val="en-NZ"/>
               </w:rPr>
               <w:t>290</w:t>
             </w:r>
             <w:r>
               <w:rPr>
-                <w:lang w:val="en-US"/>
+                <w:lang w:val="en-NZ"/>
               </w:rPr>
               <w:t xml:space="preserve"> (+106 </w:t>
             </w:r>
             <w:proofErr w:type="spellStart"/>
             <w:r>
               <w:rPr>
-                <w:lang w:val="en-US"/>
+                <w:lang w:val="en-NZ"/>
               </w:rPr>
               <w:t>prev</w:t>
             </w:r>
             <w:proofErr w:type="spellEnd"/>
             <w:r>
               <w:rPr>
-                <w:lang w:val="en-US"/>
+                <w:lang w:val="en-NZ"/>
               </w:rPr>
               <w:t>)</w:t>
             </w:r>
@@ -3402,12 +3347,12 @@
           <w:p>
             <w:pPr>
               <w:rPr>
-                <w:lang w:val="en-US"/>
-              </w:rPr>
-            </w:pPr>
-            <w:r>
-              <w:rPr>
-                <w:lang w:val="en-US"/>
+                <w:lang w:val="en-NZ"/>
+              </w:rPr>
+            </w:pPr>
+            <w:r>
+              <w:rPr>
+                <w:lang w:val="en-NZ"/>
               </w:rPr>
               <w:t>JDSC Heat Stress Paper</w:t>
             </w:r>
@@ -3422,12 +3367,12 @@
           <w:p>
             <w:pPr>
               <w:rPr>
-                <w:lang w:val="en-US"/>
-              </w:rPr>
-            </w:pPr>
-            <w:r>
-              <w:rPr>
-                <w:lang w:val="en-US"/>
+                <w:lang w:val="en-NZ"/>
+              </w:rPr>
+            </w:pPr>
+            <w:r>
+              <w:rPr>
+                <w:lang w:val="en-NZ"/>
               </w:rPr>
               <w:t>Comfort</w:t>
             </w:r>
@@ -3440,12 +3385,12 @@
           <w:p>
             <w:pPr>
               <w:rPr>
-                <w:lang w:val="en-US"/>
-              </w:rPr>
-            </w:pPr>
-            <w:r>
-              <w:rPr>
-                <w:lang w:val="en-US"/>
+                <w:lang w:val="en-NZ"/>
+              </w:rPr>
+            </w:pPr>
+            <w:r>
+              <w:rPr>
+                <w:lang w:val="en-NZ"/>
               </w:rPr>
               <w:t>430</w:t>
             </w:r>
@@ -3458,12 +3403,12 @@
           <w:p>
             <w:pPr>
               <w:rPr>
-                <w:lang w:val="en-US"/>
-              </w:rPr>
-            </w:pPr>
-            <w:r>
-              <w:rPr>
-                <w:lang w:val="en-US"/>
+                <w:lang w:val="en-NZ"/>
+              </w:rPr>
+            </w:pPr>
+            <w:r>
+              <w:rPr>
+                <w:lang w:val="en-NZ"/>
               </w:rPr>
               <w:t>Climate data analysis for Deep South</w:t>
             </w:r>
@@ -3478,12 +3423,12 @@
           <w:p>
             <w:pPr>
               <w:rPr>
-                <w:lang w:val="en-US"/>
-              </w:rPr>
-            </w:pPr>
-            <w:r>
-              <w:rPr>
-                <w:lang w:val="en-US"/>
+                <w:lang w:val="en-NZ"/>
+              </w:rPr>
+            </w:pPr>
+            <w:r>
+              <w:rPr>
+                <w:lang w:val="en-NZ"/>
               </w:rPr>
               <w:t>Shade</w:t>
             </w:r>
@@ -3496,12 +3441,12 @@
           <w:p>
             <w:pPr>
               <w:rPr>
-                <w:lang w:val="en-US"/>
-              </w:rPr>
-            </w:pPr>
-            <w:r>
-              <w:rPr>
-                <w:lang w:val="en-US"/>
+                <w:lang w:val="en-NZ"/>
+              </w:rPr>
+            </w:pPr>
+            <w:r>
+              <w:rPr>
+                <w:lang w:val="en-NZ"/>
               </w:rPr>
               <w:t>196</w:t>
             </w:r>
@@ -3514,12 +3459,12 @@
           <w:p>
             <w:pPr>
               <w:rPr>
-                <w:lang w:val="en-US"/>
-              </w:rPr>
-            </w:pPr>
-            <w:r>
-              <w:rPr>
-                <w:lang w:val="en-US"/>
+                <w:lang w:val="en-NZ"/>
+              </w:rPr>
+            </w:pPr>
+            <w:r>
+              <w:rPr>
+                <w:lang w:val="en-NZ"/>
               </w:rPr>
               <w:t>Shade data analysis for Frontier Farms</w:t>
             </w:r>
@@ -3534,13 +3479,13 @@
           <w:p>
             <w:pPr>
               <w:rPr>
-                <w:lang w:val="en-US"/>
+                <w:lang w:val="en-NZ"/>
               </w:rPr>
             </w:pPr>
             <w:proofErr w:type="spellStart"/>
             <w:r>
               <w:rPr>
-                <w:lang w:val="en-US"/>
+                <w:lang w:val="en-NZ"/>
               </w:rPr>
               <w:t>DairyStats</w:t>
             </w:r>
@@ -3554,12 +3499,12 @@
           <w:p>
             <w:pPr>
               <w:rPr>
-                <w:lang w:val="en-US"/>
-              </w:rPr>
-            </w:pPr>
-            <w:r>
-              <w:rPr>
-                <w:lang w:val="en-US"/>
+                <w:lang w:val="en-NZ"/>
+              </w:rPr>
+            </w:pPr>
+            <w:r>
+              <w:rPr>
+                <w:lang w:val="en-NZ"/>
               </w:rPr>
               <w:t>113</w:t>
             </w:r>
@@ -3572,12 +3517,12 @@
           <w:p>
             <w:pPr>
               <w:rPr>
-                <w:lang w:val="en-US"/>
-              </w:rPr>
-            </w:pPr>
-            <w:r>
-              <w:rPr>
-                <w:lang w:val="en-US"/>
+                <w:lang w:val="en-NZ"/>
+              </w:rPr>
+            </w:pPr>
+            <w:r>
+              <w:rPr>
+                <w:lang w:val="en-NZ"/>
               </w:rPr>
               <w:t>Assisted with Dairy Statistics Report</w:t>
             </w:r>
@@ -3592,12 +3537,12 @@
           <w:p>
             <w:pPr>
               <w:rPr>
-                <w:lang w:val="en-US"/>
-              </w:rPr>
-            </w:pPr>
-            <w:r>
-              <w:rPr>
-                <w:lang w:val="en-US"/>
+                <w:lang w:val="en-NZ"/>
+              </w:rPr>
+            </w:pPr>
+            <w:r>
+              <w:rPr>
+                <w:lang w:val="en-NZ"/>
               </w:rPr>
               <w:t>Other</w:t>
             </w:r>
@@ -3610,12 +3555,12 @@
           <w:p>
             <w:pPr>
               <w:rPr>
-                <w:lang w:val="en-US"/>
-              </w:rPr>
-            </w:pPr>
-            <w:r>
-              <w:rPr>
-                <w:lang w:val="en-US"/>
+                <w:lang w:val="en-NZ"/>
+              </w:rPr>
+            </w:pPr>
+            <w:r>
+              <w:rPr>
+                <w:lang w:val="en-NZ"/>
               </w:rPr>
               <w:t>837</w:t>
             </w:r>
@@ -3628,12 +3573,12 @@
           <w:p>
             <w:pPr>
               <w:rPr>
-                <w:lang w:val="en-US"/>
-              </w:rPr>
-            </w:pPr>
-            <w:r>
-              <w:rPr>
-                <w:lang w:val="en-US"/>
+                <w:lang w:val="en-NZ"/>
+              </w:rPr>
+            </w:pPr>
+            <w:r>
+              <w:rPr>
+                <w:lang w:val="en-NZ"/>
               </w:rPr>
               <w:t>Reviewed Abacus ILMM data</w:t>
             </w:r>
@@ -3641,12 +3586,12 @@
           <w:p>
             <w:pPr>
               <w:rPr>
-                <w:lang w:val="en-US"/>
-              </w:rPr>
-            </w:pPr>
-            <w:r>
-              <w:rPr>
-                <w:lang w:val="en-US"/>
+                <w:lang w:val="en-NZ"/>
+              </w:rPr>
+            </w:pPr>
+            <w:r>
+              <w:rPr>
+                <w:lang w:val="en-NZ"/>
               </w:rPr>
               <w:t>FVI cultivar ranking</w:t>
             </w:r>
@@ -3654,12 +3599,12 @@
           <w:p>
             <w:pPr>
               <w:rPr>
-                <w:lang w:val="en-US"/>
-              </w:rPr>
-            </w:pPr>
-            <w:r>
-              <w:rPr>
-                <w:lang w:val="en-US"/>
+                <w:lang w:val="en-NZ"/>
+              </w:rPr>
+            </w:pPr>
+            <w:r>
+              <w:rPr>
+                <w:lang w:val="en-NZ"/>
               </w:rPr>
               <w:t>FVI model paper draft</w:t>
             </w:r>
@@ -3670,7 +3615,7 @@
     <w:p>
       <w:pPr>
         <w:rPr>
-          <w:lang w:val="en-US"/>
+          <w:lang w:val="en-NZ"/>
         </w:rPr>
       </w:pPr>
     </w:p>
@@ -3678,12 +3623,12 @@
       <w:pPr>
         <w:pStyle w:val="Heading2"/>
         <w:rPr>
-          <w:lang w:val="en-US"/>
-        </w:rPr>
-      </w:pPr>
-      <w:r>
-        <w:rPr>
-          <w:lang w:val="en-US" w:eastAsia="zh-CN"/>
+          <w:lang w:val="en-NZ"/>
+        </w:rPr>
+      </w:pPr>
+      <w:r>
+        <w:rPr>
+          <w:lang w:val="en-NZ" w:eastAsia="zh-CN"/>
         </w:rPr>
         <w:t>June 2024</w:t>
       </w:r>
@@ -3695,18 +3640,18 @@
           <w:numId w:val="2"/>
         </w:numPr>
         <w:rPr>
-          <w:lang w:val="en-US"/>
-        </w:rPr>
-      </w:pPr>
-      <w:r>
-        <w:rPr>
-          <w:lang w:val="en-US"/>
+          <w:lang w:val="en-NZ"/>
+        </w:rPr>
+      </w:pPr>
+      <w:r>
+        <w:rPr>
+          <w:lang w:val="en-NZ"/>
         </w:rPr>
         <w:t>Initial look at Plantain trial data for Roshean.</w:t>
       </w:r>
       <w:r>
         <w:rPr>
-          <w:lang w:val="en-US"/>
+          <w:lang w:val="en-NZ"/>
         </w:rPr>
         <w:t xml:space="preserve"> </w:t>
       </w:r>
@@ -3718,12 +3663,12 @@
           <w:numId w:val="2"/>
         </w:numPr>
         <w:rPr>
-          <w:lang w:val="en-US"/>
-        </w:rPr>
-      </w:pPr>
-      <w:r>
-        <w:rPr>
-          <w:lang w:val="en-US"/>
+          <w:lang w:val="en-NZ"/>
+        </w:rPr>
+      </w:pPr>
+      <w:r>
+        <w:rPr>
+          <w:lang w:val="en-NZ"/>
         </w:rPr>
         <w:t>Shade modelling for Frontier Farms project.</w:t>
       </w:r>
@@ -3735,12 +3680,12 @@
           <w:numId w:val="2"/>
         </w:numPr>
         <w:rPr>
-          <w:lang w:val="en-US"/>
-        </w:rPr>
-      </w:pPr>
-      <w:r>
-        <w:rPr>
-          <w:lang w:val="en-US"/>
+          <w:lang w:val="en-NZ"/>
+        </w:rPr>
+      </w:pPr>
+      <w:r>
+        <w:rPr>
+          <w:lang w:val="en-NZ"/>
         </w:rPr>
         <w:t>Fertility modelling for heat detection.</w:t>
       </w:r>
@@ -3752,12 +3697,12 @@
           <w:numId w:val="2"/>
         </w:numPr>
         <w:rPr>
-          <w:lang w:val="en-US"/>
-        </w:rPr>
-      </w:pPr>
-      <w:r>
-        <w:rPr>
-          <w:lang w:val="en-US"/>
+          <w:lang w:val="en-NZ"/>
+        </w:rPr>
+      </w:pPr>
+      <w:r>
+        <w:rPr>
+          <w:lang w:val="en-NZ"/>
         </w:rPr>
         <w:t>Started looking at data for MPI GHG Liveweight project.</w:t>
       </w:r>
@@ -3766,12 +3711,12 @@
       <w:pPr>
         <w:pStyle w:val="Heading2"/>
         <w:rPr>
-          <w:lang w:val="en-US"/>
-        </w:rPr>
-      </w:pPr>
-      <w:r>
-        <w:rPr>
-          <w:lang w:val="en-US" w:eastAsia="zh-CN"/>
+          <w:lang w:val="en-NZ"/>
+        </w:rPr>
+      </w:pPr>
+      <w:r>
+        <w:rPr>
+          <w:lang w:val="en-NZ" w:eastAsia="zh-CN"/>
         </w:rPr>
         <w:lastRenderedPageBreak/>
         <w:t>July 2024</w:t>
@@ -3784,12 +3729,12 @@
           <w:numId w:val="2"/>
         </w:numPr>
         <w:rPr>
-          <w:lang w:val="en-US"/>
-        </w:rPr>
-      </w:pPr>
-      <w:r>
-        <w:rPr>
-          <w:lang w:val="en-US"/>
+          <w:lang w:val="en-NZ"/>
+        </w:rPr>
+      </w:pPr>
+      <w:r>
+        <w:rPr>
+          <w:lang w:val="en-NZ"/>
         </w:rPr>
         <w:t>Advanced shade modelling and paper.</w:t>
       </w:r>
@@ -3801,12 +3746,12 @@
           <w:numId w:val="2"/>
         </w:numPr>
         <w:rPr>
-          <w:lang w:val="en-US"/>
-        </w:rPr>
-      </w:pPr>
-      <w:r>
-        <w:rPr>
-          <w:lang w:val="en-US"/>
+          <w:lang w:val="en-NZ"/>
+        </w:rPr>
+      </w:pPr>
+      <w:r>
+        <w:rPr>
+          <w:lang w:val="en-NZ"/>
         </w:rPr>
         <w:t>Initial plots of Liveweight data for MPI project.</w:t>
       </w:r>
@@ -3818,12 +3763,12 @@
           <w:numId w:val="2"/>
         </w:numPr>
         <w:rPr>
-          <w:lang w:val="en-US"/>
-        </w:rPr>
-      </w:pPr>
-      <w:r>
-        <w:rPr>
-          <w:lang w:val="en-US"/>
+          <w:lang w:val="en-NZ"/>
+        </w:rPr>
+      </w:pPr>
+      <w:r>
+        <w:rPr>
+          <w:lang w:val="en-NZ"/>
         </w:rPr>
         <w:t>Prepared presentation on Fertility modelling for heat detection.</w:t>
       </w:r>
@@ -3832,12 +3777,12 @@
       <w:pPr>
         <w:pStyle w:val="Heading2"/>
         <w:rPr>
-          <w:lang w:val="en-US"/>
-        </w:rPr>
-      </w:pPr>
-      <w:r>
-        <w:rPr>
-          <w:lang w:val="en-US" w:eastAsia="zh-CN"/>
+          <w:lang w:val="en-NZ"/>
+        </w:rPr>
+      </w:pPr>
+      <w:r>
+        <w:rPr>
+          <w:lang w:val="en-NZ" w:eastAsia="zh-CN"/>
         </w:rPr>
         <w:t>August 2024</w:t>
       </w:r>
@@ -3849,12 +3794,12 @@
           <w:numId w:val="2"/>
         </w:numPr>
         <w:rPr>
-          <w:lang w:val="en-US"/>
-        </w:rPr>
-      </w:pPr>
-      <w:r>
-        <w:rPr>
-          <w:lang w:val="en-US"/>
+          <w:lang w:val="en-NZ"/>
+        </w:rPr>
+      </w:pPr>
+      <w:r>
+        <w:rPr>
+          <w:lang w:val="en-NZ"/>
         </w:rPr>
         <w:t>Advanced shade modelling and paper.</w:t>
       </w:r>
@@ -3866,12 +3811,12 @@
           <w:numId w:val="2"/>
         </w:numPr>
         <w:rPr>
-          <w:lang w:val="en-US"/>
-        </w:rPr>
-      </w:pPr>
-      <w:r>
-        <w:rPr>
-          <w:lang w:val="en-US"/>
+          <w:lang w:val="en-NZ"/>
+        </w:rPr>
+      </w:pPr>
+      <w:r>
+        <w:rPr>
+          <w:lang w:val="en-NZ"/>
         </w:rPr>
         <w:t>Presented fertility prediction modelling to Science Panel meeting.</w:t>
       </w:r>
@@ -3883,26 +3828,26 @@
           <w:numId w:val="2"/>
         </w:numPr>
         <w:rPr>
-          <w:lang w:val="en-US"/>
-        </w:rPr>
-      </w:pPr>
-      <w:r>
-        <w:rPr>
-          <w:lang w:val="en-US"/>
+          <w:lang w:val="en-NZ"/>
+        </w:rPr>
+      </w:pPr>
+      <w:r>
+        <w:rPr>
+          <w:lang w:val="en-NZ"/>
         </w:rPr>
         <w:t xml:space="preserve">Submitted </w:t>
       </w:r>
       <w:proofErr w:type="spellStart"/>
       <w:r>
         <w:rPr>
-          <w:lang w:val="en-US"/>
+          <w:lang w:val="en-NZ"/>
         </w:rPr>
         <w:t>Smaxtec</w:t>
       </w:r>
       <w:proofErr w:type="spellEnd"/>
       <w:r>
         <w:rPr>
-          <w:lang w:val="en-US"/>
+          <w:lang w:val="en-NZ"/>
         </w:rPr>
         <w:t xml:space="preserve"> paper to ADSS.</w:t>
       </w:r>
@@ -3914,12 +3859,12 @@
           <w:numId w:val="2"/>
         </w:numPr>
         <w:rPr>
-          <w:lang w:val="en-US"/>
-        </w:rPr>
-      </w:pPr>
-      <w:r>
-        <w:rPr>
-          <w:lang w:val="en-US"/>
+          <w:lang w:val="en-NZ"/>
+        </w:rPr>
+      </w:pPr>
+      <w:r>
+        <w:rPr>
+          <w:lang w:val="en-NZ"/>
         </w:rPr>
         <w:t>Migrated Pasture Potential Tool to Posit Connect.</w:t>
       </w:r>
@@ -3931,407 +3876,393 @@
           <w:numId w:val="2"/>
         </w:numPr>
         <w:rPr>
-          <w:lang w:val="en-US"/>
-        </w:rPr>
-      </w:pPr>
-      <w:r>
-        <w:rPr>
-          <w:lang w:val="en-US"/>
-        </w:rPr>
-        <w:t xml:space="preserve">Loaded, </w:t>
+          <w:lang w:val="en-NZ"/>
+        </w:rPr>
+      </w:pPr>
+      <w:r>
+        <w:rPr>
+          <w:lang w:val="en-NZ"/>
+        </w:rPr>
+        <w:t>Loaded, analysed and modelled DIGAD liveweight data and prepared draft report for MPI.</w:t>
+      </w:r>
+    </w:p>
+    <w:p>
+      <w:pPr>
+        <w:pStyle w:val="Heading2"/>
+        <w:rPr>
+          <w:lang w:val="en-NZ"/>
+        </w:rPr>
+      </w:pPr>
+      <w:r>
+        <w:rPr>
+          <w:lang w:val="en-NZ" w:eastAsia="zh-CN"/>
+        </w:rPr>
+        <w:t>September 2024</w:t>
+      </w:r>
+    </w:p>
+    <w:p>
+      <w:pPr>
+        <w:numPr>
+          <w:ilvl w:val="0"/>
+          <w:numId w:val="2"/>
+        </w:numPr>
+        <w:rPr>
+          <w:lang w:val="en-NZ"/>
+        </w:rPr>
+      </w:pPr>
+      <w:r>
+        <w:rPr>
+          <w:lang w:val="en-NZ"/>
+        </w:rPr>
+        <w:t>Worked on liveweight data and model and report for MPI.</w:t>
+      </w:r>
+    </w:p>
+    <w:p>
+      <w:pPr>
+        <w:pStyle w:val="Heading2"/>
+        <w:rPr>
+          <w:lang w:val="en-NZ"/>
+        </w:rPr>
+      </w:pPr>
+      <w:r>
+        <w:rPr>
+          <w:lang w:val="en-NZ" w:eastAsia="zh-CN"/>
+        </w:rPr>
+        <w:t>October 2024</w:t>
+      </w:r>
+    </w:p>
+    <w:p>
+      <w:pPr>
+        <w:numPr>
+          <w:ilvl w:val="0"/>
+          <w:numId w:val="2"/>
+        </w:numPr>
+        <w:rPr>
+          <w:lang w:val="en-NZ"/>
+        </w:rPr>
+      </w:pPr>
+      <w:r>
+        <w:rPr>
+          <w:lang w:val="en-NZ"/>
+        </w:rPr>
+        <w:t>Worked on liveweight data and model and report for MPI.</w:t>
+      </w:r>
+    </w:p>
+    <w:p>
+      <w:pPr>
+        <w:numPr>
+          <w:ilvl w:val="0"/>
+          <w:numId w:val="2"/>
+        </w:numPr>
+        <w:rPr>
+          <w:lang w:val="en-NZ"/>
+        </w:rPr>
+      </w:pPr>
+      <w:r>
+        <w:rPr>
+          <w:lang w:val="en-NZ"/>
+        </w:rPr>
+        <w:t xml:space="preserve">Revised </w:t>
       </w:r>
       <w:proofErr w:type="spellStart"/>
       <w:r>
         <w:rPr>
-          <w:lang w:val="en-US"/>
-        </w:rPr>
-        <w:t>analysed</w:t>
+          <w:lang w:val="en-NZ"/>
+        </w:rPr>
+        <w:t>Smaxtec</w:t>
       </w:r>
       <w:proofErr w:type="spellEnd"/>
       <w:r>
         <w:rPr>
-          <w:lang w:val="en-US"/>
-        </w:rPr>
-        <w:t xml:space="preserve"> and modelled DIGAD liveweight data and prepared draft report for MPI.</w:t>
+          <w:lang w:val="en-NZ"/>
+        </w:rPr>
+        <w:t xml:space="preserve"> and Deep South papers for ADSS.</w:t>
+      </w:r>
+    </w:p>
+    <w:p>
+      <w:pPr>
+        <w:numPr>
+          <w:ilvl w:val="0"/>
+          <w:numId w:val="2"/>
+        </w:numPr>
+        <w:rPr>
+          <w:lang w:val="en-NZ"/>
+        </w:rPr>
+      </w:pPr>
+      <w:r>
+        <w:rPr>
+          <w:lang w:val="en-NZ"/>
+        </w:rPr>
+        <w:t>Reviewed literature for Estrus detection project.</w:t>
       </w:r>
     </w:p>
     <w:p>
       <w:pPr>
         <w:pStyle w:val="Heading2"/>
         <w:rPr>
-          <w:lang w:val="en-US"/>
-        </w:rPr>
-      </w:pPr>
-      <w:r>
-        <w:rPr>
-          <w:lang w:val="en-US" w:eastAsia="zh-CN"/>
-        </w:rPr>
-        <w:t>September 2024</w:t>
-      </w:r>
-    </w:p>
-    <w:p>
-      <w:pPr>
-        <w:numPr>
-          <w:ilvl w:val="0"/>
-          <w:numId w:val="2"/>
-        </w:numPr>
-        <w:rPr>
-          <w:lang w:val="en-US"/>
-        </w:rPr>
-      </w:pPr>
-      <w:r>
-        <w:rPr>
-          <w:lang w:val="en-US"/>
-        </w:rPr>
-        <w:t>Worked on liveweight data and model and report for MPI.</w:t>
-      </w:r>
+          <w:lang w:val="en-NZ"/>
+        </w:rPr>
+      </w:pPr>
+      <w:r>
+        <w:rPr>
+          <w:lang w:val="en-NZ" w:eastAsia="zh-CN"/>
+        </w:rPr>
+        <w:t>November 2024</w:t>
+      </w:r>
+    </w:p>
+    <w:p>
+      <w:pPr>
+        <w:numPr>
+          <w:ilvl w:val="0"/>
+          <w:numId w:val="2"/>
+        </w:numPr>
+        <w:rPr>
+          <w:lang w:val="en-NZ"/>
+        </w:rPr>
+      </w:pPr>
+      <w:r>
+        <w:rPr>
+          <w:lang w:val="en-NZ"/>
+        </w:rPr>
+        <w:t>Completed liveweight report for MPI.</w:t>
+      </w:r>
+    </w:p>
+    <w:p>
+      <w:pPr>
+        <w:numPr>
+          <w:ilvl w:val="0"/>
+          <w:numId w:val="2"/>
+        </w:numPr>
+        <w:rPr>
+          <w:lang w:val="en-NZ"/>
+        </w:rPr>
+      </w:pPr>
+      <w:r>
+        <w:rPr>
+          <w:lang w:val="en-NZ"/>
+        </w:rPr>
+        <w:t xml:space="preserve">Prepared </w:t>
+      </w:r>
+      <w:proofErr w:type="spellStart"/>
+      <w:r>
+        <w:rPr>
+          <w:lang w:val="en-NZ"/>
+        </w:rPr>
+        <w:t>Smaxtec</w:t>
+      </w:r>
+      <w:proofErr w:type="spellEnd"/>
+      <w:r>
+        <w:rPr>
+          <w:lang w:val="en-NZ"/>
+        </w:rPr>
+        <w:t xml:space="preserve"> and Deep South presentations for ADSS.</w:t>
+      </w:r>
+    </w:p>
+    <w:p>
+      <w:pPr>
+        <w:numPr>
+          <w:ilvl w:val="0"/>
+          <w:numId w:val="2"/>
+        </w:numPr>
+        <w:rPr>
+          <w:lang w:val="en-NZ"/>
+        </w:rPr>
+      </w:pPr>
+      <w:r>
+        <w:rPr>
+          <w:lang w:val="en-NZ"/>
+        </w:rPr>
+        <w:t>Participated in ADSS conference in Christchurch.</w:t>
+      </w:r>
+    </w:p>
+    <w:p>
+      <w:pPr>
+        <w:numPr>
+          <w:ilvl w:val="0"/>
+          <w:numId w:val="2"/>
+        </w:numPr>
+        <w:rPr>
+          <w:lang w:val="en-NZ"/>
+        </w:rPr>
+      </w:pPr>
+      <w:r>
+        <w:rPr>
+          <w:lang w:val="en-NZ"/>
+        </w:rPr>
+        <w:t>Reviewed literature for Estrus detection project.</w:t>
+      </w:r>
+    </w:p>
+    <w:p>
+      <w:pPr>
+        <w:rPr>
+          <w:lang w:val="en-NZ"/>
+        </w:rPr>
+      </w:pPr>
     </w:p>
     <w:p>
       <w:pPr>
         <w:pStyle w:val="Heading2"/>
         <w:rPr>
-          <w:lang w:val="en-US"/>
-        </w:rPr>
-      </w:pPr>
-      <w:r>
-        <w:rPr>
-          <w:lang w:val="en-US" w:eastAsia="zh-CN"/>
-        </w:rPr>
-        <w:t>October 2024</w:t>
-      </w:r>
-    </w:p>
-    <w:p>
-      <w:pPr>
-        <w:numPr>
-          <w:ilvl w:val="0"/>
-          <w:numId w:val="2"/>
-        </w:numPr>
-        <w:rPr>
-          <w:lang w:val="en-US"/>
-        </w:rPr>
-      </w:pPr>
-      <w:r>
-        <w:rPr>
-          <w:lang w:val="en-US"/>
-        </w:rPr>
-        <w:t>Worked on liveweight data and model and report for MPI.</w:t>
-      </w:r>
-    </w:p>
-    <w:p>
-      <w:pPr>
-        <w:numPr>
-          <w:ilvl w:val="0"/>
-          <w:numId w:val="2"/>
-        </w:numPr>
-        <w:rPr>
-          <w:lang w:val="en-US"/>
-        </w:rPr>
-      </w:pPr>
-      <w:r>
-        <w:rPr>
-          <w:lang w:val="en-US"/>
-        </w:rPr>
-        <w:t xml:space="preserve">Revised </w:t>
-      </w:r>
-      <w:proofErr w:type="spellStart"/>
-      <w:r>
-        <w:rPr>
-          <w:lang w:val="en-US"/>
-        </w:rPr>
-        <w:t>Smaxtec</w:t>
-      </w:r>
-      <w:proofErr w:type="spellEnd"/>
-      <w:r>
-        <w:rPr>
-          <w:lang w:val="en-US"/>
-        </w:rPr>
-        <w:t xml:space="preserve"> and Deep South papers for ADSS.</w:t>
-      </w:r>
-    </w:p>
-    <w:p>
-      <w:pPr>
-        <w:numPr>
-          <w:ilvl w:val="0"/>
-          <w:numId w:val="2"/>
-        </w:numPr>
-        <w:rPr>
-          <w:lang w:val="en-US"/>
-        </w:rPr>
-      </w:pPr>
-      <w:r>
-        <w:rPr>
-          <w:lang w:val="en-US"/>
-        </w:rPr>
-        <w:t>Reviewed literature for Estrus detection project.</w:t>
-      </w:r>
+          <w:lang w:val="en-NZ"/>
+        </w:rPr>
+      </w:pPr>
+      <w:r>
+        <w:rPr>
+          <w:lang w:val="en-NZ" w:eastAsia="zh-CN"/>
+        </w:rPr>
+        <w:t>December 2024</w:t>
+      </w:r>
+    </w:p>
+    <w:p>
+      <w:pPr>
+        <w:numPr>
+          <w:ilvl w:val="0"/>
+          <w:numId w:val="2"/>
+        </w:numPr>
+        <w:rPr>
+          <w:lang w:val="en-NZ"/>
+        </w:rPr>
+      </w:pPr>
+      <w:r>
+        <w:rPr>
+          <w:lang w:val="en-NZ"/>
+        </w:rPr>
+        <w:t>Reviewed paper for Geoscience journal.</w:t>
+      </w:r>
+    </w:p>
+    <w:p>
+      <w:pPr>
+        <w:numPr>
+          <w:ilvl w:val="0"/>
+          <w:numId w:val="2"/>
+        </w:numPr>
+        <w:rPr>
+          <w:lang w:val="en-NZ"/>
+        </w:rPr>
+      </w:pPr>
+      <w:r>
+        <w:rPr>
+          <w:lang w:val="en-NZ"/>
+        </w:rPr>
+        <w:t>Refined deviation calculation and models for Estrus detection project.</w:t>
+      </w:r>
+    </w:p>
+    <w:p>
+      <w:pPr>
+        <w:numPr>
+          <w:ilvl w:val="0"/>
+          <w:numId w:val="2"/>
+        </w:numPr>
+        <w:rPr>
+          <w:lang w:val="en-NZ"/>
+        </w:rPr>
+      </w:pPr>
+      <w:r>
+        <w:rPr>
+          <w:lang w:val="en-NZ"/>
+        </w:rPr>
+        <w:t>Presented heat stress work at Curiosity Session.</w:t>
+      </w:r>
+    </w:p>
+    <w:p>
+      <w:pPr>
+        <w:numPr>
+          <w:ilvl w:val="0"/>
+          <w:numId w:val="2"/>
+        </w:numPr>
+        <w:rPr>
+          <w:lang w:val="en-NZ"/>
+        </w:rPr>
+      </w:pPr>
+      <w:r>
+        <w:rPr>
+          <w:lang w:val="en-NZ"/>
+        </w:rPr>
+        <w:t>Christmas Holiday.</w:t>
+      </w:r>
+    </w:p>
+    <w:p>
+      <w:pPr>
+        <w:rPr>
+          <w:lang w:val="en-NZ"/>
+        </w:rPr>
+      </w:pPr>
     </w:p>
     <w:p>
       <w:pPr>
         <w:pStyle w:val="Heading2"/>
         <w:rPr>
-          <w:lang w:val="en-US"/>
-        </w:rPr>
-      </w:pPr>
-      <w:r>
-        <w:rPr>
-          <w:lang w:val="en-US" w:eastAsia="zh-CN"/>
-        </w:rPr>
-        <w:t>November 2024</w:t>
-      </w:r>
-    </w:p>
-    <w:p>
-      <w:pPr>
-        <w:numPr>
-          <w:ilvl w:val="0"/>
-          <w:numId w:val="2"/>
-        </w:numPr>
-        <w:rPr>
-          <w:lang w:val="en-US"/>
-        </w:rPr>
-      </w:pPr>
-      <w:r>
-        <w:rPr>
-          <w:lang w:val="en-US"/>
-        </w:rPr>
-        <w:t>Completed liveweight report for MPI.</w:t>
-      </w:r>
-    </w:p>
-    <w:p>
-      <w:pPr>
-        <w:numPr>
-          <w:ilvl w:val="0"/>
-          <w:numId w:val="2"/>
-        </w:numPr>
-        <w:rPr>
-          <w:lang w:val="en-US"/>
-        </w:rPr>
-      </w:pPr>
-      <w:r>
-        <w:rPr>
-          <w:lang w:val="en-US"/>
-        </w:rPr>
-        <w:t xml:space="preserve">Prepared </w:t>
-      </w:r>
-      <w:proofErr w:type="spellStart"/>
-      <w:r>
-        <w:rPr>
-          <w:lang w:val="en-US"/>
-        </w:rPr>
-        <w:t>Smaxtec</w:t>
-      </w:r>
-      <w:proofErr w:type="spellEnd"/>
-      <w:r>
-        <w:rPr>
-          <w:lang w:val="en-US"/>
-        </w:rPr>
-        <w:t xml:space="preserve"> and Deep South presentations for ADSS.</w:t>
-      </w:r>
-    </w:p>
-    <w:p>
-      <w:pPr>
-        <w:numPr>
-          <w:ilvl w:val="0"/>
-          <w:numId w:val="2"/>
-        </w:numPr>
-        <w:rPr>
-          <w:lang w:val="en-US"/>
-        </w:rPr>
-      </w:pPr>
-      <w:r>
-        <w:rPr>
-          <w:lang w:val="en-US"/>
-        </w:rPr>
-        <w:t>Participated in ADSS conference in Christchurch.</w:t>
-      </w:r>
-    </w:p>
-    <w:p>
-      <w:pPr>
-        <w:numPr>
-          <w:ilvl w:val="0"/>
-          <w:numId w:val="2"/>
-        </w:numPr>
-        <w:rPr>
-          <w:lang w:val="en-US"/>
-        </w:rPr>
-      </w:pPr>
-      <w:r>
-        <w:rPr>
-          <w:lang w:val="en-US"/>
-        </w:rPr>
-        <w:t>Reviewed literature for Estrus detection project.</w:t>
-      </w:r>
-    </w:p>
-    <w:p>
-      <w:pPr>
-        <w:rPr>
-          <w:lang w:val="en-US"/>
-        </w:rPr>
-      </w:pPr>
+          <w:lang w:val="en-NZ"/>
+        </w:rPr>
+      </w:pPr>
+      <w:r>
+        <w:rPr>
+          <w:lang w:val="en-NZ" w:eastAsia="zh-CN"/>
+        </w:rPr>
+        <w:t>January 2025</w:t>
+      </w:r>
+    </w:p>
+    <w:p>
+      <w:pPr>
+        <w:numPr>
+          <w:ilvl w:val="0"/>
+          <w:numId w:val="2"/>
+        </w:numPr>
+        <w:rPr>
+          <w:lang w:val="en-NZ"/>
+        </w:rPr>
+      </w:pPr>
+      <w:r>
+        <w:rPr>
+          <w:lang w:val="en-NZ"/>
+        </w:rPr>
+        <w:t>Christmas Holiday.</w:t>
+      </w:r>
+    </w:p>
+    <w:p>
+      <w:pPr>
+        <w:numPr>
+          <w:ilvl w:val="0"/>
+          <w:numId w:val="2"/>
+        </w:numPr>
+        <w:rPr>
+          <w:lang w:val="en-NZ"/>
+        </w:rPr>
+      </w:pPr>
+      <w:r>
+        <w:rPr>
+          <w:lang w:val="en-NZ"/>
+        </w:rPr>
+        <w:t>Revised Deep South paper and got it accepted by APS.</w:t>
+      </w:r>
+    </w:p>
+    <w:p>
+      <w:pPr>
+        <w:numPr>
+          <w:ilvl w:val="0"/>
+          <w:numId w:val="2"/>
+        </w:numPr>
+        <w:rPr>
+          <w:lang w:val="en-NZ"/>
+        </w:rPr>
+      </w:pPr>
+      <w:r>
+        <w:rPr>
+          <w:lang w:val="en-NZ"/>
+        </w:rPr>
+        <w:t>Refined lit review, deviation calculation, models and paper for Estrus detection project.</w:t>
+      </w:r>
     </w:p>
     <w:p>
       <w:pPr>
         <w:pStyle w:val="Heading2"/>
         <w:rPr>
-          <w:lang w:val="en-US"/>
-        </w:rPr>
-      </w:pPr>
-      <w:r>
-        <w:rPr>
-          <w:lang w:val="en-US" w:eastAsia="zh-CN"/>
-        </w:rPr>
-        <w:t>December 2024</w:t>
-      </w:r>
-    </w:p>
-    <w:p>
-      <w:pPr>
-        <w:numPr>
-          <w:ilvl w:val="0"/>
-          <w:numId w:val="2"/>
-        </w:numPr>
-        <w:rPr>
-          <w:lang w:val="en-US"/>
-        </w:rPr>
-      </w:pPr>
-      <w:r>
-        <w:rPr>
-          <w:lang w:val="en-US"/>
-        </w:rPr>
-        <w:t>Reviewed paper for Geoscience journal.</w:t>
-      </w:r>
-    </w:p>
-    <w:p>
-      <w:pPr>
-        <w:numPr>
-          <w:ilvl w:val="0"/>
-          <w:numId w:val="2"/>
-        </w:numPr>
-        <w:rPr>
-          <w:lang w:val="en-US"/>
-        </w:rPr>
-      </w:pPr>
-      <w:r>
-        <w:rPr>
-          <w:lang w:val="en-US"/>
-        </w:rPr>
-        <w:t>Refined deviation calculation and models for Estrus detection project.</w:t>
-      </w:r>
-    </w:p>
-    <w:p>
-      <w:pPr>
-        <w:numPr>
-          <w:ilvl w:val="0"/>
-          <w:numId w:val="2"/>
-        </w:numPr>
-        <w:rPr>
-          <w:lang w:val="en-US"/>
-        </w:rPr>
-      </w:pPr>
-      <w:r>
-        <w:rPr>
-          <w:lang w:val="en-US"/>
-        </w:rPr>
-        <w:t>Presented heat stress work at Curiosity Session.</w:t>
-      </w:r>
-    </w:p>
-    <w:p>
-      <w:pPr>
-        <w:numPr>
-          <w:ilvl w:val="0"/>
-          <w:numId w:val="2"/>
-        </w:numPr>
-        <w:rPr>
-          <w:lang w:val="en-US"/>
-        </w:rPr>
-      </w:pPr>
-      <w:r>
-        <w:rPr>
-          <w:lang w:val="en-US"/>
-        </w:rPr>
-        <w:t>Christmas Holiday.</w:t>
-      </w:r>
-    </w:p>
-    <w:p>
-      <w:pPr>
-        <w:rPr>
-          <w:lang w:val="en-US"/>
-        </w:rPr>
-      </w:pPr>
-    </w:p>
-    <w:p>
-      <w:pPr>
-        <w:pStyle w:val="Heading2"/>
-        <w:rPr>
-          <w:lang w:val="en-US"/>
-        </w:rPr>
-      </w:pPr>
-      <w:r>
-        <w:rPr>
-          <w:lang w:val="en-US" w:eastAsia="zh-CN"/>
-        </w:rPr>
-        <w:t>January 2025</w:t>
-      </w:r>
-    </w:p>
-    <w:p>
-      <w:pPr>
-        <w:numPr>
-          <w:ilvl w:val="0"/>
-          <w:numId w:val="2"/>
-        </w:numPr>
-        <w:rPr>
-          <w:lang w:val="en-US"/>
-        </w:rPr>
-      </w:pPr>
-      <w:r>
-        <w:rPr>
-          <w:lang w:val="en-US"/>
-        </w:rPr>
-        <w:t>Christmas Holiday.</w:t>
-      </w:r>
-    </w:p>
-    <w:p>
-      <w:pPr>
-        <w:numPr>
-          <w:ilvl w:val="0"/>
-          <w:numId w:val="2"/>
-        </w:numPr>
-        <w:rPr>
-          <w:lang w:val="en-US"/>
-        </w:rPr>
-      </w:pPr>
-      <w:r>
-        <w:rPr>
-          <w:lang w:val="en-US"/>
-        </w:rPr>
-        <w:t>Revised Deep South paper and got it accepted by APS.</w:t>
-      </w:r>
-    </w:p>
-    <w:p>
-      <w:pPr>
-        <w:numPr>
-          <w:ilvl w:val="0"/>
-          <w:numId w:val="2"/>
-        </w:numPr>
-        <w:rPr>
-          <w:lang w:val="en-US"/>
-        </w:rPr>
-      </w:pPr>
-      <w:r>
-        <w:rPr>
-          <w:lang w:val="en-US"/>
-        </w:rPr>
-        <w:t>Refined lit review, deviation calculation, models and paper for Estrus detection project.</w:t>
-      </w:r>
-    </w:p>
-    <w:p>
-      <w:pPr>
-        <w:pStyle w:val="Heading2"/>
-        <w:rPr>
-          <w:lang w:val="en-US"/>
-        </w:rPr>
-      </w:pPr>
-      <w:r>
-        <w:rPr>
-          <w:lang w:val="en-US" w:eastAsia="zh-CN"/>
+          <w:lang w:val="en-NZ"/>
+        </w:rPr>
+      </w:pPr>
+      <w:r>
+        <w:rPr>
+          <w:lang w:val="en-NZ" w:eastAsia="zh-CN"/>
         </w:rPr>
         <w:lastRenderedPageBreak/>
         <w:t>February 2025</w:t>
@@ -4344,12 +4275,12 @@
           <w:numId w:val="2"/>
         </w:numPr>
         <w:rPr>
-          <w:lang w:val="en-US"/>
-        </w:rPr>
-      </w:pPr>
-      <w:r>
-        <w:rPr>
-          <w:lang w:val="en-US"/>
+          <w:lang w:val="en-NZ"/>
+        </w:rPr>
+      </w:pPr>
+      <w:r>
+        <w:rPr>
+          <w:lang w:val="en-NZ"/>
         </w:rPr>
         <w:t>Revised NIWA and GNS BACH papers.</w:t>
       </w:r>
@@ -4361,65 +4292,53 @@
           <w:numId w:val="2"/>
         </w:numPr>
         <w:rPr>
-          <w:lang w:val="en-US"/>
-        </w:rPr>
-      </w:pPr>
-      <w:r>
-        <w:rPr>
-          <w:lang w:val="en-US"/>
-        </w:rPr>
-        <w:t xml:space="preserve">Refined </w:t>
-      </w:r>
-      <w:r>
-        <w:rPr>
-          <w:lang w:val="en-US"/>
-        </w:rPr>
-        <w:t>event detection model</w:t>
-      </w:r>
-      <w:r>
-        <w:rPr>
-          <w:lang w:val="en-US"/>
-        </w:rPr>
-        <w:t xml:space="preserve"> for Estrus detection project.</w:t>
-      </w:r>
-    </w:p>
-    <w:p>
-      <w:pPr>
-        <w:numPr>
-          <w:ilvl w:val="0"/>
-          <w:numId w:val="2"/>
-        </w:numPr>
-        <w:rPr>
-          <w:lang w:val="en-US"/>
-        </w:rPr>
-      </w:pPr>
-      <w:r>
-        <w:rPr>
-          <w:lang w:val="en-US"/>
+          <w:lang w:val="en-NZ"/>
+        </w:rPr>
+      </w:pPr>
+      <w:r>
+        <w:rPr>
+          <w:lang w:val="en-NZ"/>
+        </w:rPr>
+        <w:t>Refined event detection model for Estrus detection project.</w:t>
+      </w:r>
+    </w:p>
+    <w:p>
+      <w:pPr>
+        <w:numPr>
+          <w:ilvl w:val="0"/>
+          <w:numId w:val="2"/>
+        </w:numPr>
+        <w:rPr>
+          <w:lang w:val="en-NZ"/>
+        </w:rPr>
+      </w:pPr>
+      <w:r>
+        <w:rPr>
+          <w:lang w:val="en-NZ"/>
         </w:rPr>
         <w:t>Reviewed and check</w:t>
       </w:r>
       <w:r>
         <w:rPr>
-          <w:lang w:val="en-US"/>
+          <w:lang w:val="en-NZ"/>
         </w:rPr>
         <w:t>ed</w:t>
       </w:r>
       <w:r>
         <w:rPr>
-          <w:lang w:val="en-US"/>
+          <w:lang w:val="en-NZ"/>
         </w:rPr>
         <w:t xml:space="preserve"> code </w:t>
       </w:r>
       <w:r>
         <w:rPr>
-          <w:lang w:val="en-US"/>
+          <w:lang w:val="en-NZ"/>
         </w:rPr>
         <w:t xml:space="preserve">for </w:t>
       </w:r>
       <w:r>
         <w:rPr>
-          <w:lang w:val="en-US"/>
+          <w:lang w:val="en-NZ"/>
         </w:rPr>
         <w:t>Shade project.</w:t>
       </w:r>
@@ -4431,12 +4350,12 @@
           <w:numId w:val="2"/>
         </w:numPr>
         <w:rPr>
-          <w:lang w:val="en-US"/>
-        </w:rPr>
-      </w:pPr>
-      <w:r>
-        <w:rPr>
-          <w:lang w:val="en-US"/>
+          <w:lang w:val="en-NZ"/>
+        </w:rPr>
+      </w:pPr>
+      <w:r>
+        <w:rPr>
+          <w:lang w:val="en-NZ"/>
         </w:rPr>
         <w:t>Refereed COMPAG and ECOMOD papers.</w:t>
       </w:r>
@@ -4448,12 +4367,12 @@
           <w:numId w:val="2"/>
         </w:numPr>
         <w:rPr>
-          <w:lang w:val="en-US"/>
-        </w:rPr>
-      </w:pPr>
-      <w:r>
-        <w:rPr>
-          <w:lang w:val="en-US"/>
+          <w:lang w:val="en-NZ"/>
+        </w:rPr>
+      </w:pPr>
+      <w:r>
+        <w:rPr>
+          <w:lang w:val="en-NZ"/>
         </w:rPr>
         <w:t>Presented Deep South work to DairyNZ Staff Update.</w:t>
       </w:r>
@@ -4465,12 +4384,12 @@
           <w:numId w:val="2"/>
         </w:numPr>
         <w:rPr>
-          <w:lang w:val="en-US"/>
-        </w:rPr>
-      </w:pPr>
-      <w:r>
-        <w:rPr>
-          <w:lang w:val="en-US"/>
+          <w:lang w:val="en-NZ"/>
+        </w:rPr>
+      </w:pPr>
+      <w:r>
+        <w:rPr>
+          <w:lang w:val="en-NZ"/>
         </w:rPr>
         <w:t>Assisted with Liveweight Milestone 3 and 4 reports.</w:t>
       </w:r>
@@ -4479,12 +4398,12 @@
       <w:pPr>
         <w:pStyle w:val="Heading2"/>
         <w:rPr>
-          <w:lang w:val="en-US"/>
-        </w:rPr>
-      </w:pPr>
-      <w:r>
-        <w:rPr>
-          <w:lang w:val="en-US" w:eastAsia="zh-CN"/>
+          <w:lang w:val="en-NZ"/>
+        </w:rPr>
+      </w:pPr>
+      <w:r>
+        <w:rPr>
+          <w:lang w:val="en-NZ" w:eastAsia="zh-CN"/>
         </w:rPr>
         <w:t>March 2025</w:t>
       </w:r>
@@ -4496,58 +4415,46 @@
           <w:numId w:val="2"/>
         </w:numPr>
         <w:rPr>
-          <w:lang w:val="en-US"/>
-        </w:rPr>
-      </w:pPr>
-      <w:r>
-        <w:rPr>
-          <w:lang w:val="en-US"/>
-        </w:rPr>
-        <w:t xml:space="preserve">Worked on draft manuscript for </w:t>
-      </w:r>
-      <w:r>
-        <w:rPr>
-          <w:lang w:val="en-US"/>
-        </w:rPr>
-        <w:t>Estrus detection project.</w:t>
-      </w:r>
-    </w:p>
-    <w:p>
-      <w:pPr>
-        <w:numPr>
-          <w:ilvl w:val="0"/>
-          <w:numId w:val="2"/>
-        </w:numPr>
-        <w:rPr>
-          <w:lang w:val="en-US"/>
-        </w:rPr>
-      </w:pPr>
-      <w:r>
-        <w:rPr>
-          <w:lang w:val="en-US"/>
-        </w:rPr>
-        <w:t xml:space="preserve">Worked on draft manuscript for Shade use </w:t>
-      </w:r>
-      <w:r>
-        <w:rPr>
-          <w:lang w:val="en-US"/>
-        </w:rPr>
-        <w:t>project.</w:t>
-      </w:r>
-    </w:p>
-    <w:p>
-      <w:pPr>
-        <w:numPr>
-          <w:ilvl w:val="0"/>
-          <w:numId w:val="2"/>
-        </w:numPr>
-        <w:rPr>
-          <w:lang w:val="en-US"/>
-        </w:rPr>
-      </w:pPr>
-      <w:r>
-        <w:rPr>
-          <w:lang w:val="en-US"/>
+          <w:lang w:val="en-NZ"/>
+        </w:rPr>
+      </w:pPr>
+      <w:r>
+        <w:rPr>
+          <w:lang w:val="en-NZ"/>
+        </w:rPr>
+        <w:t>Worked on draft manuscript for Estrus detection project.</w:t>
+      </w:r>
+    </w:p>
+    <w:p>
+      <w:pPr>
+        <w:numPr>
+          <w:ilvl w:val="0"/>
+          <w:numId w:val="2"/>
+        </w:numPr>
+        <w:rPr>
+          <w:lang w:val="en-NZ"/>
+        </w:rPr>
+      </w:pPr>
+      <w:r>
+        <w:rPr>
+          <w:lang w:val="en-NZ"/>
+        </w:rPr>
+        <w:t>Worked on draft manuscript for Shade use project.</w:t>
+      </w:r>
+    </w:p>
+    <w:p>
+      <w:pPr>
+        <w:numPr>
+          <w:ilvl w:val="0"/>
+          <w:numId w:val="2"/>
+        </w:numPr>
+        <w:rPr>
+          <w:lang w:val="en-NZ"/>
+        </w:rPr>
+      </w:pPr>
+      <w:r>
+        <w:rPr>
+          <w:lang w:val="en-NZ"/>
         </w:rPr>
         <w:t>Updated Pasture Potential Tool data and app.</w:t>
       </w:r>
@@ -4556,12 +4463,12 @@
       <w:pPr>
         <w:pStyle w:val="Heading2"/>
         <w:rPr>
-          <w:lang w:val="en-US"/>
-        </w:rPr>
-      </w:pPr>
-      <w:r>
-        <w:rPr>
-          <w:lang w:val="en-US" w:eastAsia="zh-CN"/>
+          <w:lang w:val="en-NZ"/>
+        </w:rPr>
+      </w:pPr>
+      <w:r>
+        <w:rPr>
+          <w:lang w:val="en-NZ" w:eastAsia="zh-CN"/>
         </w:rPr>
         <w:t>April 2025</w:t>
       </w:r>
@@ -4573,58 +4480,46 @@
           <w:numId w:val="2"/>
         </w:numPr>
         <w:rPr>
-          <w:lang w:val="en-US"/>
-        </w:rPr>
-      </w:pPr>
-      <w:r>
-        <w:rPr>
-          <w:lang w:val="en-US"/>
-        </w:rPr>
-        <w:t xml:space="preserve">Worked on draft manuscript for </w:t>
-      </w:r>
-      <w:r>
-        <w:rPr>
-          <w:lang w:val="en-US"/>
-        </w:rPr>
-        <w:t>Estrus detection project.</w:t>
-      </w:r>
-    </w:p>
-    <w:p>
-      <w:pPr>
-        <w:numPr>
-          <w:ilvl w:val="0"/>
-          <w:numId w:val="2"/>
-        </w:numPr>
-        <w:rPr>
-          <w:lang w:val="en-US"/>
-        </w:rPr>
-      </w:pPr>
-      <w:r>
-        <w:rPr>
-          <w:lang w:val="en-US"/>
-        </w:rPr>
-        <w:t xml:space="preserve">Worked on draft manuscript for Shade use </w:t>
-      </w:r>
-      <w:r>
-        <w:rPr>
-          <w:lang w:val="en-US"/>
-        </w:rPr>
-        <w:t>project.</w:t>
-      </w:r>
-    </w:p>
-    <w:p>
-      <w:pPr>
-        <w:numPr>
-          <w:ilvl w:val="0"/>
-          <w:numId w:val="2"/>
-        </w:numPr>
-        <w:rPr>
-          <w:lang w:val="en-US"/>
-        </w:rPr>
-      </w:pPr>
-      <w:r>
-        <w:rPr>
-          <w:lang w:val="en-US"/>
+          <w:lang w:val="en-NZ"/>
+        </w:rPr>
+      </w:pPr>
+      <w:r>
+        <w:rPr>
+          <w:lang w:val="en-NZ"/>
+        </w:rPr>
+        <w:t>Worked on draft manuscript for Estrus detection project.</w:t>
+      </w:r>
+    </w:p>
+    <w:p>
+      <w:pPr>
+        <w:numPr>
+          <w:ilvl w:val="0"/>
+          <w:numId w:val="2"/>
+        </w:numPr>
+        <w:rPr>
+          <w:lang w:val="en-NZ"/>
+        </w:rPr>
+      </w:pPr>
+      <w:r>
+        <w:rPr>
+          <w:lang w:val="en-NZ"/>
+        </w:rPr>
+        <w:t>Worked on draft manuscript for Shade use project.</w:t>
+      </w:r>
+    </w:p>
+    <w:p>
+      <w:pPr>
+        <w:numPr>
+          <w:ilvl w:val="0"/>
+          <w:numId w:val="2"/>
+        </w:numPr>
+        <w:rPr>
+          <w:lang w:val="en-NZ"/>
+        </w:rPr>
+      </w:pPr>
+      <w:r>
+        <w:rPr>
+          <w:lang w:val="en-NZ"/>
         </w:rPr>
         <w:t>Updated Pasture Potential Tool data and app.</w:t>
       </w:r>
@@ -4636,12 +4531,12 @@
           <w:numId w:val="2"/>
         </w:numPr>
         <w:rPr>
-          <w:lang w:val="en-US"/>
-        </w:rPr>
-      </w:pPr>
-      <w:r>
-        <w:rPr>
-          <w:lang w:val="en-US"/>
+          <w:lang w:val="en-NZ"/>
+        </w:rPr>
+      </w:pPr>
+      <w:r>
+        <w:rPr>
+          <w:lang w:val="en-NZ"/>
         </w:rPr>
         <w:t>Loaded EBV and milk data for Liveweight modelling.</w:t>
       </w:r>
@@ -4650,12 +4545,12 @@
       <w:pPr>
         <w:pStyle w:val="Heading2"/>
         <w:rPr>
-          <w:lang w:val="en-US"/>
-        </w:rPr>
-      </w:pPr>
-      <w:r>
-        <w:rPr>
-          <w:lang w:val="en-US" w:eastAsia="zh-CN"/>
+          <w:lang w:val="en-NZ"/>
+        </w:rPr>
+      </w:pPr>
+      <w:r>
+        <w:rPr>
+          <w:lang w:val="en-NZ" w:eastAsia="zh-CN"/>
         </w:rPr>
         <w:t>May 2025</w:t>
       </w:r>
@@ -4667,30 +4562,30 @@
           <w:numId w:val="2"/>
         </w:numPr>
         <w:rPr>
-          <w:lang w:val="en-US"/>
-        </w:rPr>
-      </w:pPr>
-      <w:r>
-        <w:rPr>
-          <w:lang w:val="en-US"/>
+          <w:lang w:val="en-NZ"/>
+        </w:rPr>
+      </w:pPr>
+      <w:r>
+        <w:rPr>
+          <w:lang w:val="en-NZ"/>
         </w:rPr>
         <w:t xml:space="preserve">Incorporated </w:t>
       </w:r>
       <w:r>
         <w:rPr>
-          <w:lang w:val="en-US"/>
+          <w:lang w:val="en-NZ"/>
         </w:rPr>
         <w:t>EBV and milk data for Liveweight modelling</w:t>
       </w:r>
       <w:r>
         <w:rPr>
-          <w:lang w:val="en-US"/>
+          <w:lang w:val="en-NZ"/>
         </w:rPr>
         <w:t xml:space="preserve"> Milestone 6</w:t>
       </w:r>
       <w:r>
         <w:rPr>
-          <w:lang w:val="en-US"/>
+          <w:lang w:val="en-NZ"/>
         </w:rPr>
         <w:t>.</w:t>
       </w:r>
@@ -4702,12 +4597,12 @@
           <w:numId w:val="2"/>
         </w:numPr>
         <w:rPr>
-          <w:lang w:val="en-US"/>
-        </w:rPr>
-      </w:pPr>
-      <w:r>
-        <w:rPr>
-          <w:lang w:val="en-US"/>
+          <w:lang w:val="en-NZ"/>
+        </w:rPr>
+      </w:pPr>
+      <w:r>
+        <w:rPr>
+          <w:lang w:val="en-NZ"/>
         </w:rPr>
         <w:t xml:space="preserve">Worked on Estrus detection modelling paper. </w:t>
       </w:r>
@@ -4719,12 +4614,12 @@
           <w:numId w:val="2"/>
         </w:numPr>
         <w:rPr>
-          <w:lang w:val="en-US"/>
-        </w:rPr>
-      </w:pPr>
-      <w:r>
-        <w:rPr>
-          <w:lang w:val="en-US"/>
+          <w:lang w:val="en-NZ"/>
+        </w:rPr>
+      </w:pPr>
+      <w:r>
+        <w:rPr>
+          <w:lang w:val="en-NZ"/>
         </w:rPr>
         <w:t>Submitted Shade paper to JDS.</w:t>
       </w:r>
@@ -4736,12 +4631,12 @@
           <w:numId w:val="2"/>
         </w:numPr>
         <w:rPr>
-          <w:lang w:val="en-US"/>
-        </w:rPr>
-      </w:pPr>
-      <w:r>
-        <w:rPr>
-          <w:lang w:val="en-US"/>
+          <w:lang w:val="en-NZ"/>
+        </w:rPr>
+      </w:pPr>
+      <w:r>
+        <w:rPr>
+          <w:lang w:val="en-NZ"/>
         </w:rPr>
         <w:t>Developed back calculation code for Pasture Tools.</w:t>
       </w:r>
@@ -4753,38 +4648,38 @@
           <w:numId w:val="2"/>
         </w:numPr>
         <w:rPr>
-          <w:lang w:val="en-US"/>
-        </w:rPr>
-      </w:pPr>
-      <w:r>
-        <w:rPr>
-          <w:lang w:val="en-US"/>
+          <w:lang w:val="en-NZ"/>
+        </w:rPr>
+      </w:pPr>
+      <w:r>
+        <w:rPr>
+          <w:lang w:val="en-NZ"/>
         </w:rPr>
         <w:t xml:space="preserve">Explored </w:t>
       </w:r>
       <w:proofErr w:type="spellStart"/>
       <w:r>
         <w:rPr>
-          <w:lang w:val="en-US"/>
+          <w:lang w:val="en-NZ"/>
         </w:rPr>
         <w:t>Smaxtec</w:t>
       </w:r>
       <w:proofErr w:type="spellEnd"/>
       <w:r>
         <w:rPr>
-          <w:lang w:val="en-US"/>
+          <w:lang w:val="en-NZ"/>
         </w:rPr>
         <w:t xml:space="preserve"> drinking data</w:t>
       </w:r>
       <w:r>
         <w:rPr>
-          <w:lang w:val="en-US"/>
+          <w:lang w:val="en-NZ"/>
         </w:rPr>
         <w:t xml:space="preserve"> for Jane Kay</w:t>
       </w:r>
       <w:r>
         <w:rPr>
-          <w:lang w:val="en-US"/>
+          <w:lang w:val="en-NZ"/>
         </w:rPr>
         <w:t>.</w:t>
       </w:r>
@@ -4792,7 +4687,7 @@
     <w:p>
       <w:pPr>
         <w:rPr>
-          <w:lang w:val="en-US"/>
+          <w:lang w:val="en-NZ"/>
         </w:rPr>
       </w:pPr>
     </w:p>
@@ -4800,24 +4695,24 @@
       <w:pPr>
         <w:pStyle w:val="Heading1"/>
         <w:rPr>
-          <w:lang w:val="en-US"/>
-        </w:rPr>
-      </w:pPr>
-      <w:r>
-        <w:rPr>
-          <w:lang w:val="en-US" w:eastAsia="zh-CN"/>
+          <w:lang w:val="en-NZ"/>
+        </w:rPr>
+      </w:pPr>
+      <w:r>
+        <w:rPr>
+          <w:lang w:val="en-NZ" w:eastAsia="zh-CN"/>
         </w:rPr>
         <w:t xml:space="preserve">Summary </w:t>
       </w:r>
       <w:r>
         <w:rPr>
-          <w:lang w:val="en-US" w:eastAsia="zh-CN"/>
+          <w:lang w:val="en-NZ" w:eastAsia="zh-CN"/>
         </w:rPr>
         <w:t>2024-</w:t>
       </w:r>
       <w:r>
         <w:rPr>
-          <w:lang w:val="en-US" w:eastAsia="zh-CN"/>
+          <w:lang w:val="en-NZ" w:eastAsia="zh-CN"/>
         </w:rPr>
         <w:t>2025</w:t>
       </w:r>
@@ -4848,12 +4743,12 @@
           <w:p>
             <w:pPr>
               <w:rPr>
-                <w:lang w:val="en-US"/>
-              </w:rPr>
-            </w:pPr>
-            <w:r>
-              <w:rPr>
-                <w:lang w:val="en-US"/>
+                <w:lang w:val="en-NZ"/>
+              </w:rPr>
+            </w:pPr>
+            <w:r>
+              <w:rPr>
+                <w:lang w:val="en-NZ"/>
               </w:rPr>
               <w:t>Main projects 2024-2025</w:t>
             </w:r>
@@ -4866,12 +4761,12 @@
           <w:p>
             <w:pPr>
               <w:rPr>
-                <w:lang w:val="en-US"/>
-              </w:rPr>
-            </w:pPr>
-            <w:r>
-              <w:rPr>
-                <w:lang w:val="en-US"/>
+                <w:lang w:val="en-NZ"/>
+              </w:rPr>
+            </w:pPr>
+            <w:r>
+              <w:rPr>
+                <w:lang w:val="en-NZ"/>
               </w:rPr>
               <w:t>Hours</w:t>
             </w:r>
@@ -4884,12 +4779,12 @@
           <w:p>
             <w:pPr>
               <w:rPr>
-                <w:lang w:val="en-US"/>
-              </w:rPr>
-            </w:pPr>
-            <w:r>
-              <w:rPr>
-                <w:lang w:val="en-US"/>
+                <w:lang w:val="en-NZ"/>
+              </w:rPr>
+            </w:pPr>
+            <w:r>
+              <w:rPr>
+                <w:lang w:val="en-NZ"/>
               </w:rPr>
               <w:t>Deliverables</w:t>
             </w:r>
@@ -4904,12 +4799,12 @@
           <w:p>
             <w:pPr>
               <w:rPr>
-                <w:lang w:val="en-US"/>
-              </w:rPr>
-            </w:pPr>
-            <w:r>
-              <w:rPr>
-                <w:lang w:val="en-US"/>
+                <w:lang w:val="en-NZ"/>
+              </w:rPr>
+            </w:pPr>
+            <w:r>
+              <w:rPr>
+                <w:lang w:val="en-NZ"/>
               </w:rPr>
               <w:t>Comfort</w:t>
             </w:r>
@@ -4922,32 +4817,32 @@
           <w:p>
             <w:pPr>
               <w:rPr>
-                <w:lang w:val="en-US"/>
-              </w:rPr>
-            </w:pPr>
-            <w:r>
-              <w:rPr>
-                <w:lang w:val="en-US"/>
+                <w:lang w:val="en-NZ"/>
+              </w:rPr>
+            </w:pPr>
+            <w:r>
+              <w:rPr>
+                <w:lang w:val="en-NZ"/>
               </w:rPr>
               <w:t>191</w:t>
             </w:r>
             <w:r>
               <w:rPr>
-                <w:lang w:val="en-US"/>
+                <w:lang w:val="en-NZ"/>
               </w:rPr>
               <w:t xml:space="preserve"> (+430 </w:t>
             </w:r>
             <w:proofErr w:type="spellStart"/>
             <w:r>
               <w:rPr>
-                <w:lang w:val="en-US"/>
+                <w:lang w:val="en-NZ"/>
               </w:rPr>
               <w:t>prev</w:t>
             </w:r>
             <w:proofErr w:type="spellEnd"/>
             <w:r>
               <w:rPr>
-                <w:lang w:val="en-US"/>
+                <w:lang w:val="en-NZ"/>
               </w:rPr>
               <w:t>)</w:t>
             </w:r>
@@ -4960,12 +4855,12 @@
           <w:p>
             <w:pPr>
               <w:rPr>
-                <w:lang w:val="en-US"/>
-              </w:rPr>
-            </w:pPr>
-            <w:r>
-              <w:rPr>
-                <w:lang w:val="en-US"/>
+                <w:lang w:val="en-NZ"/>
+              </w:rPr>
+            </w:pPr>
+            <w:r>
+              <w:rPr>
+                <w:lang w:val="en-NZ"/>
               </w:rPr>
               <w:t>Deep South Heat Stress Paper for Animal Production Science</w:t>
             </w:r>
@@ -4973,12 +4868,12 @@
           <w:p>
             <w:pPr>
               <w:rPr>
-                <w:lang w:val="en-US"/>
-              </w:rPr>
-            </w:pPr>
-            <w:r>
-              <w:rPr>
-                <w:lang w:val="en-US"/>
+                <w:lang w:val="en-NZ"/>
+              </w:rPr>
+            </w:pPr>
+            <w:r>
+              <w:rPr>
+                <w:lang w:val="en-NZ"/>
               </w:rPr>
               <w:t>Two ADSS Papers</w:t>
             </w:r>
@@ -4986,12 +4881,12 @@
           <w:p>
             <w:pPr>
               <w:rPr>
-                <w:lang w:val="en-US"/>
-              </w:rPr>
-            </w:pPr>
-            <w:r>
-              <w:rPr>
-                <w:lang w:val="en-US"/>
+                <w:lang w:val="en-NZ"/>
+              </w:rPr>
+            </w:pPr>
+            <w:r>
+              <w:rPr>
+                <w:lang w:val="en-NZ"/>
               </w:rPr>
               <w:t>Presented Curiosity Session</w:t>
             </w:r>
@@ -4999,12 +4894,12 @@
           <w:p>
             <w:pPr>
               <w:rPr>
-                <w:lang w:val="en-US"/>
-              </w:rPr>
-            </w:pPr>
-            <w:r>
-              <w:rPr>
-                <w:lang w:val="en-US"/>
+                <w:lang w:val="en-NZ"/>
+              </w:rPr>
+            </w:pPr>
+            <w:r>
+              <w:rPr>
+                <w:lang w:val="en-NZ"/>
               </w:rPr>
               <w:t>Presented Staff Update</w:t>
             </w:r>
@@ -5019,12 +4914,12 @@
           <w:p>
             <w:pPr>
               <w:rPr>
-                <w:lang w:val="en-US"/>
-              </w:rPr>
-            </w:pPr>
-            <w:r>
-              <w:rPr>
-                <w:lang w:val="en-US"/>
+                <w:lang w:val="en-NZ"/>
+              </w:rPr>
+            </w:pPr>
+            <w:r>
+              <w:rPr>
+                <w:lang w:val="en-NZ"/>
               </w:rPr>
               <w:t>Shade</w:t>
             </w:r>
@@ -5037,32 +4932,32 @@
           <w:p>
             <w:pPr>
               <w:rPr>
-                <w:lang w:val="en-US"/>
-              </w:rPr>
-            </w:pPr>
-            <w:r>
-              <w:rPr>
-                <w:lang w:val="en-US"/>
+                <w:lang w:val="en-NZ"/>
+              </w:rPr>
+            </w:pPr>
+            <w:r>
+              <w:rPr>
+                <w:lang w:val="en-NZ"/>
               </w:rPr>
               <w:t>175</w:t>
             </w:r>
             <w:r>
               <w:rPr>
-                <w:lang w:val="en-US"/>
+                <w:lang w:val="en-NZ"/>
               </w:rPr>
               <w:t xml:space="preserve"> (+196 </w:t>
             </w:r>
             <w:proofErr w:type="spellStart"/>
             <w:r>
               <w:rPr>
-                <w:lang w:val="en-US"/>
+                <w:lang w:val="en-NZ"/>
               </w:rPr>
               <w:t>prev</w:t>
             </w:r>
             <w:proofErr w:type="spellEnd"/>
             <w:r>
               <w:rPr>
-                <w:lang w:val="en-US"/>
+                <w:lang w:val="en-NZ"/>
               </w:rPr>
               <w:t>)</w:t>
             </w:r>
@@ -5075,18 +4970,18 @@
           <w:p>
             <w:pPr>
               <w:rPr>
-                <w:lang w:val="en-US"/>
-              </w:rPr>
-            </w:pPr>
-            <w:r>
-              <w:rPr>
-                <w:lang w:val="en-US"/>
+                <w:lang w:val="en-NZ"/>
+              </w:rPr>
+            </w:pPr>
+            <w:r>
+              <w:rPr>
+                <w:lang w:val="en-NZ"/>
               </w:rPr>
               <w:t xml:space="preserve">Shade Paper </w:t>
             </w:r>
             <w:r>
               <w:rPr>
-                <w:lang w:val="en-US"/>
+                <w:lang w:val="en-NZ"/>
               </w:rPr>
               <w:t>submitted</w:t>
             </w:r>
@@ -5101,12 +4996,12 @@
           <w:p>
             <w:pPr>
               <w:rPr>
-                <w:lang w:val="en-US"/>
-              </w:rPr>
-            </w:pPr>
-            <w:r>
-              <w:rPr>
-                <w:lang w:val="en-US"/>
+                <w:lang w:val="en-NZ"/>
+              </w:rPr>
+            </w:pPr>
+            <w:r>
+              <w:rPr>
+                <w:lang w:val="en-NZ"/>
               </w:rPr>
               <w:t>Liveweight</w:t>
             </w:r>
@@ -5119,12 +5014,12 @@
           <w:p>
             <w:pPr>
               <w:rPr>
-                <w:lang w:val="en-US"/>
-              </w:rPr>
-            </w:pPr>
-            <w:r>
-              <w:rPr>
-                <w:lang w:val="en-US"/>
+                <w:lang w:val="en-NZ"/>
+              </w:rPr>
+            </w:pPr>
+            <w:r>
+              <w:rPr>
+                <w:lang w:val="en-NZ"/>
               </w:rPr>
               <w:t>349</w:t>
             </w:r>
@@ -5137,12 +5032,12 @@
           <w:p>
             <w:pPr>
               <w:rPr>
-                <w:lang w:val="en-US"/>
-              </w:rPr>
-            </w:pPr>
-            <w:r>
-              <w:rPr>
-                <w:lang w:val="en-US"/>
+                <w:lang w:val="en-NZ"/>
+              </w:rPr>
+            </w:pPr>
+            <w:r>
+              <w:rPr>
+                <w:lang w:val="en-NZ"/>
               </w:rPr>
               <w:t>Liveweight Report for MPI</w:t>
             </w:r>
@@ -5150,12 +5045,12 @@
           <w:p>
             <w:pPr>
               <w:rPr>
-                <w:lang w:val="en-US"/>
-              </w:rPr>
-            </w:pPr>
-            <w:r>
-              <w:rPr>
-                <w:lang w:val="en-US"/>
+                <w:lang w:val="en-NZ"/>
+              </w:rPr>
+            </w:pPr>
+            <w:r>
+              <w:rPr>
+                <w:lang w:val="en-NZ"/>
               </w:rPr>
               <w:t xml:space="preserve">Assisted with two other Milestone Reports. </w:t>
             </w:r>
@@ -5170,12 +5065,12 @@
           <w:p>
             <w:pPr>
               <w:rPr>
-                <w:lang w:val="en-US"/>
-              </w:rPr>
-            </w:pPr>
-            <w:r>
-              <w:rPr>
-                <w:lang w:val="en-US"/>
+                <w:lang w:val="en-NZ"/>
+              </w:rPr>
+            </w:pPr>
+            <w:r>
+              <w:rPr>
+                <w:lang w:val="en-NZ"/>
               </w:rPr>
               <w:t>Fertility</w:t>
             </w:r>
@@ -5188,12 +5083,12 @@
           <w:p>
             <w:pPr>
               <w:rPr>
-                <w:lang w:val="en-US"/>
-              </w:rPr>
-            </w:pPr>
-            <w:r>
-              <w:rPr>
-                <w:lang w:val="en-US"/>
+                <w:lang w:val="en-NZ"/>
+              </w:rPr>
+            </w:pPr>
+            <w:r>
+              <w:rPr>
+                <w:lang w:val="en-NZ"/>
               </w:rPr>
               <w:t>380</w:t>
             </w:r>
@@ -5206,12 +5101,12 @@
           <w:p>
             <w:pPr>
               <w:rPr>
-                <w:lang w:val="en-US"/>
-              </w:rPr>
-            </w:pPr>
-            <w:r>
-              <w:rPr>
-                <w:lang w:val="en-US"/>
+                <w:lang w:val="en-NZ"/>
+              </w:rPr>
+            </w:pPr>
+            <w:r>
+              <w:rPr>
+                <w:lang w:val="en-NZ"/>
               </w:rPr>
               <w:t>Estrus detection analysis and paper</w:t>
             </w:r>
@@ -5226,12 +5121,12 @@
           <w:p>
             <w:pPr>
               <w:rPr>
-                <w:lang w:val="en-US"/>
-              </w:rPr>
-            </w:pPr>
-            <w:r>
-              <w:rPr>
-                <w:lang w:val="en-US"/>
+                <w:lang w:val="en-NZ"/>
+              </w:rPr>
+            </w:pPr>
+            <w:r>
+              <w:rPr>
+                <w:lang w:val="en-NZ"/>
               </w:rPr>
               <w:t>Other</w:t>
             </w:r>
@@ -5244,12 +5139,12 @@
           <w:p>
             <w:pPr>
               <w:rPr>
-                <w:lang w:val="en-US"/>
-              </w:rPr>
-            </w:pPr>
-            <w:r>
-              <w:rPr>
-                <w:lang w:val="en-US"/>
+                <w:lang w:val="en-NZ"/>
+              </w:rPr>
+            </w:pPr>
+            <w:r>
+              <w:rPr>
+                <w:lang w:val="en-NZ"/>
               </w:rPr>
               <w:t>554</w:t>
             </w:r>
@@ -5262,24 +5157,24 @@
           <w:p>
             <w:pPr>
               <w:rPr>
-                <w:lang w:val="en-US"/>
-              </w:rPr>
-            </w:pPr>
-            <w:r>
-              <w:rPr>
-                <w:lang w:val="en-US"/>
+                <w:lang w:val="en-NZ"/>
+              </w:rPr>
+            </w:pPr>
+            <w:r>
+              <w:rPr>
+                <w:lang w:val="en-NZ"/>
               </w:rPr>
               <w:t>Looked at Plantain data</w:t>
             </w:r>
             <w:r>
               <w:rPr>
-                <w:lang w:val="en-US"/>
+                <w:lang w:val="en-NZ"/>
               </w:rPr>
               <w:t xml:space="preserve"> and assi</w:t>
             </w:r>
             <w:r>
               <w:rPr>
-                <w:lang w:val="en-US"/>
+                <w:lang w:val="en-NZ"/>
               </w:rPr>
               <w:t>sted with paper</w:t>
             </w:r>
@@ -5287,12 +5182,12 @@
           <w:p>
             <w:pPr>
               <w:rPr>
-                <w:lang w:val="en-US"/>
-              </w:rPr>
-            </w:pPr>
-            <w:r>
-              <w:rPr>
-                <w:lang w:val="en-US"/>
+                <w:lang w:val="en-NZ"/>
+              </w:rPr>
+            </w:pPr>
+            <w:r>
+              <w:rPr>
+                <w:lang w:val="en-NZ"/>
               </w:rPr>
               <w:lastRenderedPageBreak/>
               <w:t>Updated Pasture Potential Tool</w:t>
@@ -5301,12 +5196,12 @@
           <w:p>
             <w:pPr>
               <w:rPr>
-                <w:lang w:val="en-US"/>
-              </w:rPr>
-            </w:pPr>
-            <w:r>
-              <w:rPr>
-                <w:lang w:val="en-US"/>
+                <w:lang w:val="en-NZ"/>
+              </w:rPr>
+            </w:pPr>
+            <w:r>
+              <w:rPr>
+                <w:lang w:val="en-NZ"/>
               </w:rPr>
               <w:t>Back-calculation method</w:t>
             </w:r>
@@ -5317,7 +5212,7 @@
     <w:p>
       <w:pPr>
         <w:rPr>
-          <w:lang w:val="en-US"/>
+          <w:lang w:val="en-NZ"/>
         </w:rPr>
       </w:pPr>
     </w:p>
@@ -5325,12 +5220,12 @@
       <w:pPr>
         <w:pStyle w:val="Heading2"/>
         <w:rPr>
-          <w:lang w:val="en-US"/>
-        </w:rPr>
-      </w:pPr>
-      <w:r>
-        <w:rPr>
-          <w:lang w:val="en-US" w:eastAsia="zh-CN"/>
+          <w:lang w:val="en-NZ"/>
+        </w:rPr>
+      </w:pPr>
+      <w:r>
+        <w:rPr>
+          <w:lang w:val="en-NZ" w:eastAsia="zh-CN"/>
         </w:rPr>
         <w:t>June 2025</w:t>
       </w:r>
@@ -5342,26 +5237,26 @@
           <w:numId w:val="2"/>
         </w:numPr>
         <w:rPr>
-          <w:lang w:val="en-US"/>
-        </w:rPr>
-      </w:pPr>
-      <w:r>
-        <w:rPr>
-          <w:lang w:val="en-US"/>
+          <w:lang w:val="en-NZ"/>
+        </w:rPr>
+      </w:pPr>
+      <w:r>
+        <w:rPr>
+          <w:lang w:val="en-NZ"/>
         </w:rPr>
         <w:t xml:space="preserve">Plotted </w:t>
       </w:r>
       <w:proofErr w:type="spellStart"/>
       <w:r>
         <w:rPr>
-          <w:lang w:val="en-US"/>
+          <w:lang w:val="en-NZ"/>
         </w:rPr>
         <w:t>Smaxtec</w:t>
       </w:r>
       <w:proofErr w:type="spellEnd"/>
       <w:r>
         <w:rPr>
-          <w:lang w:val="en-US"/>
+          <w:lang w:val="en-NZ"/>
         </w:rPr>
         <w:t xml:space="preserve"> drinking data for Jane Kay.</w:t>
       </w:r>
@@ -5373,96 +5268,90 @@
           <w:numId w:val="2"/>
         </w:numPr>
         <w:rPr>
-          <w:lang w:val="en-US"/>
-        </w:rPr>
-      </w:pPr>
-      <w:r>
-        <w:rPr>
-          <w:lang w:val="en-US"/>
+          <w:lang w:val="en-NZ"/>
+        </w:rPr>
+      </w:pPr>
+      <w:r>
+        <w:rPr>
+          <w:lang w:val="en-NZ"/>
         </w:rPr>
         <w:t xml:space="preserve">Incorporated </w:t>
       </w:r>
       <w:r>
         <w:rPr>
-          <w:lang w:val="en-US"/>
+          <w:lang w:val="en-NZ"/>
         </w:rPr>
         <w:t xml:space="preserve">cow </w:t>
       </w:r>
       <w:r>
         <w:rPr>
-          <w:lang w:val="en-US"/>
+          <w:lang w:val="en-NZ"/>
         </w:rPr>
         <w:t xml:space="preserve">EBV and </w:t>
       </w:r>
       <w:r>
         <w:rPr>
-          <w:lang w:val="en-US"/>
+          <w:lang w:val="en-NZ"/>
         </w:rPr>
         <w:t xml:space="preserve">herd </w:t>
       </w:r>
       <w:r>
         <w:rPr>
-          <w:lang w:val="en-US"/>
+          <w:lang w:val="en-NZ"/>
         </w:rPr>
         <w:t>milk</w:t>
       </w:r>
       <w:r>
         <w:rPr>
-          <w:lang w:val="en-US"/>
+          <w:lang w:val="en-NZ"/>
         </w:rPr>
         <w:t>solids</w:t>
       </w:r>
       <w:r>
         <w:rPr>
-          <w:lang w:val="en-US"/>
+          <w:lang w:val="en-NZ"/>
         </w:rPr>
         <w:t xml:space="preserve"> data </w:t>
       </w:r>
       <w:r>
         <w:rPr>
-          <w:lang w:val="en-US"/>
+          <w:lang w:val="en-NZ"/>
         </w:rPr>
         <w:t xml:space="preserve">into </w:t>
       </w:r>
       <w:r>
         <w:rPr>
-          <w:lang w:val="en-US"/>
+          <w:lang w:val="en-NZ"/>
         </w:rPr>
         <w:t xml:space="preserve">National </w:t>
       </w:r>
       <w:r>
         <w:rPr>
-          <w:lang w:val="en-US"/>
+          <w:lang w:val="en-NZ"/>
         </w:rPr>
         <w:t xml:space="preserve">LW model and </w:t>
       </w:r>
       <w:r>
         <w:rPr>
-          <w:lang w:val="en-US"/>
+          <w:lang w:val="en-NZ"/>
         </w:rPr>
         <w:t xml:space="preserve">delivered MPI </w:t>
       </w:r>
       <w:r>
         <w:rPr>
-          <w:lang w:val="en-US"/>
-        </w:rPr>
-        <w:t xml:space="preserve">Liveweight </w:t>
-      </w:r>
-      <w:r>
-        <w:rPr>
-          <w:lang w:val="en-US"/>
-        </w:rPr>
-        <w:t>Milestone 6</w:t>
-      </w:r>
-      <w:r>
-        <w:rPr>
-          <w:lang w:val="en-US"/>
+          <w:lang w:val="en-NZ"/>
+        </w:rPr>
+        <w:t>Liveweight Milestone 6</w:t>
+      </w:r>
+      <w:r>
+        <w:rPr>
+          <w:lang w:val="en-NZ"/>
         </w:rPr>
         <w:t xml:space="preserve"> Report</w:t>
       </w:r>
       <w:r>
         <w:rPr>
-          <w:lang w:val="en-US"/>
+          <w:lang w:val="en-NZ"/>
         </w:rPr>
         <w:t>.</w:t>
       </w:r>
@@ -5474,24 +5363,24 @@
           <w:numId w:val="2"/>
         </w:numPr>
         <w:rPr>
-          <w:lang w:val="en-US"/>
-        </w:rPr>
-      </w:pPr>
-      <w:r>
-        <w:rPr>
-          <w:lang w:val="en-US"/>
+          <w:lang w:val="en-NZ"/>
+        </w:rPr>
+      </w:pPr>
+      <w:r>
+        <w:rPr>
+          <w:lang w:val="en-NZ"/>
         </w:rPr>
         <w:t xml:space="preserve">Revised </w:t>
       </w:r>
       <w:r>
         <w:rPr>
-          <w:lang w:val="en-US"/>
+          <w:lang w:val="en-NZ"/>
         </w:rPr>
         <w:t xml:space="preserve">and resubmitted </w:t>
       </w:r>
       <w:r>
         <w:rPr>
-          <w:lang w:val="en-US"/>
+          <w:lang w:val="en-NZ"/>
         </w:rPr>
         <w:t>Shade paper for JDS.</w:t>
       </w:r>
@@ -5503,30 +5392,30 @@
           <w:numId w:val="2"/>
         </w:numPr>
         <w:rPr>
-          <w:lang w:val="en-US"/>
-        </w:rPr>
-      </w:pPr>
-      <w:r>
-        <w:rPr>
-          <w:lang w:val="en-US"/>
+          <w:lang w:val="en-NZ"/>
+        </w:rPr>
+      </w:pPr>
+      <w:r>
+        <w:rPr>
+          <w:lang w:val="en-NZ"/>
         </w:rPr>
         <w:t xml:space="preserve">Advanced Estrus prediction model </w:t>
       </w:r>
       <w:r>
         <w:rPr>
-          <w:lang w:val="en-US"/>
+          <w:lang w:val="en-NZ"/>
         </w:rPr>
         <w:t xml:space="preserve">manuscript </w:t>
       </w:r>
       <w:r>
         <w:rPr>
-          <w:lang w:val="en-US"/>
+          <w:lang w:val="en-NZ"/>
         </w:rPr>
         <w:t xml:space="preserve">for </w:t>
       </w:r>
       <w:r>
         <w:rPr>
-          <w:lang w:val="en-US"/>
+          <w:lang w:val="en-NZ"/>
         </w:rPr>
         <w:t>JDS.</w:t>
       </w:r>
@@ -5535,12 +5424,12 @@
       <w:pPr>
         <w:pStyle w:val="Heading2"/>
         <w:rPr>
-          <w:lang w:val="en-US"/>
-        </w:rPr>
-      </w:pPr>
-      <w:r>
-        <w:rPr>
-          <w:lang w:val="en-US" w:eastAsia="zh-CN"/>
+          <w:lang w:val="en-NZ"/>
+        </w:rPr>
+      </w:pPr>
+      <w:r>
+        <w:rPr>
+          <w:lang w:val="en-NZ" w:eastAsia="zh-CN"/>
         </w:rPr>
         <w:t>July 2025</w:t>
       </w:r>
@@ -5552,60 +5441,60 @@
           <w:numId w:val="2"/>
         </w:numPr>
         <w:rPr>
-          <w:lang w:val="en-US"/>
-        </w:rPr>
-      </w:pPr>
-      <w:r>
-        <w:rPr>
-          <w:lang w:val="en-US"/>
+          <w:lang w:val="en-NZ"/>
+        </w:rPr>
+      </w:pPr>
+      <w:r>
+        <w:rPr>
+          <w:lang w:val="en-NZ"/>
         </w:rPr>
         <w:t xml:space="preserve">Identified left and right censored results in Estrus </w:t>
       </w:r>
       <w:r>
         <w:rPr>
-          <w:lang w:val="en-US"/>
+          <w:lang w:val="en-NZ"/>
         </w:rPr>
         <w:t>detect</w:t>
       </w:r>
       <w:r>
         <w:rPr>
-          <w:lang w:val="en-US"/>
+          <w:lang w:val="en-NZ"/>
         </w:rPr>
         <w:t>ion model</w:t>
       </w:r>
       <w:r>
         <w:rPr>
-          <w:lang w:val="en-US"/>
+          <w:lang w:val="en-NZ"/>
         </w:rPr>
         <w:t xml:space="preserve"> and </w:t>
       </w:r>
       <w:r>
         <w:rPr>
-          <w:lang w:val="en-US"/>
+          <w:lang w:val="en-NZ"/>
         </w:rPr>
         <w:t>provided phenotypes to Melissa. A</w:t>
       </w:r>
       <w:r>
         <w:rPr>
-          <w:lang w:val="en-US"/>
+          <w:lang w:val="en-NZ"/>
         </w:rPr>
         <w:t xml:space="preserve">dvanced </w:t>
       </w:r>
       <w:r>
         <w:rPr>
-          <w:lang w:val="en-US"/>
+          <w:lang w:val="en-NZ"/>
         </w:rPr>
         <w:t xml:space="preserve">Estrus detection </w:t>
       </w:r>
       <w:r>
         <w:rPr>
-          <w:lang w:val="en-US"/>
+          <w:lang w:val="en-NZ"/>
         </w:rPr>
         <w:t>paper</w:t>
       </w:r>
       <w:r>
         <w:rPr>
-          <w:lang w:val="en-US"/>
+          <w:lang w:val="en-NZ"/>
         </w:rPr>
         <w:t>.</w:t>
       </w:r>
@@ -5617,36 +5506,36 @@
           <w:numId w:val="2"/>
         </w:numPr>
         <w:rPr>
-          <w:lang w:val="en-US"/>
-        </w:rPr>
-      </w:pPr>
-      <w:r>
-        <w:rPr>
-          <w:lang w:val="en-US"/>
+          <w:lang w:val="en-NZ"/>
+        </w:rPr>
+      </w:pPr>
+      <w:r>
+        <w:rPr>
+          <w:lang w:val="en-NZ"/>
         </w:rPr>
         <w:t>Incorporated heifers into National LW model</w:t>
       </w:r>
       <w:r>
         <w:rPr>
-          <w:lang w:val="en-US"/>
+          <w:lang w:val="en-NZ"/>
         </w:rPr>
         <w:t xml:space="preserve"> and delivered report</w:t>
       </w:r>
       <w:r>
         <w:rPr>
-          <w:lang w:val="en-US"/>
+          <w:lang w:val="en-NZ"/>
         </w:rPr>
         <w:t xml:space="preserve"> to MPI</w:t>
       </w:r>
       <w:r>
         <w:rPr>
-          <w:lang w:val="en-US"/>
+          <w:lang w:val="en-NZ"/>
         </w:rPr>
         <w:t>.</w:t>
       </w:r>
       <w:r>
         <w:rPr>
-          <w:lang w:val="en-US"/>
+          <w:lang w:val="en-NZ"/>
         </w:rPr>
         <w:t xml:space="preserve"> Tested Legendre polynomial model for liveweight.</w:t>
       </w:r>
@@ -5658,12 +5547,12 @@
           <w:numId w:val="2"/>
         </w:numPr>
         <w:rPr>
-          <w:lang w:val="en-US"/>
-        </w:rPr>
-      </w:pPr>
-      <w:r>
-        <w:rPr>
-          <w:lang w:val="en-US"/>
+          <w:lang w:val="en-NZ"/>
+        </w:rPr>
+      </w:pPr>
+      <w:r>
+        <w:rPr>
+          <w:lang w:val="en-NZ"/>
         </w:rPr>
         <w:t>Revised Pasture Backcalculation paper for Wayne.</w:t>
       </w:r>
@@ -5675,38 +5564,32 @@
           <w:numId w:val="2"/>
         </w:numPr>
         <w:rPr>
-          <w:lang w:val="en-US"/>
-        </w:rPr>
-      </w:pPr>
-      <w:r>
-        <w:rPr>
-          <w:lang w:val="en-US"/>
+          <w:lang w:val="en-NZ"/>
+        </w:rPr>
+      </w:pPr>
+      <w:r>
+        <w:rPr>
+          <w:lang w:val="en-NZ"/>
         </w:rPr>
         <w:t xml:space="preserve">Reviewed paper for </w:t>
       </w:r>
       <w:r>
         <w:rPr>
-          <w:lang w:val="en-US"/>
-        </w:rPr>
-        <w:t>Plants, People, Planet</w:t>
-      </w:r>
-      <w:r>
-        <w:rPr>
-          <w:lang w:val="en-US"/>
-        </w:rPr>
-        <w:t xml:space="preserve"> Journal.</w:t>
+          <w:lang w:val="en-NZ"/>
+        </w:rPr>
+        <w:t>Plants, People, Planet Journal.</w:t>
       </w:r>
     </w:p>
     <w:p>
       <w:pPr>
         <w:pStyle w:val="Heading2"/>
         <w:rPr>
-          <w:lang w:val="en-US"/>
-        </w:rPr>
-      </w:pPr>
-      <w:r>
-        <w:rPr>
-          <w:lang w:val="en-US" w:eastAsia="zh-CN"/>
+          <w:lang w:val="en-NZ"/>
+        </w:rPr>
+      </w:pPr>
+      <w:r>
+        <w:rPr>
+          <w:lang w:val="en-NZ" w:eastAsia="zh-CN"/>
         </w:rPr>
         <w:t>August 2025</w:t>
       </w:r>
@@ -5718,48 +5601,48 @@
           <w:numId w:val="2"/>
         </w:numPr>
         <w:rPr>
-          <w:lang w:val="en-US"/>
-        </w:rPr>
-      </w:pPr>
-      <w:r>
-        <w:rPr>
-          <w:lang w:val="en-US"/>
+          <w:lang w:val="en-NZ"/>
+        </w:rPr>
+      </w:pPr>
+      <w:r>
+        <w:rPr>
+          <w:lang w:val="en-NZ"/>
         </w:rPr>
         <w:t xml:space="preserve">Identified left and right censored results in Estrus </w:t>
       </w:r>
       <w:r>
         <w:rPr>
-          <w:lang w:val="en-US"/>
+          <w:lang w:val="en-NZ"/>
         </w:rPr>
         <w:t xml:space="preserve">detection </w:t>
       </w:r>
       <w:r>
         <w:rPr>
-          <w:lang w:val="en-US"/>
+          <w:lang w:val="en-NZ"/>
         </w:rPr>
         <w:t xml:space="preserve">model and </w:t>
       </w:r>
       <w:r>
         <w:rPr>
-          <w:lang w:val="en-US"/>
+          <w:lang w:val="en-NZ"/>
         </w:rPr>
         <w:t>provided phenotypes to Melissa. A</w:t>
       </w:r>
       <w:r>
         <w:rPr>
-          <w:lang w:val="en-US"/>
+          <w:lang w:val="en-NZ"/>
         </w:rPr>
         <w:t xml:space="preserve">dvanced </w:t>
       </w:r>
       <w:r>
         <w:rPr>
-          <w:lang w:val="en-US"/>
+          <w:lang w:val="en-NZ"/>
         </w:rPr>
         <w:t xml:space="preserve">Estrus detection </w:t>
       </w:r>
       <w:r>
         <w:rPr>
-          <w:lang w:val="en-US"/>
+          <w:lang w:val="en-NZ"/>
         </w:rPr>
         <w:t>paper.</w:t>
       </w:r>
@@ -5771,12 +5654,12 @@
           <w:numId w:val="2"/>
         </w:numPr>
         <w:rPr>
-          <w:lang w:val="en-US"/>
-        </w:rPr>
-      </w:pPr>
-      <w:r>
-        <w:rPr>
-          <w:lang w:val="en-US"/>
+          <w:lang w:val="en-NZ"/>
+        </w:rPr>
+      </w:pPr>
+      <w:r>
+        <w:rPr>
+          <w:lang w:val="en-NZ"/>
         </w:rPr>
         <w:t>Reviewed paper for Charlotte.</w:t>
       </w:r>
@@ -5788,30 +5671,30 @@
           <w:numId w:val="2"/>
         </w:numPr>
         <w:rPr>
-          <w:lang w:val="en-US"/>
-        </w:rPr>
-      </w:pPr>
-      <w:r>
-        <w:rPr>
-          <w:lang w:val="en-US"/>
+          <w:lang w:val="en-NZ"/>
+        </w:rPr>
+      </w:pPr>
+      <w:r>
+        <w:rPr>
+          <w:lang w:val="en-NZ"/>
         </w:rPr>
         <w:t>Accessed and tidied sensor data for Cow Quality of Life project</w:t>
       </w:r>
       <w:r>
         <w:rPr>
-          <w:lang w:val="en-US"/>
+          <w:lang w:val="en-NZ"/>
         </w:rPr>
         <w:t xml:space="preserve"> for Stacey. Began PCA and clustering analysis</w:t>
       </w:r>
       <w:r>
         <w:rPr>
-          <w:lang w:val="en-US"/>
+          <w:lang w:val="en-NZ"/>
         </w:rPr>
         <w:t xml:space="preserve"> and started draft paper.</w:t>
       </w:r>
       <w:r>
         <w:rPr>
-          <w:lang w:val="en-US"/>
+          <w:lang w:val="en-NZ"/>
         </w:rPr>
         <w:t xml:space="preserve"> </w:t>
       </w:r>
@@ -5823,18 +5706,18 @@
           <w:numId w:val="2"/>
         </w:numPr>
         <w:rPr>
-          <w:lang w:val="en-US"/>
-        </w:rPr>
-      </w:pPr>
-      <w:r>
-        <w:rPr>
-          <w:lang w:val="en-US"/>
+          <w:lang w:val="en-NZ"/>
+        </w:rPr>
+      </w:pPr>
+      <w:r>
+        <w:rPr>
+          <w:lang w:val="en-NZ"/>
         </w:rPr>
         <w:t>Revi</w:t>
       </w:r>
       <w:r>
         <w:rPr>
-          <w:lang w:val="en-US"/>
+          <w:lang w:val="en-NZ"/>
         </w:rPr>
         <w:t>ewed paper for MPDI Agriculture.</w:t>
       </w:r>
@@ -5846,12 +5729,12 @@
           <w:numId w:val="2"/>
         </w:numPr>
         <w:rPr>
-          <w:lang w:val="en-US"/>
-        </w:rPr>
-      </w:pPr>
-      <w:r>
-        <w:rPr>
-          <w:lang w:val="en-US"/>
+          <w:lang w:val="en-NZ"/>
+        </w:rPr>
+      </w:pPr>
+      <w:r>
+        <w:rPr>
+          <w:lang w:val="en-NZ"/>
         </w:rPr>
         <w:t>Revised Pasture Backcalculation paper for Wayne.</w:t>
       </w:r>
@@ -5863,12 +5746,12 @@
           <w:numId w:val="2"/>
         </w:numPr>
         <w:rPr>
-          <w:lang w:val="en-US"/>
-        </w:rPr>
-      </w:pPr>
-      <w:r>
-        <w:rPr>
-          <w:lang w:val="en-US"/>
+          <w:lang w:val="en-NZ"/>
+        </w:rPr>
+      </w:pPr>
+      <w:r>
+        <w:rPr>
+          <w:lang w:val="en-NZ"/>
         </w:rPr>
         <w:t>Checked collar data for phenotype comparison for Susanne.</w:t>
       </w:r>
@@ -5877,12 +5760,12 @@
       <w:pPr>
         <w:pStyle w:val="Heading2"/>
         <w:rPr>
-          <w:lang w:val="en-US"/>
-        </w:rPr>
-      </w:pPr>
-      <w:r>
-        <w:rPr>
-          <w:lang w:val="en-US" w:eastAsia="zh-CN"/>
+          <w:lang w:val="en-NZ"/>
+        </w:rPr>
+      </w:pPr>
+      <w:r>
+        <w:rPr>
+          <w:lang w:val="en-NZ" w:eastAsia="zh-CN"/>
         </w:rPr>
         <w:t>September 2025</w:t>
       </w:r>
@@ -5894,18 +5777,18 @@
           <w:numId w:val="2"/>
         </w:numPr>
         <w:rPr>
-          <w:lang w:val="en-US"/>
-        </w:rPr>
-      </w:pPr>
-      <w:r>
-        <w:rPr>
-          <w:lang w:val="en-US"/>
+          <w:lang w:val="en-NZ"/>
+        </w:rPr>
+      </w:pPr>
+      <w:r>
+        <w:rPr>
+          <w:lang w:val="en-NZ"/>
         </w:rPr>
         <w:t>Completed Estrus detection paper for JDS, internal reviews completed.</w:t>
       </w:r>
       <w:r>
         <w:rPr>
-          <w:lang w:val="en-US"/>
+          <w:lang w:val="en-NZ"/>
         </w:rPr>
         <w:t xml:space="preserve"> Waiting for Claire.</w:t>
       </w:r>
@@ -5917,12 +5800,12 @@
           <w:numId w:val="2"/>
         </w:numPr>
         <w:rPr>
-          <w:lang w:val="en-US"/>
-        </w:rPr>
-      </w:pPr>
-      <w:r>
-        <w:rPr>
-          <w:lang w:val="en-US"/>
+          <w:lang w:val="en-NZ"/>
+        </w:rPr>
+      </w:pPr>
+      <w:r>
+        <w:rPr>
+          <w:lang w:val="en-NZ"/>
         </w:rPr>
         <w:t>Reviewed paper for Lucy.</w:t>
       </w:r>
@@ -5934,30 +5817,30 @@
           <w:numId w:val="2"/>
         </w:numPr>
         <w:rPr>
-          <w:lang w:val="en-US"/>
-        </w:rPr>
-      </w:pPr>
-      <w:r>
-        <w:rPr>
-          <w:lang w:val="en-US"/>
+          <w:lang w:val="en-NZ"/>
+        </w:rPr>
+      </w:pPr>
+      <w:r>
+        <w:rPr>
+          <w:lang w:val="en-NZ"/>
         </w:rPr>
         <w:t xml:space="preserve">Imputation and </w:t>
       </w:r>
       <w:r>
         <w:rPr>
-          <w:lang w:val="en-US"/>
+          <w:lang w:val="en-NZ"/>
         </w:rPr>
         <w:t xml:space="preserve">LPA </w:t>
       </w:r>
       <w:r>
         <w:rPr>
-          <w:lang w:val="en-US"/>
+          <w:lang w:val="en-NZ"/>
         </w:rPr>
         <w:t xml:space="preserve">for Cow Quality of Life project for Stacey. </w:t>
       </w:r>
       <w:r>
         <w:rPr>
-          <w:lang w:val="en-US"/>
+          <w:lang w:val="en-NZ"/>
         </w:rPr>
         <w:t>Drafted paper.</w:t>
       </w:r>
@@ -5969,12 +5852,12 @@
           <w:numId w:val="2"/>
         </w:numPr>
         <w:rPr>
-          <w:lang w:val="en-US"/>
-        </w:rPr>
-      </w:pPr>
-      <w:r>
-        <w:rPr>
-          <w:lang w:val="en-US"/>
+          <w:lang w:val="en-NZ"/>
+        </w:rPr>
+      </w:pPr>
+      <w:r>
+        <w:rPr>
+          <w:lang w:val="en-NZ"/>
         </w:rPr>
         <w:t>Revised Pasture Backcalculation paper for Wayne.</w:t>
       </w:r>
@@ -5986,12 +5869,12 @@
           <w:numId w:val="2"/>
         </w:numPr>
         <w:rPr>
-          <w:lang w:val="en-US"/>
-        </w:rPr>
-      </w:pPr>
-      <w:r>
-        <w:rPr>
-          <w:lang w:val="en-US"/>
+          <w:lang w:val="en-NZ"/>
+        </w:rPr>
+      </w:pPr>
+      <w:r>
+        <w:rPr>
+          <w:lang w:val="en-NZ"/>
         </w:rPr>
         <w:t>Wrote up collar data analysis for Susanne.</w:t>
       </w:r>
@@ -6003,18 +5886,18 @@
           <w:numId w:val="2"/>
         </w:numPr>
         <w:rPr>
-          <w:lang w:val="en-US"/>
-        </w:rPr>
-      </w:pPr>
-      <w:r>
-        <w:rPr>
-          <w:lang w:val="en-US"/>
+          <w:lang w:val="en-NZ"/>
+        </w:rPr>
+      </w:pPr>
+      <w:r>
+        <w:rPr>
+          <w:lang w:val="en-NZ"/>
         </w:rPr>
         <w:t>Started draft paper for Liveweight</w:t>
       </w:r>
       <w:r>
         <w:rPr>
-          <w:lang w:val="en-US"/>
+          <w:lang w:val="en-NZ"/>
         </w:rPr>
         <w:t xml:space="preserve"> Project.</w:t>
       </w:r>
@@ -6023,12 +5906,12 @@
       <w:pPr>
         <w:pStyle w:val="Heading2"/>
         <w:rPr>
-          <w:lang w:val="en-US"/>
-        </w:rPr>
-      </w:pPr>
-      <w:r>
-        <w:rPr>
-          <w:lang w:val="en-US" w:eastAsia="zh-CN"/>
+          <w:lang w:val="en-NZ"/>
+        </w:rPr>
+      </w:pPr>
+      <w:r>
+        <w:rPr>
+          <w:lang w:val="en-NZ" w:eastAsia="zh-CN"/>
         </w:rPr>
         <w:t>October 2025</w:t>
       </w:r>
@@ -6040,30 +5923,30 @@
           <w:numId w:val="2"/>
         </w:numPr>
         <w:rPr>
-          <w:lang w:val="en-US"/>
-        </w:rPr>
-      </w:pPr>
-      <w:r>
-        <w:rPr>
-          <w:lang w:val="en-US"/>
+          <w:lang w:val="en-NZ"/>
+        </w:rPr>
+      </w:pPr>
+      <w:r>
+        <w:rPr>
+          <w:lang w:val="en-NZ"/>
         </w:rPr>
         <w:t xml:space="preserve">Submitted </w:t>
       </w:r>
       <w:r>
         <w:rPr>
-          <w:lang w:val="en-US"/>
+          <w:lang w:val="en-NZ"/>
         </w:rPr>
         <w:t xml:space="preserve">Estrus detection paper </w:t>
       </w:r>
       <w:r>
         <w:rPr>
-          <w:lang w:val="en-US"/>
+          <w:lang w:val="en-NZ"/>
         </w:rPr>
         <w:t xml:space="preserve">to </w:t>
       </w:r>
       <w:r>
         <w:rPr>
-          <w:lang w:val="en-US"/>
+          <w:lang w:val="en-NZ"/>
         </w:rPr>
         <w:t>JDS.</w:t>
       </w:r>
@@ -6075,12 +5958,12 @@
           <w:numId w:val="2"/>
         </w:numPr>
         <w:rPr>
-          <w:lang w:val="en-US"/>
-        </w:rPr>
-      </w:pPr>
-      <w:r>
-        <w:rPr>
-          <w:lang w:val="en-US"/>
+          <w:lang w:val="en-NZ"/>
+        </w:rPr>
+      </w:pPr>
+      <w:r>
+        <w:rPr>
+          <w:lang w:val="en-NZ"/>
         </w:rPr>
         <w:t>Imputation and LPA for Cow Quality of Life project for Stacey. Drafted paper.</w:t>
       </w:r>
@@ -6092,12 +5975,12 @@
           <w:numId w:val="2"/>
         </w:numPr>
         <w:rPr>
-          <w:lang w:val="en-US"/>
-        </w:rPr>
-      </w:pPr>
-      <w:r>
-        <w:rPr>
-          <w:lang w:val="en-US"/>
+          <w:lang w:val="en-NZ"/>
+        </w:rPr>
+      </w:pPr>
+      <w:r>
+        <w:rPr>
+          <w:lang w:val="en-NZ"/>
         </w:rPr>
         <w:t>Annual leave in China and Malaysia.</w:t>
       </w:r>
@@ -6106,12 +5989,12 @@
       <w:pPr>
         <w:pStyle w:val="Heading2"/>
         <w:rPr>
-          <w:lang w:val="en-US"/>
-        </w:rPr>
-      </w:pPr>
-      <w:r>
-        <w:rPr>
-          <w:lang w:val="en-US" w:eastAsia="zh-CN"/>
+          <w:lang w:val="en-NZ"/>
+        </w:rPr>
+      </w:pPr>
+      <w:r>
+        <w:rPr>
+          <w:lang w:val="en-NZ" w:eastAsia="zh-CN"/>
         </w:rPr>
         <w:lastRenderedPageBreak/>
         <w:t>November 2025</w:t>
@@ -6124,30 +6007,30 @@
           <w:numId w:val="2"/>
         </w:numPr>
         <w:rPr>
-          <w:lang w:val="en-US"/>
-        </w:rPr>
-      </w:pPr>
-      <w:r>
-        <w:rPr>
-          <w:lang w:val="en-US"/>
+          <w:lang w:val="en-NZ"/>
+        </w:rPr>
+      </w:pPr>
+      <w:r>
+        <w:rPr>
+          <w:lang w:val="en-NZ"/>
         </w:rPr>
         <w:t>LPA p</w:t>
       </w:r>
       <w:r>
         <w:rPr>
-          <w:lang w:val="en-US"/>
+          <w:lang w:val="en-NZ"/>
         </w:rPr>
         <w:t>rofile analysis</w:t>
       </w:r>
       <w:r>
         <w:rPr>
-          <w:lang w:val="en-US"/>
+          <w:lang w:val="en-NZ"/>
         </w:rPr>
         <w:t xml:space="preserve"> and writing up</w:t>
       </w:r>
       <w:r>
         <w:rPr>
-          <w:lang w:val="en-US"/>
+          <w:lang w:val="en-NZ"/>
         </w:rPr>
         <w:t xml:space="preserve"> for Cow Quality of Life project for Stacey.</w:t>
       </w:r>
@@ -6159,12 +6042,12 @@
           <w:numId w:val="2"/>
         </w:numPr>
         <w:rPr>
-          <w:lang w:val="en-US"/>
-        </w:rPr>
-      </w:pPr>
-      <w:r>
-        <w:rPr>
-          <w:lang w:val="en-US"/>
+          <w:lang w:val="en-NZ"/>
+        </w:rPr>
+      </w:pPr>
+      <w:r>
+        <w:rPr>
+          <w:lang w:val="en-NZ"/>
         </w:rPr>
         <w:t>Started liveweight paper for MPI.</w:t>
       </w:r>
@@ -6176,12 +6059,12 @@
           <w:numId w:val="2"/>
         </w:numPr>
         <w:rPr>
-          <w:lang w:val="en-US"/>
-        </w:rPr>
-      </w:pPr>
-      <w:r>
-        <w:rPr>
-          <w:lang w:val="en-US"/>
+          <w:lang w:val="en-NZ"/>
+        </w:rPr>
+      </w:pPr>
+      <w:r>
+        <w:rPr>
+          <w:lang w:val="en-NZ"/>
         </w:rPr>
         <w:t>Prepared estrus detection conference talk for Precision Dairy Conference.</w:t>
       </w:r>
@@ -6193,141 +6076,242 @@
           <w:numId w:val="2"/>
         </w:numPr>
         <w:rPr>
-          <w:lang w:val="en-US"/>
-        </w:rPr>
-      </w:pPr>
-      <w:r>
-        <w:rPr>
-          <w:lang w:val="en-US"/>
-        </w:rPr>
-        <w:t xml:space="preserve">Prepared </w:t>
-      </w:r>
-      <w:r>
-        <w:rPr>
-          <w:lang w:val="en-US"/>
-        </w:rPr>
-        <w:t xml:space="preserve">shade modelling </w:t>
-      </w:r>
-      <w:r>
-        <w:rPr>
-          <w:lang w:val="en-US"/>
-        </w:rPr>
-        <w:t>conference talk for Precision Dairy Conference.</w:t>
+          <w:lang w:val="en-NZ"/>
+        </w:rPr>
+      </w:pPr>
+      <w:r>
+        <w:rPr>
+          <w:lang w:val="en-NZ"/>
+        </w:rPr>
+        <w:t>Prepared shade modelling conference talk for Precision Dairy Conference.</w:t>
       </w:r>
     </w:p>
     <w:p>
       <w:pPr>
         <w:pStyle w:val="Heading2"/>
         <w:rPr>
-          <w:lang w:val="en-US"/>
-        </w:rPr>
-      </w:pPr>
-      <w:r>
-        <w:rPr>
-          <w:lang w:val="en-US" w:eastAsia="zh-CN"/>
-        </w:rPr>
-        <w:t>Dec</w:t>
-      </w:r>
-      <w:r>
-        <w:rPr>
-          <w:lang w:val="en-US" w:eastAsia="zh-CN"/>
-        </w:rPr>
-        <w:t>ember 2025</w:t>
-      </w:r>
-    </w:p>
-    <w:p>
-      <w:pPr>
-        <w:numPr>
-          <w:ilvl w:val="0"/>
-          <w:numId w:val="2"/>
-        </w:numPr>
-        <w:rPr>
-          <w:lang w:val="en-US"/>
-        </w:rPr>
-      </w:pPr>
-      <w:r>
-        <w:rPr>
-          <w:lang w:val="en-US"/>
-        </w:rPr>
-        <w:t xml:space="preserve">Presented </w:t>
-      </w:r>
-      <w:r>
-        <w:rPr>
-          <w:lang w:val="en-US"/>
-        </w:rPr>
-        <w:t xml:space="preserve">estrus detection conference talk </w:t>
-      </w:r>
-      <w:r>
-        <w:rPr>
-          <w:lang w:val="en-US"/>
-        </w:rPr>
-        <w:t xml:space="preserve">at </w:t>
-      </w:r>
-      <w:r>
-        <w:rPr>
-          <w:lang w:val="en-US"/>
-        </w:rPr>
-        <w:t>Precision Dairy Conference.</w:t>
-      </w:r>
-    </w:p>
-    <w:p>
-      <w:pPr>
-        <w:numPr>
-          <w:ilvl w:val="0"/>
-          <w:numId w:val="2"/>
-        </w:numPr>
-        <w:rPr>
-          <w:lang w:val="en-US"/>
-        </w:rPr>
-      </w:pPr>
-      <w:r>
-        <w:rPr>
-          <w:lang w:val="en-US"/>
-        </w:rPr>
-        <w:t xml:space="preserve">Presented shade modelling conference talk </w:t>
-      </w:r>
-      <w:r>
-        <w:rPr>
-          <w:lang w:val="en-US"/>
-        </w:rPr>
-        <w:t xml:space="preserve">at </w:t>
-      </w:r>
-      <w:r>
-        <w:rPr>
-          <w:lang w:val="en-US"/>
-        </w:rPr>
-        <w:t>Precision Dairy Conference.</w:t>
-      </w:r>
-    </w:p>
-    <w:p>
-      <w:pPr>
-        <w:numPr>
-          <w:ilvl w:val="0"/>
-          <w:numId w:val="2"/>
-        </w:numPr>
-        <w:rPr>
-          <w:lang w:val="en-US"/>
-        </w:rPr>
-      </w:pPr>
-    </w:p>
-    <w:p>
-      <w:pPr>
-        <w:rPr>
-          <w:lang w:val="en-US"/>
-        </w:rPr>
-      </w:pPr>
-    </w:p>
-    <w:p>
-      <w:pPr>
-        <w:rPr>
-          <w:lang w:val="en-US"/>
-        </w:rPr>
-      </w:pPr>
-    </w:p>
-    <w:p>
-      <w:pPr>
-        <w:rPr>
-          <w:lang w:val="en-US"/>
+          <w:lang w:val="en-NZ"/>
+        </w:rPr>
+      </w:pPr>
+      <w:r>
+        <w:rPr>
+          <w:lang w:val="en-NZ" w:eastAsia="zh-CN"/>
+        </w:rPr>
+        <w:t>December 2025</w:t>
+      </w:r>
+    </w:p>
+    <w:p>
+      <w:pPr>
+        <w:numPr>
+          <w:ilvl w:val="0"/>
+          <w:numId w:val="2"/>
+        </w:numPr>
+        <w:rPr>
+          <w:lang w:val="en-NZ"/>
+        </w:rPr>
+      </w:pPr>
+      <w:r>
+        <w:rPr>
+          <w:lang w:val="en-NZ"/>
+        </w:rPr>
+        <w:t>Presented estrus detection conference talk at Precision Dairy Conference.</w:t>
+      </w:r>
+    </w:p>
+    <w:p>
+      <w:pPr>
+        <w:numPr>
+          <w:ilvl w:val="0"/>
+          <w:numId w:val="2"/>
+        </w:numPr>
+        <w:rPr>
+          <w:lang w:val="en-NZ"/>
+        </w:rPr>
+      </w:pPr>
+      <w:r>
+        <w:rPr>
+          <w:lang w:val="en-NZ"/>
+        </w:rPr>
+        <w:t>Presented shade modelling conference talk at Precision Dairy Conference.</w:t>
+      </w:r>
+    </w:p>
+    <w:p>
+      <w:pPr>
+        <w:numPr>
+          <w:ilvl w:val="0"/>
+          <w:numId w:val="2"/>
+        </w:numPr>
+        <w:rPr>
+          <w:lang w:val="en-NZ"/>
+        </w:rPr>
+      </w:pPr>
+      <w:r>
+        <w:rPr>
+          <w:lang w:val="en-NZ"/>
+        </w:rPr>
+        <w:t xml:space="preserve">Analysing individual </w:t>
+      </w:r>
+      <w:r>
+        <w:rPr>
+          <w:lang w:val="en-NZ"/>
+        </w:rPr>
+        <w:t xml:space="preserve">cow </w:t>
+      </w:r>
+      <w:r>
+        <w:rPr>
+          <w:lang w:val="en-NZ"/>
+        </w:rPr>
+        <w:t xml:space="preserve">shade use data </w:t>
+      </w:r>
+      <w:r>
+        <w:rPr>
+          <w:lang w:val="en-NZ"/>
+        </w:rPr>
+        <w:t>for Stacey and Paul.</w:t>
+      </w:r>
+    </w:p>
+    <w:p>
+      <w:pPr>
+        <w:numPr>
+          <w:ilvl w:val="0"/>
+          <w:numId w:val="2"/>
+        </w:numPr>
+        <w:rPr>
+          <w:lang w:val="en-NZ"/>
+        </w:rPr>
+      </w:pPr>
+      <w:r>
+        <w:rPr>
+          <w:lang w:val="en-NZ"/>
+        </w:rPr>
+        <w:t>Revising Estrus Detection paper</w:t>
+      </w:r>
+      <w:r>
+        <w:rPr>
+          <w:lang w:val="en-NZ"/>
+        </w:rPr>
+        <w:t xml:space="preserve"> for JDS (put on hold).</w:t>
+      </w:r>
+    </w:p>
+    <w:p>
+      <w:pPr>
+        <w:numPr>
+          <w:ilvl w:val="0"/>
+          <w:numId w:val="2"/>
+        </w:numPr>
+        <w:rPr>
+          <w:lang w:val="en-NZ"/>
+        </w:rPr>
+      </w:pPr>
+      <w:r>
+        <w:rPr>
+          <w:lang w:val="en-NZ"/>
+        </w:rPr>
+        <w:t xml:space="preserve">Tidied up National Liveweight </w:t>
+      </w:r>
+      <w:proofErr w:type="spellStart"/>
+      <w:r>
+        <w:rPr>
+          <w:lang w:val="en-NZ"/>
+        </w:rPr>
+        <w:t>Github</w:t>
+      </w:r>
+      <w:proofErr w:type="spellEnd"/>
+      <w:r>
+        <w:rPr>
+          <w:lang w:val="en-NZ"/>
+        </w:rPr>
+        <w:t xml:space="preserve"> documentation for MPI.</w:t>
+      </w:r>
+    </w:p>
+    <w:p>
+      <w:pPr>
+        <w:numPr>
+          <w:ilvl w:val="0"/>
+          <w:numId w:val="2"/>
+        </w:numPr>
+        <w:rPr>
+          <w:lang w:val="en-NZ"/>
+        </w:rPr>
+      </w:pPr>
+      <w:r>
+        <w:rPr>
+          <w:lang w:val="en-NZ"/>
+        </w:rPr>
+        <w:t>Preparing National Liveweight paper for MPI.</w:t>
+      </w:r>
+    </w:p>
+    <w:p>
+      <w:pPr>
+        <w:pStyle w:val="Heading2"/>
+        <w:rPr>
+          <w:lang w:val="en-NZ" w:eastAsia="zh-CN"/>
+        </w:rPr>
+      </w:pPr>
+      <w:r>
+        <w:rPr>
+          <w:lang w:val="en-NZ" w:eastAsia="zh-CN"/>
+        </w:rPr>
+        <w:t>January</w:t>
+      </w:r>
+      <w:r>
+        <w:rPr>
+          <w:lang w:val="en-NZ" w:eastAsia="zh-CN"/>
+        </w:rPr>
+        <w:t xml:space="preserve"> 202</w:t>
+      </w:r>
+      <w:r>
+        <w:rPr>
+          <w:lang w:val="en-NZ" w:eastAsia="zh-CN"/>
+        </w:rPr>
+        <w:t>6</w:t>
+      </w:r>
+    </w:p>
+    <w:p>
+      <w:pPr>
+        <w:numPr>
+          <w:ilvl w:val="0"/>
+          <w:numId w:val="2"/>
+        </w:numPr>
+        <w:rPr>
+          <w:lang w:val="en-NZ"/>
+        </w:rPr>
+      </w:pPr>
+      <w:r>
+        <w:rPr>
+          <w:lang w:val="en-NZ"/>
+        </w:rPr>
+        <w:t xml:space="preserve">Analysing individual </w:t>
+      </w:r>
+      <w:r>
+        <w:rPr>
+          <w:lang w:val="en-NZ"/>
+        </w:rPr>
+        <w:t xml:space="preserve">cow </w:t>
+      </w:r>
+      <w:r>
+        <w:rPr>
+          <w:lang w:val="en-NZ"/>
+        </w:rPr>
+        <w:t xml:space="preserve">shade use data </w:t>
+      </w:r>
+      <w:r>
+        <w:rPr>
+          <w:lang w:val="en-NZ"/>
+        </w:rPr>
+        <w:t>for Stacey and Paul.</w:t>
+      </w:r>
+    </w:p>
+    <w:p>
+      <w:pPr>
+        <w:rPr>
+          <w:lang w:val="en-NZ"/>
+        </w:rPr>
+      </w:pPr>
+    </w:p>
+    <w:p>
+      <w:pPr>
+        <w:rPr>
+          <w:lang w:val="en-NZ"/>
         </w:rPr>
       </w:pPr>
     </w:p>
@@ -6335,24 +6319,24 @@
       <w:pPr>
         <w:pStyle w:val="Heading1"/>
         <w:rPr>
-          <w:lang w:val="en-US"/>
-        </w:rPr>
-      </w:pPr>
-      <w:r>
-        <w:rPr>
-          <w:lang w:val="en-US" w:eastAsia="zh-CN"/>
+          <w:lang w:val="en-NZ"/>
+        </w:rPr>
+      </w:pPr>
+      <w:r>
+        <w:rPr>
+          <w:lang w:val="en-NZ" w:eastAsia="zh-CN"/>
         </w:rPr>
         <w:t xml:space="preserve">Summary </w:t>
       </w:r>
       <w:r>
         <w:rPr>
-          <w:lang w:val="en-US" w:eastAsia="zh-CN"/>
+          <w:lang w:val="en-NZ" w:eastAsia="zh-CN"/>
         </w:rPr>
         <w:t>2025-</w:t>
       </w:r>
       <w:r>
         <w:rPr>
-          <w:lang w:val="en-US" w:eastAsia="zh-CN"/>
+          <w:lang w:val="en-NZ" w:eastAsia="zh-CN"/>
         </w:rPr>
         <w:t>2026</w:t>
       </w:r>
@@ -6360,7 +6344,7 @@
     <w:p>
       <w:pPr>
         <w:rPr>
-          <w:lang w:val="en-US"/>
+          <w:lang w:val="en-NZ"/>
         </w:rPr>
       </w:pPr>
     </w:p>
@@ -6390,32 +6374,14 @@
           <w:p>
             <w:pPr>
               <w:rPr>
-                <w:lang w:val="en-US"/>
-              </w:rPr>
-            </w:pPr>
-            <w:r>
-              <w:rPr>
-                <w:lang w:val="en-US"/>
-              </w:rPr>
-              <w:t>Main projects 202</w:t>
-            </w:r>
-            <w:r>
-              <w:rPr>
-                <w:lang w:val="en-US"/>
-              </w:rPr>
-              <w:t>5</w:t>
-            </w:r>
-            <w:r>
-              <w:rPr>
-                <w:lang w:val="en-US"/>
-              </w:rPr>
-              <w:t>-202</w:t>
-            </w:r>
-            <w:r>
-              <w:rPr>
-                <w:lang w:val="en-US"/>
-              </w:rPr>
-              <w:t>6</w:t>
+                <w:lang w:val="en-NZ"/>
+              </w:rPr>
+            </w:pPr>
+            <w:r>
+              <w:rPr>
+                <w:lang w:val="en-NZ"/>
+              </w:rPr>
+              <w:t>Main projects 2025-2026</w:t>
             </w:r>
           </w:p>
         </w:tc>
@@ -6426,12 +6392,12 @@
           <w:p>
             <w:pPr>
               <w:rPr>
-                <w:lang w:val="en-US"/>
-              </w:rPr>
-            </w:pPr>
-            <w:r>
-              <w:rPr>
-                <w:lang w:val="en-US"/>
+                <w:lang w:val="en-NZ"/>
+              </w:rPr>
+            </w:pPr>
+            <w:r>
+              <w:rPr>
+                <w:lang w:val="en-NZ"/>
               </w:rPr>
               <w:t>Hours</w:t>
             </w:r>
@@ -6444,12 +6410,12 @@
           <w:p>
             <w:pPr>
               <w:rPr>
-                <w:lang w:val="en-US"/>
-              </w:rPr>
-            </w:pPr>
-            <w:r>
-              <w:rPr>
-                <w:lang w:val="en-US"/>
+                <w:lang w:val="en-NZ"/>
+              </w:rPr>
+            </w:pPr>
+            <w:r>
+              <w:rPr>
+                <w:lang w:val="en-NZ"/>
               </w:rPr>
               <w:t>Deliverables</w:t>
             </w:r>
@@ -6464,12 +6430,12 @@
           <w:p>
             <w:pPr>
               <w:rPr>
-                <w:lang w:val="en-US"/>
-              </w:rPr>
-            </w:pPr>
-            <w:r>
-              <w:rPr>
-                <w:lang w:val="en-US"/>
+                <w:lang w:val="en-NZ"/>
+              </w:rPr>
+            </w:pPr>
+            <w:r>
+              <w:rPr>
+                <w:lang w:val="en-NZ"/>
               </w:rPr>
               <w:t>Comfort</w:t>
             </w:r>
@@ -6482,26 +6448,26 @@
           <w:p>
             <w:pPr>
               <w:rPr>
-                <w:lang w:val="en-US"/>
-              </w:rPr>
-            </w:pPr>
-            <w:r>
-              <w:rPr>
-                <w:lang w:val="en-US"/>
+                <w:lang w:val="en-NZ"/>
+              </w:rPr>
+            </w:pPr>
+            <w:r>
+              <w:rPr>
+                <w:lang w:val="en-NZ"/>
               </w:rPr>
               <w:t xml:space="preserve">191 (+430 </w:t>
             </w:r>
             <w:proofErr w:type="spellStart"/>
             <w:r>
               <w:rPr>
-                <w:lang w:val="en-US"/>
+                <w:lang w:val="en-NZ"/>
               </w:rPr>
               <w:t>prev</w:t>
             </w:r>
             <w:proofErr w:type="spellEnd"/>
             <w:r>
               <w:rPr>
-                <w:lang w:val="en-US"/>
+                <w:lang w:val="en-NZ"/>
               </w:rPr>
               <w:t>)</w:t>
             </w:r>
@@ -6514,12 +6480,12 @@
           <w:p>
             <w:pPr>
               <w:rPr>
-                <w:lang w:val="en-US"/>
-              </w:rPr>
-            </w:pPr>
-            <w:r>
-              <w:rPr>
-                <w:lang w:val="en-US"/>
+                <w:lang w:val="en-NZ"/>
+              </w:rPr>
+            </w:pPr>
+            <w:r>
+              <w:rPr>
+                <w:lang w:val="en-NZ"/>
               </w:rPr>
               <w:t>Deep South Heat Stress Paper for Animal Production Science</w:t>
             </w:r>
@@ -6527,12 +6493,12 @@
           <w:p>
             <w:pPr>
               <w:rPr>
-                <w:lang w:val="en-US"/>
-              </w:rPr>
-            </w:pPr>
-            <w:r>
-              <w:rPr>
-                <w:lang w:val="en-US"/>
+                <w:lang w:val="en-NZ"/>
+              </w:rPr>
+            </w:pPr>
+            <w:r>
+              <w:rPr>
+                <w:lang w:val="en-NZ"/>
               </w:rPr>
               <w:t>Two ADSS Papers</w:t>
             </w:r>
@@ -6540,12 +6506,12 @@
           <w:p>
             <w:pPr>
               <w:rPr>
-                <w:lang w:val="en-US"/>
-              </w:rPr>
-            </w:pPr>
-            <w:r>
-              <w:rPr>
-                <w:lang w:val="en-US"/>
+                <w:lang w:val="en-NZ"/>
+              </w:rPr>
+            </w:pPr>
+            <w:r>
+              <w:rPr>
+                <w:lang w:val="en-NZ"/>
               </w:rPr>
               <w:t>Presented Curiosity Session</w:t>
             </w:r>
@@ -6553,12 +6519,12 @@
           <w:p>
             <w:pPr>
               <w:rPr>
-                <w:lang w:val="en-US"/>
-              </w:rPr>
-            </w:pPr>
-            <w:r>
-              <w:rPr>
-                <w:lang w:val="en-US"/>
+                <w:lang w:val="en-NZ"/>
+              </w:rPr>
+            </w:pPr>
+            <w:r>
+              <w:rPr>
+                <w:lang w:val="en-NZ"/>
               </w:rPr>
               <w:t>Presented Staff Update</w:t>
             </w:r>
@@ -6573,12 +6539,12 @@
           <w:p>
             <w:pPr>
               <w:rPr>
-                <w:lang w:val="en-US"/>
-              </w:rPr>
-            </w:pPr>
-            <w:r>
-              <w:rPr>
-                <w:lang w:val="en-US"/>
+                <w:lang w:val="en-NZ"/>
+              </w:rPr>
+            </w:pPr>
+            <w:r>
+              <w:rPr>
+                <w:lang w:val="en-NZ"/>
               </w:rPr>
               <w:t>Shade</w:t>
             </w:r>
@@ -6591,26 +6557,26 @@
           <w:p>
             <w:pPr>
               <w:rPr>
-                <w:lang w:val="en-US"/>
-              </w:rPr>
-            </w:pPr>
-            <w:r>
-              <w:rPr>
-                <w:lang w:val="en-US"/>
+                <w:lang w:val="en-NZ"/>
+              </w:rPr>
+            </w:pPr>
+            <w:r>
+              <w:rPr>
+                <w:lang w:val="en-NZ"/>
               </w:rPr>
               <w:t xml:space="preserve">175 (+196 </w:t>
             </w:r>
             <w:proofErr w:type="spellStart"/>
             <w:r>
               <w:rPr>
-                <w:lang w:val="en-US"/>
+                <w:lang w:val="en-NZ"/>
               </w:rPr>
               <w:t>prev</w:t>
             </w:r>
             <w:proofErr w:type="spellEnd"/>
             <w:r>
               <w:rPr>
-                <w:lang w:val="en-US"/>
+                <w:lang w:val="en-NZ"/>
               </w:rPr>
               <w:t>)</w:t>
             </w:r>
@@ -6623,12 +6589,12 @@
           <w:p>
             <w:pPr>
               <w:rPr>
-                <w:lang w:val="en-US"/>
-              </w:rPr>
-            </w:pPr>
-            <w:r>
-              <w:rPr>
-                <w:lang w:val="en-US"/>
+                <w:lang w:val="en-NZ"/>
+              </w:rPr>
+            </w:pPr>
+            <w:r>
+              <w:rPr>
+                <w:lang w:val="en-NZ"/>
               </w:rPr>
               <w:t xml:space="preserve">Shade Paper </w:t>
             </w:r>
@@ -6643,12 +6609,12 @@
           <w:p>
             <w:pPr>
               <w:rPr>
-                <w:lang w:val="en-US"/>
-              </w:rPr>
-            </w:pPr>
-            <w:r>
-              <w:rPr>
-                <w:lang w:val="en-US"/>
+                <w:lang w:val="en-NZ"/>
+              </w:rPr>
+            </w:pPr>
+            <w:r>
+              <w:rPr>
+                <w:lang w:val="en-NZ"/>
               </w:rPr>
               <w:t>Liveweight</w:t>
             </w:r>
@@ -6661,12 +6627,12 @@
           <w:p>
             <w:pPr>
               <w:rPr>
-                <w:lang w:val="en-US"/>
-              </w:rPr>
-            </w:pPr>
-            <w:r>
-              <w:rPr>
-                <w:lang w:val="en-US"/>
+                <w:lang w:val="en-NZ"/>
+              </w:rPr>
+            </w:pPr>
+            <w:r>
+              <w:rPr>
+                <w:lang w:val="en-NZ"/>
               </w:rPr>
               <w:t>349</w:t>
             </w:r>
@@ -6679,12 +6645,12 @@
           <w:p>
             <w:pPr>
               <w:rPr>
-                <w:lang w:val="en-US"/>
-              </w:rPr>
-            </w:pPr>
-            <w:r>
-              <w:rPr>
-                <w:lang w:val="en-US"/>
+                <w:lang w:val="en-NZ"/>
+              </w:rPr>
+            </w:pPr>
+            <w:r>
+              <w:rPr>
+                <w:lang w:val="en-NZ"/>
               </w:rPr>
               <w:t>Liveweight Report for MPI</w:t>
             </w:r>
@@ -6699,12 +6665,12 @@
           <w:p>
             <w:pPr>
               <w:rPr>
-                <w:lang w:val="en-US"/>
-              </w:rPr>
-            </w:pPr>
-            <w:r>
-              <w:rPr>
-                <w:lang w:val="en-US"/>
+                <w:lang w:val="en-NZ"/>
+              </w:rPr>
+            </w:pPr>
+            <w:r>
+              <w:rPr>
+                <w:lang w:val="en-NZ"/>
               </w:rPr>
               <w:t>Fertility</w:t>
             </w:r>
@@ -6717,12 +6683,12 @@
           <w:p>
             <w:pPr>
               <w:rPr>
-                <w:lang w:val="en-US"/>
-              </w:rPr>
-            </w:pPr>
-            <w:r>
-              <w:rPr>
-                <w:lang w:val="en-US"/>
+                <w:lang w:val="en-NZ"/>
+              </w:rPr>
+            </w:pPr>
+            <w:r>
+              <w:rPr>
+                <w:lang w:val="en-NZ"/>
               </w:rPr>
               <w:t>380</w:t>
             </w:r>
@@ -6735,12 +6701,12 @@
           <w:p>
             <w:pPr>
               <w:rPr>
-                <w:lang w:val="en-US"/>
-              </w:rPr>
-            </w:pPr>
-            <w:r>
-              <w:rPr>
-                <w:lang w:val="en-US"/>
+                <w:lang w:val="en-NZ"/>
+              </w:rPr>
+            </w:pPr>
+            <w:r>
+              <w:rPr>
+                <w:lang w:val="en-NZ"/>
               </w:rPr>
               <w:t>Estrus detection analysis and paper</w:t>
             </w:r>
@@ -6755,12 +6721,12 @@
           <w:p>
             <w:pPr>
               <w:rPr>
-                <w:lang w:val="en-US"/>
-              </w:rPr>
-            </w:pPr>
-            <w:r>
-              <w:rPr>
-                <w:lang w:val="en-US"/>
+                <w:lang w:val="en-NZ"/>
+              </w:rPr>
+            </w:pPr>
+            <w:r>
+              <w:rPr>
+                <w:lang w:val="en-NZ"/>
               </w:rPr>
               <w:t>Other</w:t>
             </w:r>
@@ -6773,12 +6739,12 @@
           <w:p>
             <w:pPr>
               <w:rPr>
-                <w:lang w:val="en-US"/>
-              </w:rPr>
-            </w:pPr>
-            <w:r>
-              <w:rPr>
-                <w:lang w:val="en-US"/>
+                <w:lang w:val="en-NZ"/>
+              </w:rPr>
+            </w:pPr>
+            <w:r>
+              <w:rPr>
+                <w:lang w:val="en-NZ"/>
               </w:rPr>
               <w:t>554</w:t>
             </w:r>
@@ -6791,12 +6757,12 @@
           <w:p>
             <w:pPr>
               <w:rPr>
-                <w:lang w:val="en-US"/>
-              </w:rPr>
-            </w:pPr>
-            <w:r>
-              <w:rPr>
-                <w:lang w:val="en-US"/>
+                <w:lang w:val="en-NZ"/>
+              </w:rPr>
+            </w:pPr>
+            <w:r>
+              <w:rPr>
+                <w:lang w:val="en-NZ"/>
               </w:rPr>
               <w:t>Looked at Plantain data</w:t>
             </w:r>
@@ -6804,12 +6770,12 @@
           <w:p>
             <w:pPr>
               <w:rPr>
-                <w:lang w:val="en-US"/>
-              </w:rPr>
-            </w:pPr>
-            <w:r>
-              <w:rPr>
-                <w:lang w:val="en-US"/>
+                <w:lang w:val="en-NZ"/>
+              </w:rPr>
+            </w:pPr>
+            <w:r>
+              <w:rPr>
+                <w:lang w:val="en-NZ"/>
               </w:rPr>
               <w:t>Updated Pasture Potential Tool</w:t>
             </w:r>
@@ -6820,14 +6786,14 @@
     <w:p>
       <w:pPr>
         <w:rPr>
-          <w:lang w:val="en-US"/>
-        </w:rPr>
-      </w:pPr>
-    </w:p>
-    <w:p>
-      <w:pPr>
-        <w:rPr>
-          <w:lang w:val="en-US"/>
+          <w:lang w:val="en-NZ"/>
+        </w:rPr>
+      </w:pPr>
+    </w:p>
+    <w:p>
+      <w:pPr>
+        <w:rPr>
+          <w:lang w:val="en-NZ"/>
         </w:rPr>
       </w:pPr>
     </w:p>
@@ -6835,12 +6801,12 @@
       <w:pPr>
         <w:pStyle w:val="Heading1"/>
         <w:rPr>
-          <w:lang w:val="en-US"/>
-        </w:rPr>
-      </w:pPr>
-      <w:r>
-        <w:rPr>
-          <w:lang w:val="en-US" w:eastAsia="zh-CN"/>
+          <w:lang w:val="en-NZ"/>
+        </w:rPr>
+      </w:pPr>
+      <w:r>
+        <w:rPr>
+          <w:lang w:val="en-NZ" w:eastAsia="zh-CN"/>
         </w:rPr>
         <w:t>Summary All Time</w:t>
       </w:r>
@@ -6871,12 +6837,12 @@
           <w:p>
             <w:pPr>
               <w:rPr>
-                <w:lang w:val="en-US"/>
-              </w:rPr>
-            </w:pPr>
-            <w:r>
-              <w:rPr>
-                <w:lang w:val="en-US"/>
+                <w:lang w:val="en-NZ"/>
+              </w:rPr>
+            </w:pPr>
+            <w:r>
+              <w:rPr>
+                <w:lang w:val="en-NZ"/>
               </w:rPr>
               <w:t xml:space="preserve">Main projects </w:t>
             </w:r>
@@ -6889,12 +6855,12 @@
           <w:p>
             <w:pPr>
               <w:rPr>
-                <w:lang w:val="en-US"/>
-              </w:rPr>
-            </w:pPr>
-            <w:r>
-              <w:rPr>
-                <w:lang w:val="en-US"/>
+                <w:lang w:val="en-NZ"/>
+              </w:rPr>
+            </w:pPr>
+            <w:r>
+              <w:rPr>
+                <w:lang w:val="en-NZ"/>
               </w:rPr>
               <w:t>Hours</w:t>
             </w:r>
@@ -6907,12 +6873,12 @@
           <w:p>
             <w:pPr>
               <w:rPr>
-                <w:lang w:val="en-US"/>
-              </w:rPr>
-            </w:pPr>
-            <w:r>
-              <w:rPr>
-                <w:lang w:val="en-US"/>
+                <w:lang w:val="en-NZ"/>
+              </w:rPr>
+            </w:pPr>
+            <w:r>
+              <w:rPr>
+                <w:lang w:val="en-NZ"/>
               </w:rPr>
               <w:t>Deliverables</w:t>
             </w:r>
@@ -6927,12 +6893,12 @@
           <w:p>
             <w:pPr>
               <w:rPr>
-                <w:lang w:val="en-US"/>
-              </w:rPr>
-            </w:pPr>
-            <w:r>
-              <w:rPr>
-                <w:lang w:val="en-US"/>
+                <w:lang w:val="en-NZ"/>
+              </w:rPr>
+            </w:pPr>
+            <w:r>
+              <w:rPr>
+                <w:lang w:val="en-NZ"/>
               </w:rPr>
               <w:t>FVI 2022-2023</w:t>
             </w:r>
@@ -6945,26 +6911,26 @@
           <w:p>
             <w:pPr>
               <w:rPr>
-                <w:lang w:val="en-US"/>
-              </w:rPr>
-            </w:pPr>
-            <w:r>
-              <w:rPr>
-                <w:lang w:val="en-US"/>
+                <w:lang w:val="en-NZ"/>
+              </w:rPr>
+            </w:pPr>
+            <w:r>
+              <w:rPr>
+                <w:lang w:val="en-NZ"/>
               </w:rPr>
               <w:t xml:space="preserve">513 (+159 </w:t>
             </w:r>
             <w:proofErr w:type="spellStart"/>
             <w:r>
               <w:rPr>
-                <w:lang w:val="en-US"/>
+                <w:lang w:val="en-NZ"/>
               </w:rPr>
               <w:t>prev</w:t>
             </w:r>
             <w:proofErr w:type="spellEnd"/>
             <w:r>
               <w:rPr>
-                <w:lang w:val="en-US"/>
+                <w:lang w:val="en-NZ"/>
               </w:rPr>
               <w:t>)</w:t>
             </w:r>
@@ -6977,12 +6943,12 @@
           <w:p>
             <w:pPr>
               <w:rPr>
-                <w:lang w:val="en-US"/>
-              </w:rPr>
-            </w:pPr>
-            <w:r>
-              <w:rPr>
-                <w:lang w:val="en-US"/>
+                <w:lang w:val="en-NZ"/>
+              </w:rPr>
+            </w:pPr>
+            <w:r>
+              <w:rPr>
+                <w:lang w:val="en-NZ"/>
               </w:rPr>
               <w:t>Developing FVI model and draft paper</w:t>
             </w:r>
@@ -6997,12 +6963,12 @@
           <w:p>
             <w:pPr>
               <w:rPr>
-                <w:lang w:val="en-US"/>
-              </w:rPr>
-            </w:pPr>
-            <w:r>
-              <w:rPr>
-                <w:lang w:val="en-US"/>
+                <w:lang w:val="en-NZ"/>
+              </w:rPr>
+            </w:pPr>
+            <w:r>
+              <w:rPr>
+                <w:lang w:val="en-NZ"/>
               </w:rPr>
               <w:t>GHG 2022-2023</w:t>
             </w:r>
@@ -7015,26 +6981,26 @@
           <w:p>
             <w:pPr>
               <w:rPr>
-                <w:lang w:val="en-US"/>
-              </w:rPr>
-            </w:pPr>
-            <w:r>
-              <w:rPr>
-                <w:lang w:val="en-US"/>
+                <w:lang w:val="en-NZ"/>
+              </w:rPr>
+            </w:pPr>
+            <w:r>
+              <w:rPr>
+                <w:lang w:val="en-NZ"/>
               </w:rPr>
               <w:t xml:space="preserve">563 (+79 </w:t>
             </w:r>
             <w:proofErr w:type="spellStart"/>
             <w:r>
               <w:rPr>
-                <w:lang w:val="en-US"/>
+                <w:lang w:val="en-NZ"/>
               </w:rPr>
               <w:t>prev</w:t>
             </w:r>
             <w:proofErr w:type="spellEnd"/>
             <w:r>
               <w:rPr>
-                <w:lang w:val="en-US"/>
+                <w:lang w:val="en-NZ"/>
               </w:rPr>
               <w:t>)</w:t>
             </w:r>
@@ -7047,12 +7013,12 @@
           <w:p>
             <w:pPr>
               <w:rPr>
-                <w:lang w:val="en-US"/>
-              </w:rPr>
-            </w:pPr>
-            <w:r>
-              <w:rPr>
-                <w:lang w:val="en-US"/>
+                <w:lang w:val="en-NZ"/>
+              </w:rPr>
+            </w:pPr>
+            <w:r>
+              <w:rPr>
+                <w:lang w:val="en-NZ"/>
               </w:rPr>
               <w:t>Feed Report for MPI</w:t>
             </w:r>
@@ -7067,13 +7033,14 @@
           <w:p>
             <w:pPr>
               <w:rPr>
-                <w:lang w:val="en-US"/>
-              </w:rPr>
-            </w:pPr>
-            <w:r>
-              <w:rPr>
-                <w:lang w:val="en-US"/>
-              </w:rPr>
+                <w:lang w:val="en-NZ"/>
+              </w:rPr>
+            </w:pPr>
+            <w:r>
+              <w:rPr>
+                <w:lang w:val="en-NZ"/>
+              </w:rPr>
+              <w:lastRenderedPageBreak/>
               <w:t>NZBIDA 2023-2024</w:t>
             </w:r>
           </w:p>
@@ -7085,26 +7052,26 @@
           <w:p>
             <w:pPr>
               <w:rPr>
-                <w:lang w:val="en-US"/>
-              </w:rPr>
-            </w:pPr>
-            <w:r>
-              <w:rPr>
-                <w:lang w:val="en-US"/>
+                <w:lang w:val="en-NZ"/>
+              </w:rPr>
+            </w:pPr>
+            <w:r>
+              <w:rPr>
+                <w:lang w:val="en-NZ"/>
               </w:rPr>
               <w:t xml:space="preserve">290 (+106 </w:t>
             </w:r>
             <w:proofErr w:type="spellStart"/>
             <w:r>
               <w:rPr>
-                <w:lang w:val="en-US"/>
+                <w:lang w:val="en-NZ"/>
               </w:rPr>
               <w:t>prev</w:t>
             </w:r>
             <w:proofErr w:type="spellEnd"/>
             <w:r>
               <w:rPr>
-                <w:lang w:val="en-US"/>
+                <w:lang w:val="en-NZ"/>
               </w:rPr>
               <w:t>)</w:t>
             </w:r>
@@ -7117,12 +7084,12 @@
           <w:p>
             <w:pPr>
               <w:rPr>
-                <w:lang w:val="en-US"/>
-              </w:rPr>
-            </w:pPr>
-            <w:r>
-              <w:rPr>
-                <w:lang w:val="en-US"/>
+                <w:lang w:val="en-NZ"/>
+              </w:rPr>
+            </w:pPr>
+            <w:r>
+              <w:rPr>
+                <w:lang w:val="en-NZ"/>
               </w:rPr>
               <w:t>JDSC Heat Stress Paper</w:t>
             </w:r>
@@ -7137,20 +7104,20 @@
           <w:p>
             <w:pPr>
               <w:rPr>
-                <w:lang w:val="en-US"/>
+                <w:lang w:val="en-NZ"/>
               </w:rPr>
             </w:pPr>
             <w:proofErr w:type="spellStart"/>
             <w:r>
               <w:rPr>
-                <w:lang w:val="en-US"/>
+                <w:lang w:val="en-NZ"/>
               </w:rPr>
               <w:t>DairyStats</w:t>
             </w:r>
             <w:proofErr w:type="spellEnd"/>
             <w:r>
               <w:rPr>
-                <w:lang w:val="en-US"/>
+                <w:lang w:val="en-NZ"/>
               </w:rPr>
               <w:t xml:space="preserve"> 2024</w:t>
             </w:r>
@@ -7163,12 +7130,12 @@
           <w:p>
             <w:pPr>
               <w:rPr>
-                <w:lang w:val="en-US"/>
-              </w:rPr>
-            </w:pPr>
-            <w:r>
-              <w:rPr>
-                <w:lang w:val="en-US"/>
+                <w:lang w:val="en-NZ"/>
+              </w:rPr>
+            </w:pPr>
+            <w:r>
+              <w:rPr>
+                <w:lang w:val="en-NZ"/>
               </w:rPr>
               <w:t>113</w:t>
             </w:r>
@@ -7181,12 +7148,12 @@
           <w:p>
             <w:pPr>
               <w:rPr>
-                <w:lang w:val="en-US"/>
-              </w:rPr>
-            </w:pPr>
-            <w:r>
-              <w:rPr>
-                <w:lang w:val="en-US"/>
+                <w:lang w:val="en-NZ"/>
+              </w:rPr>
+            </w:pPr>
+            <w:r>
+              <w:rPr>
+                <w:lang w:val="en-NZ"/>
               </w:rPr>
               <w:t>Assisted with Dairy Statistics Report</w:t>
             </w:r>
@@ -7201,12 +7168,12 @@
           <w:p>
             <w:pPr>
               <w:rPr>
-                <w:lang w:val="en-US"/>
-              </w:rPr>
-            </w:pPr>
-            <w:r>
-              <w:rPr>
-                <w:lang w:val="en-US"/>
+                <w:lang w:val="en-NZ"/>
+              </w:rPr>
+            </w:pPr>
+            <w:r>
+              <w:rPr>
+                <w:lang w:val="en-NZ"/>
               </w:rPr>
               <w:t>Comfort 2024-2025</w:t>
             </w:r>
@@ -7219,26 +7186,26 @@
           <w:p>
             <w:pPr>
               <w:rPr>
-                <w:lang w:val="en-US"/>
-              </w:rPr>
-            </w:pPr>
-            <w:r>
-              <w:rPr>
-                <w:lang w:val="en-US"/>
+                <w:lang w:val="en-NZ"/>
+              </w:rPr>
+            </w:pPr>
+            <w:r>
+              <w:rPr>
+                <w:lang w:val="en-NZ"/>
               </w:rPr>
               <w:t xml:space="preserve">191 (+430 </w:t>
             </w:r>
             <w:proofErr w:type="spellStart"/>
             <w:r>
               <w:rPr>
-                <w:lang w:val="en-US"/>
+                <w:lang w:val="en-NZ"/>
               </w:rPr>
               <w:t>prev</w:t>
             </w:r>
             <w:proofErr w:type="spellEnd"/>
             <w:r>
               <w:rPr>
-                <w:lang w:val="en-US"/>
+                <w:lang w:val="en-NZ"/>
               </w:rPr>
               <w:t>)</w:t>
             </w:r>
@@ -7251,32 +7218,25 @@
           <w:p>
             <w:pPr>
               <w:rPr>
-                <w:lang w:val="en-US"/>
-              </w:rPr>
-            </w:pPr>
-            <w:r>
-              <w:rPr>
-                <w:lang w:val="en-US"/>
-              </w:rPr>
-              <w:t xml:space="preserve">Deep South Heat Stress Paper for Animal </w:t>
-            </w:r>
-            <w:r>
-              <w:rPr>
-                <w:lang w:val="en-US"/>
-              </w:rPr>
-              <w:lastRenderedPageBreak/>
-              <w:t>Production Science</w:t>
-            </w:r>
-          </w:p>
-          <w:p>
-            <w:pPr>
-              <w:rPr>
-                <w:lang w:val="en-US"/>
-              </w:rPr>
-            </w:pPr>
-            <w:r>
-              <w:rPr>
-                <w:lang w:val="en-US"/>
+                <w:lang w:val="en-NZ"/>
+              </w:rPr>
+            </w:pPr>
+            <w:r>
+              <w:rPr>
+                <w:lang w:val="en-NZ"/>
+              </w:rPr>
+              <w:t>Deep South Heat Stress Paper for Animal Production Science</w:t>
+            </w:r>
+          </w:p>
+          <w:p>
+            <w:pPr>
+              <w:rPr>
+                <w:lang w:val="en-NZ"/>
+              </w:rPr>
+            </w:pPr>
+            <w:r>
+              <w:rPr>
+                <w:lang w:val="en-NZ"/>
               </w:rPr>
               <w:t>Two ADSS Papers</w:t>
             </w:r>
@@ -7284,12 +7244,12 @@
           <w:p>
             <w:pPr>
               <w:rPr>
-                <w:lang w:val="en-US"/>
-              </w:rPr>
-            </w:pPr>
-            <w:r>
-              <w:rPr>
-                <w:lang w:val="en-US"/>
+                <w:lang w:val="en-NZ"/>
+              </w:rPr>
+            </w:pPr>
+            <w:r>
+              <w:rPr>
+                <w:lang w:val="en-NZ"/>
               </w:rPr>
               <w:t>Presented Curiosity Session</w:t>
             </w:r>
@@ -7297,12 +7257,12 @@
           <w:p>
             <w:pPr>
               <w:rPr>
-                <w:lang w:val="en-US"/>
-              </w:rPr>
-            </w:pPr>
-            <w:r>
-              <w:rPr>
-                <w:lang w:val="en-US"/>
+                <w:lang w:val="en-NZ"/>
+              </w:rPr>
+            </w:pPr>
+            <w:r>
+              <w:rPr>
+                <w:lang w:val="en-NZ"/>
               </w:rPr>
               <w:t>Presented Staff Update</w:t>
             </w:r>
@@ -7317,14 +7277,13 @@
           <w:p>
             <w:pPr>
               <w:rPr>
-                <w:lang w:val="en-US"/>
-              </w:rPr>
-            </w:pPr>
-            <w:r>
-              <w:rPr>
-                <w:lang w:val="en-US"/>
-              </w:rPr>
-              <w:lastRenderedPageBreak/>
+                <w:lang w:val="en-NZ"/>
+              </w:rPr>
+            </w:pPr>
+            <w:r>
+              <w:rPr>
+                <w:lang w:val="en-NZ"/>
+              </w:rPr>
               <w:t>Shade 2024-2025</w:t>
             </w:r>
           </w:p>
@@ -7336,26 +7295,26 @@
           <w:p>
             <w:pPr>
               <w:rPr>
-                <w:lang w:val="en-US"/>
-              </w:rPr>
-            </w:pPr>
-            <w:r>
-              <w:rPr>
-                <w:lang w:val="en-US"/>
+                <w:lang w:val="en-NZ"/>
+              </w:rPr>
+            </w:pPr>
+            <w:r>
+              <w:rPr>
+                <w:lang w:val="en-NZ"/>
               </w:rPr>
               <w:t xml:space="preserve">175 (+196 </w:t>
             </w:r>
             <w:proofErr w:type="spellStart"/>
             <w:r>
               <w:rPr>
-                <w:lang w:val="en-US"/>
+                <w:lang w:val="en-NZ"/>
               </w:rPr>
               <w:t>prev</w:t>
             </w:r>
             <w:proofErr w:type="spellEnd"/>
             <w:r>
               <w:rPr>
-                <w:lang w:val="en-US"/>
+                <w:lang w:val="en-NZ"/>
               </w:rPr>
               <w:t>)</w:t>
             </w:r>
@@ -7368,24 +7327,24 @@
           <w:p>
             <w:pPr>
               <w:rPr>
-                <w:lang w:val="en-US"/>
-              </w:rPr>
-            </w:pPr>
-            <w:r>
-              <w:rPr>
-                <w:lang w:val="en-US"/>
+                <w:lang w:val="en-NZ"/>
+              </w:rPr>
+            </w:pPr>
+            <w:r>
+              <w:rPr>
+                <w:lang w:val="en-NZ"/>
               </w:rPr>
               <w:t xml:space="preserve">Shade Paper </w:t>
             </w:r>
             <w:r>
               <w:rPr>
-                <w:lang w:val="en-US"/>
+                <w:lang w:val="en-NZ"/>
               </w:rPr>
               <w:t xml:space="preserve">in prep </w:t>
             </w:r>
             <w:r>
               <w:rPr>
-                <w:lang w:val="en-US"/>
+                <w:lang w:val="en-NZ"/>
               </w:rPr>
               <w:t>for AABS</w:t>
             </w:r>
@@ -7400,12 +7359,12 @@
           <w:p>
             <w:pPr>
               <w:rPr>
-                <w:lang w:val="en-US"/>
-              </w:rPr>
-            </w:pPr>
-            <w:r>
-              <w:rPr>
-                <w:lang w:val="en-US"/>
+                <w:lang w:val="en-NZ"/>
+              </w:rPr>
+            </w:pPr>
+            <w:r>
+              <w:rPr>
+                <w:lang w:val="en-NZ"/>
               </w:rPr>
               <w:t>Liveweight 2025</w:t>
             </w:r>
@@ -7418,12 +7377,12 @@
           <w:p>
             <w:pPr>
               <w:rPr>
-                <w:lang w:val="en-US"/>
-              </w:rPr>
-            </w:pPr>
-            <w:r>
-              <w:rPr>
-                <w:lang w:val="en-US"/>
+                <w:lang w:val="en-NZ"/>
+              </w:rPr>
+            </w:pPr>
+            <w:r>
+              <w:rPr>
+                <w:lang w:val="en-NZ"/>
               </w:rPr>
               <w:t>349</w:t>
             </w:r>
@@ -7436,12 +7395,12 @@
           <w:p>
             <w:pPr>
               <w:rPr>
-                <w:lang w:val="en-US"/>
-              </w:rPr>
-            </w:pPr>
-            <w:r>
-              <w:rPr>
-                <w:lang w:val="en-US"/>
+                <w:lang w:val="en-NZ"/>
+              </w:rPr>
+            </w:pPr>
+            <w:r>
+              <w:rPr>
+                <w:lang w:val="en-NZ"/>
               </w:rPr>
               <w:t>Liveweight Report for MPI</w:t>
             </w:r>
@@ -7456,12 +7415,12 @@
           <w:p>
             <w:pPr>
               <w:rPr>
-                <w:lang w:val="en-US"/>
-              </w:rPr>
-            </w:pPr>
-            <w:r>
-              <w:rPr>
-                <w:lang w:val="en-US"/>
+                <w:lang w:val="en-NZ"/>
+              </w:rPr>
+            </w:pPr>
+            <w:r>
+              <w:rPr>
+                <w:lang w:val="en-NZ"/>
               </w:rPr>
               <w:t>Fertility 2025</w:t>
             </w:r>
@@ -7474,12 +7433,12 @@
           <w:p>
             <w:pPr>
               <w:rPr>
-                <w:lang w:val="en-US"/>
-              </w:rPr>
-            </w:pPr>
-            <w:r>
-              <w:rPr>
-                <w:lang w:val="en-US"/>
+                <w:lang w:val="en-NZ"/>
+              </w:rPr>
+            </w:pPr>
+            <w:r>
+              <w:rPr>
+                <w:lang w:val="en-NZ"/>
               </w:rPr>
               <w:t>380</w:t>
             </w:r>
@@ -7492,24 +7451,24 @@
           <w:p>
             <w:pPr>
               <w:rPr>
-                <w:lang w:val="en-US"/>
-              </w:rPr>
-            </w:pPr>
-            <w:r>
-              <w:rPr>
-                <w:lang w:val="en-US"/>
+                <w:lang w:val="en-NZ"/>
+              </w:rPr>
+            </w:pPr>
+            <w:r>
+              <w:rPr>
+                <w:lang w:val="en-NZ"/>
               </w:rPr>
               <w:t xml:space="preserve">Estrus Detection Paper </w:t>
             </w:r>
             <w:r>
               <w:rPr>
-                <w:lang w:val="en-US"/>
+                <w:lang w:val="en-NZ"/>
               </w:rPr>
               <w:t xml:space="preserve">in prep </w:t>
             </w:r>
             <w:r>
               <w:rPr>
-                <w:lang w:val="en-US"/>
+                <w:lang w:val="en-NZ"/>
               </w:rPr>
               <w:t>for JDS</w:t>
             </w:r>
@@ -7520,7 +7479,7 @@
     <w:p>
       <w:pPr>
         <w:rPr>
-          <w:lang w:val="en-US"/>
+          <w:lang w:val="en-NZ"/>
         </w:rPr>
       </w:pPr>
     </w:p>
@@ -11119,9 +11078,12 @@
 </file>
 
 <file path=customXml/item1.xml><?xml version="1.0" encoding="utf-8"?>
-<p:properties xmlns:p="http://schemas.microsoft.com/office/2006/metadata/properties" xmlns:xsi="http://www.w3.org/2001/XMLSchema-instance" xmlns:pc="http://schemas.microsoft.com/office/infopath/2007/PartnerControls">
-  <documentManagement/>
-</p:properties>
+<?mso-contentType ?>
+<FormTemplates xmlns="http://schemas.microsoft.com/sharepoint/v3/contenttype/forms">
+  <Display>DocumentLibraryForm</Display>
+  <Edit>DocumentLibraryForm</Edit>
+  <New>DocumentLibraryForm</New>
+</FormTemplates>
 </file>
 
 <file path=customXml/item2.xml><?xml version="1.0" encoding="utf-8"?>
@@ -11348,19 +11310,19 @@
 </file>
 
 <file path=customXml/item3.xml><?xml version="1.0" encoding="utf-8"?>
-<?mso-contentType ?>
-<FormTemplates xmlns="http://schemas.microsoft.com/sharepoint/v3/contenttype/forms">
-  <Display>DocumentLibraryForm</Display>
-  <Edit>DocumentLibraryForm</Edit>
-  <New>DocumentLibraryForm</New>
-</FormTemplates>
+<p:properties xmlns:p="http://schemas.microsoft.com/office/2006/metadata/properties" xmlns:xsi="http://www.w3.org/2001/XMLSchema-instance" xmlns:pc="http://schemas.microsoft.com/office/infopath/2007/PartnerControls">
+  <documentManagement/>
+</p:properties>
+</file>
+
+<file path=customXml/item4.xml><?xml version="1.0" encoding="utf-8"?>
+<b:Sources xmlns:b="http://schemas.openxmlformats.org/officeDocument/2006/bibliography" xmlns="http://schemas.openxmlformats.org/officeDocument/2006/bibliography" SelectedStyle="\APASixthEditionOfficeOnline.xsl" StyleName="APA" Version="6"/>
 </file>
 
 <file path=customXml/itemProps1.xml><?xml version="1.0" encoding="utf-8"?>
-<ds:datastoreItem xmlns:ds="http://schemas.openxmlformats.org/officeDocument/2006/customXml" ds:itemID="{C59321ED-58DD-410D-ADA9-7E5B29BB3755}">
+<ds:datastoreItem xmlns:ds="http://schemas.openxmlformats.org/officeDocument/2006/customXml" ds:itemID="{ACDF9856-24C0-41F6-8789-50D46F80E55A}">
   <ds:schemaRefs>
-    <ds:schemaRef ds:uri="http://schemas.microsoft.com/office/2006/metadata/properties"/>
-    <ds:schemaRef ds:uri="http://schemas.microsoft.com/office/infopath/2007/PartnerControls"/>
+    <ds:schemaRef ds:uri="http://schemas.microsoft.com/sharepoint/v3/contenttype/forms"/>
   </ds:schemaRefs>
 </ds:datastoreItem>
 </file>
@@ -11385,9 +11347,18 @@
 </file>
 
 <file path=customXml/itemProps3.xml><?xml version="1.0" encoding="utf-8"?>
-<ds:datastoreItem xmlns:ds="http://schemas.openxmlformats.org/officeDocument/2006/customXml" ds:itemID="{ACDF9856-24C0-41F6-8789-50D46F80E55A}">
+<ds:datastoreItem xmlns:ds="http://schemas.openxmlformats.org/officeDocument/2006/customXml" ds:itemID="{C59321ED-58DD-410D-ADA9-7E5B29BB3755}">
   <ds:schemaRefs>
-    <ds:schemaRef ds:uri="http://schemas.microsoft.com/sharepoint/v3/contenttype/forms"/>
+    <ds:schemaRef ds:uri="http://schemas.microsoft.com/office/2006/metadata/properties"/>
+    <ds:schemaRef ds:uri="http://schemas.microsoft.com/office/infopath/2007/PartnerControls"/>
+  </ds:schemaRefs>
+</ds:datastoreItem>
+</file>
+
+<file path=customXml/itemProps4.xml><?xml version="1.0" encoding="utf-8"?>
+<ds:datastoreItem xmlns:ds="http://schemas.openxmlformats.org/officeDocument/2006/customXml" ds:itemID="{9577627B-8807-4633-9087-77A5752D4CE6}">
+  <ds:schemaRefs>
+    <ds:schemaRef ds:uri="http://schemas.openxmlformats.org/officeDocument/2006/bibliography"/>
   </ds:schemaRefs>
 </ds:datastoreItem>
 </file>